--- a/docs/qms/evidence-2026/QMS_Word/procedures__SOP-08_Release_and_Deployment.docx
+++ b/docs/qms/evidence-2026/QMS_Word/procedures__SOP-08_Release_and_Deployment.docx
@@ -17,20 +17,20 @@
     </w:p>
     <w:tbl>
       <w:tblPr>
-        <w:tblW w:w="4622" w:type="dxa"/>
+        <w:tblW w:w="5000" w:type="pct"/>
         <w:jc w:val="left"/>
-        <w:tblInd w:w="0" w:type="dxa"/>
+        <w:tblInd w:w="-7" w:type="dxa"/>
         <w:tblLayout w:type="fixed"/>
         <w:tblCellMar>
-          <w:top w:w="28" w:type="dxa"/>
-          <w:left w:w="28" w:type="dxa"/>
-          <w:bottom w:w="28" w:type="dxa"/>
-          <w:right w:w="28" w:type="dxa"/>
+          <w:top w:w="60" w:type="dxa"/>
+          <w:left w:w="60" w:type="dxa"/>
+          <w:bottom w:w="60" w:type="dxa"/>
+          <w:right w:w="60" w:type="dxa"/>
         </w:tblCellMar>
       </w:tblPr>
       <w:tblGrid>
-        <w:gridCol w:w="1951"/>
-        <w:gridCol w:w="2671"/>
+        <w:gridCol w:w="1478"/>
+        <w:gridCol w:w="3939"/>
       </w:tblGrid>
       <w:tr>
         <w:trPr>
@@ -38,44 +38,60 @@
         </w:trPr>
         <w:tc>
           <w:tcPr>
-            <w:tcW w:w="1951" w:type="dxa"/>
-            <w:tcBorders/>
+            <w:tcW w:w="1478" w:type="dxa"/>
+            <w:tcBorders>
+              <w:top w:val="single" w:sz="6" w:space="0" w:color="BFC7D5"/>
+              <w:left w:val="single" w:sz="6" w:space="0" w:color="BFC7D5"/>
+              <w:bottom w:val="single" w:sz="2" w:space="0" w:color="BFC7D5"/>
+              <w:right w:val="single" w:sz="6" w:space="0" w:color="BFC7D5"/>
+            </w:tcBorders>
+            <w:shd w:fill="1F3A5F" w:val="clear"/>
             <w:vAlign w:val="center"/>
           </w:tcPr>
           <w:p>
             <w:pPr>
               <w:pStyle w:val="TableHeading"/>
-              <w:suppressLineNumbers/>
-              <w:shd w:fill="1F3A5F" w:val="clear"/>
-              <w:bidi w:val="0"/>
-              <w:spacing w:before="0" w:after="283"/>
-              <w:jc w:val="center"/>
-              <w:rPr/>
-            </w:pPr>
-            <w:r>
-              <w:rPr/>
+              <w:bidi w:val="0"/>
+              <w:spacing w:before="0" w:after="283"/>
+              <w:jc w:val="left"/>
+              <w:rPr>
+                <w:color w:val="FFFFFF"/>
+              </w:rPr>
+            </w:pPr>
+            <w:r>
+              <w:rPr>
+                <w:color w:val="FFFFFF"/>
+              </w:rPr>
               <w:t>Field</w:t>
             </w:r>
           </w:p>
         </w:tc>
         <w:tc>
           <w:tcPr>
-            <w:tcW w:w="2671" w:type="dxa"/>
-            <w:tcBorders/>
+            <w:tcW w:w="3939" w:type="dxa"/>
+            <w:tcBorders>
+              <w:top w:val="single" w:sz="6" w:space="0" w:color="BFC7D5"/>
+              <w:left w:val="single" w:sz="2" w:space="0" w:color="BFC7D5"/>
+              <w:bottom w:val="single" w:sz="2" w:space="0" w:color="BFC7D5"/>
+              <w:right w:val="single" w:sz="6" w:space="0" w:color="BFC7D5"/>
+            </w:tcBorders>
+            <w:shd w:fill="1F3A5F" w:val="clear"/>
             <w:vAlign w:val="center"/>
           </w:tcPr>
           <w:p>
             <w:pPr>
               <w:pStyle w:val="TableHeading"/>
-              <w:suppressLineNumbers/>
-              <w:shd w:fill="1F3A5F" w:val="clear"/>
-              <w:bidi w:val="0"/>
-              <w:spacing w:before="0" w:after="283"/>
-              <w:jc w:val="center"/>
-              <w:rPr/>
-            </w:pPr>
-            <w:r>
-              <w:rPr/>
+              <w:bidi w:val="0"/>
+              <w:spacing w:before="0" w:after="283"/>
+              <w:jc w:val="left"/>
+              <w:rPr>
+                <w:color w:val="FFFFFF"/>
+              </w:rPr>
+            </w:pPr>
+            <w:r>
+              <w:rPr>
+                <w:color w:val="FFFFFF"/>
+              </w:rPr>
               <w:t>Value</w:t>
             </w:r>
           </w:p>
@@ -85,8 +101,12 @@
         <w:trPr/>
         <w:tc>
           <w:tcPr>
-            <w:tcW w:w="1951" w:type="dxa"/>
-            <w:tcBorders/>
+            <w:tcW w:w="1478" w:type="dxa"/>
+            <w:tcBorders>
+              <w:left w:val="single" w:sz="6" w:space="0" w:color="BFC7D5"/>
+              <w:bottom w:val="single" w:sz="2" w:space="0" w:color="BFC7D5"/>
+              <w:right w:val="single" w:sz="6" w:space="0" w:color="BFC7D5"/>
+            </w:tcBorders>
             <w:vAlign w:val="center"/>
           </w:tcPr>
           <w:p>
@@ -105,8 +125,12 @@
         </w:tc>
         <w:tc>
           <w:tcPr>
-            <w:tcW w:w="2671" w:type="dxa"/>
-            <w:tcBorders/>
+            <w:tcW w:w="3939" w:type="dxa"/>
+            <w:tcBorders>
+              <w:left w:val="single" w:sz="2" w:space="0" w:color="BFC7D5"/>
+              <w:bottom w:val="single" w:sz="2" w:space="0" w:color="BFC7D5"/>
+              <w:right w:val="single" w:sz="6" w:space="0" w:color="BFC7D5"/>
+            </w:tcBorders>
             <w:vAlign w:val="center"/>
           </w:tcPr>
           <w:p>
@@ -128,8 +152,12 @@
         <w:trPr/>
         <w:tc>
           <w:tcPr>
-            <w:tcW w:w="1951" w:type="dxa"/>
-            <w:tcBorders/>
+            <w:tcW w:w="1478" w:type="dxa"/>
+            <w:tcBorders>
+              <w:left w:val="single" w:sz="6" w:space="0" w:color="BFC7D5"/>
+              <w:bottom w:val="single" w:sz="2" w:space="0" w:color="BFC7D5"/>
+              <w:right w:val="single" w:sz="6" w:space="0" w:color="BFC7D5"/>
+            </w:tcBorders>
             <w:vAlign w:val="center"/>
           </w:tcPr>
           <w:p>
@@ -148,8 +176,12 @@
         </w:tc>
         <w:tc>
           <w:tcPr>
-            <w:tcW w:w="2671" w:type="dxa"/>
-            <w:tcBorders/>
+            <w:tcW w:w="3939" w:type="dxa"/>
+            <w:tcBorders>
+              <w:left w:val="single" w:sz="2" w:space="0" w:color="BFC7D5"/>
+              <w:bottom w:val="single" w:sz="2" w:space="0" w:color="BFC7D5"/>
+              <w:right w:val="single" w:sz="6" w:space="0" w:color="BFC7D5"/>
+            </w:tcBorders>
             <w:vAlign w:val="center"/>
           </w:tcPr>
           <w:p>
@@ -171,8 +203,12 @@
         <w:trPr/>
         <w:tc>
           <w:tcPr>
-            <w:tcW w:w="1951" w:type="dxa"/>
-            <w:tcBorders/>
+            <w:tcW w:w="1478" w:type="dxa"/>
+            <w:tcBorders>
+              <w:left w:val="single" w:sz="6" w:space="0" w:color="BFC7D5"/>
+              <w:bottom w:val="single" w:sz="2" w:space="0" w:color="BFC7D5"/>
+              <w:right w:val="single" w:sz="6" w:space="0" w:color="BFC7D5"/>
+            </w:tcBorders>
             <w:vAlign w:val="center"/>
           </w:tcPr>
           <w:p>
@@ -191,8 +227,12 @@
         </w:tc>
         <w:tc>
           <w:tcPr>
-            <w:tcW w:w="2671" w:type="dxa"/>
-            <w:tcBorders/>
+            <w:tcW w:w="3939" w:type="dxa"/>
+            <w:tcBorders>
+              <w:left w:val="single" w:sz="2" w:space="0" w:color="BFC7D5"/>
+              <w:bottom w:val="single" w:sz="2" w:space="0" w:color="BFC7D5"/>
+              <w:right w:val="single" w:sz="6" w:space="0" w:color="BFC7D5"/>
+            </w:tcBorders>
             <w:vAlign w:val="center"/>
           </w:tcPr>
           <w:p>
@@ -207,7 +247,7 @@
               <w:rPr>
                 <w:rStyle w:val="Strong"/>
               </w:rPr>
-              <w:t>DRAFT — not yet approved</w:t>
+              <w:t>APPROVED</w:t>
             </w:r>
           </w:p>
         </w:tc>
@@ -216,8 +256,12 @@
         <w:trPr/>
         <w:tc>
           <w:tcPr>
-            <w:tcW w:w="1951" w:type="dxa"/>
-            <w:tcBorders/>
+            <w:tcW w:w="1478" w:type="dxa"/>
+            <w:tcBorders>
+              <w:left w:val="single" w:sz="6" w:space="0" w:color="BFC7D5"/>
+              <w:bottom w:val="single" w:sz="2" w:space="0" w:color="BFC7D5"/>
+              <w:right w:val="single" w:sz="6" w:space="0" w:color="BFC7D5"/>
+            </w:tcBorders>
             <w:vAlign w:val="center"/>
           </w:tcPr>
           <w:p>
@@ -236,21 +280,25 @@
         </w:tc>
         <w:tc>
           <w:tcPr>
-            <w:tcW w:w="2671" w:type="dxa"/>
-            <w:tcBorders/>
-            <w:vAlign w:val="center"/>
-          </w:tcPr>
-          <w:p>
-            <w:pPr>
-              <w:pStyle w:val="TableContents"/>
-              <w:bidi w:val="0"/>
-              <w:spacing w:before="0" w:after="283"/>
-              <w:jc w:val="left"/>
-              <w:rPr/>
-            </w:pPr>
-            <w:r>
-              <w:rPr/>
-              <w:t>Release Manager</w:t>
+            <w:tcW w:w="3939" w:type="dxa"/>
+            <w:tcBorders>
+              <w:left w:val="single" w:sz="2" w:space="0" w:color="BFC7D5"/>
+              <w:bottom w:val="single" w:sz="2" w:space="0" w:color="BFC7D5"/>
+              <w:right w:val="single" w:sz="6" w:space="0" w:color="BFC7D5"/>
+            </w:tcBorders>
+            <w:vAlign w:val="center"/>
+          </w:tcPr>
+          <w:p>
+            <w:pPr>
+              <w:pStyle w:val="TableContents"/>
+              <w:bidi w:val="0"/>
+              <w:spacing w:before="0" w:after="283"/>
+              <w:jc w:val="left"/>
+              <w:rPr/>
+            </w:pPr>
+            <w:r>
+              <w:rPr/>
+              <w:t>Release Manager — Lead Engineer (Richard Watson Stephen Amudha)</w:t>
             </w:r>
           </w:p>
         </w:tc>
@@ -259,8 +307,12 @@
         <w:trPr/>
         <w:tc>
           <w:tcPr>
-            <w:tcW w:w="1951" w:type="dxa"/>
-            <w:tcBorders/>
+            <w:tcW w:w="1478" w:type="dxa"/>
+            <w:tcBorders>
+              <w:left w:val="single" w:sz="6" w:space="0" w:color="BFC7D5"/>
+              <w:bottom w:val="single" w:sz="2" w:space="0" w:color="BFC7D5"/>
+              <w:right w:val="single" w:sz="6" w:space="0" w:color="BFC7D5"/>
+            </w:tcBorders>
             <w:vAlign w:val="center"/>
           </w:tcPr>
           <w:p>
@@ -279,23 +331,25 @@
         </w:tc>
         <w:tc>
           <w:tcPr>
-            <w:tcW w:w="2671" w:type="dxa"/>
-            <w:tcBorders/>
-            <w:vAlign w:val="center"/>
-          </w:tcPr>
-          <w:p>
-            <w:pPr>
-              <w:pStyle w:val="TableContents"/>
-              <w:bidi w:val="0"/>
-              <w:spacing w:before="0" w:after="283"/>
-              <w:jc w:val="left"/>
-              <w:rPr/>
-            </w:pPr>
-            <w:r>
-              <w:rPr>
-                <w:rStyle w:val="SourceText"/>
-              </w:rPr>
-              <w:t>________________________</w:t>
+            <w:tcW w:w="3939" w:type="dxa"/>
+            <w:tcBorders>
+              <w:left w:val="single" w:sz="2" w:space="0" w:color="BFC7D5"/>
+              <w:bottom w:val="single" w:sz="2" w:space="0" w:color="BFC7D5"/>
+              <w:right w:val="single" w:sz="6" w:space="0" w:color="BFC7D5"/>
+            </w:tcBorders>
+            <w:vAlign w:val="center"/>
+          </w:tcPr>
+          <w:p>
+            <w:pPr>
+              <w:pStyle w:val="TableContents"/>
+              <w:bidi w:val="0"/>
+              <w:spacing w:before="0" w:after="283"/>
+              <w:jc w:val="left"/>
+              <w:rPr/>
+            </w:pPr>
+            <w:r>
+              <w:rPr/>
+              <w:t>Anita Johan (Managing Director)</w:t>
             </w:r>
           </w:p>
         </w:tc>
@@ -304,8 +358,12 @@
         <w:trPr/>
         <w:tc>
           <w:tcPr>
-            <w:tcW w:w="1951" w:type="dxa"/>
-            <w:tcBorders/>
+            <w:tcW w:w="1478" w:type="dxa"/>
+            <w:tcBorders>
+              <w:left w:val="single" w:sz="6" w:space="0" w:color="BFC7D5"/>
+              <w:bottom w:val="single" w:sz="2" w:space="0" w:color="BFC7D5"/>
+              <w:right w:val="single" w:sz="6" w:space="0" w:color="BFC7D5"/>
+            </w:tcBorders>
             <w:vAlign w:val="center"/>
           </w:tcPr>
           <w:p>
@@ -324,23 +382,25 @@
         </w:tc>
         <w:tc>
           <w:tcPr>
-            <w:tcW w:w="2671" w:type="dxa"/>
-            <w:tcBorders/>
-            <w:vAlign w:val="center"/>
-          </w:tcPr>
-          <w:p>
-            <w:pPr>
-              <w:pStyle w:val="TableContents"/>
-              <w:bidi w:val="0"/>
-              <w:spacing w:before="0" w:after="283"/>
-              <w:jc w:val="left"/>
-              <w:rPr/>
-            </w:pPr>
-            <w:r>
-              <w:rPr>
-                <w:rStyle w:val="SourceText"/>
-              </w:rPr>
-              <w:t>____ / ____ / ________</w:t>
+            <w:tcW w:w="3939" w:type="dxa"/>
+            <w:tcBorders>
+              <w:left w:val="single" w:sz="2" w:space="0" w:color="BFC7D5"/>
+              <w:bottom w:val="single" w:sz="2" w:space="0" w:color="BFC7D5"/>
+              <w:right w:val="single" w:sz="6" w:space="0" w:color="BFC7D5"/>
+            </w:tcBorders>
+            <w:vAlign w:val="center"/>
+          </w:tcPr>
+          <w:p>
+            <w:pPr>
+              <w:pStyle w:val="TableContents"/>
+              <w:bidi w:val="0"/>
+              <w:spacing w:before="0" w:after="283"/>
+              <w:jc w:val="left"/>
+              <w:rPr/>
+            </w:pPr>
+            <w:r>
+              <w:rPr/>
+              <w:t>2026-10-07</w:t>
             </w:r>
           </w:p>
         </w:tc>
@@ -349,8 +409,12 @@
         <w:trPr/>
         <w:tc>
           <w:tcPr>
-            <w:tcW w:w="1951" w:type="dxa"/>
-            <w:tcBorders/>
+            <w:tcW w:w="1478" w:type="dxa"/>
+            <w:tcBorders>
+              <w:left w:val="single" w:sz="6" w:space="0" w:color="BFC7D5"/>
+              <w:bottom w:val="single" w:sz="2" w:space="0" w:color="BFC7D5"/>
+              <w:right w:val="single" w:sz="6" w:space="0" w:color="BFC7D5"/>
+            </w:tcBorders>
             <w:vAlign w:val="center"/>
           </w:tcPr>
           <w:p>
@@ -369,8 +433,12 @@
         </w:tc>
         <w:tc>
           <w:tcPr>
-            <w:tcW w:w="2671" w:type="dxa"/>
-            <w:tcBorders/>
+            <w:tcW w:w="3939" w:type="dxa"/>
+            <w:tcBorders>
+              <w:left w:val="single" w:sz="2" w:space="0" w:color="BFC7D5"/>
+              <w:bottom w:val="single" w:sz="2" w:space="0" w:color="BFC7D5"/>
+              <w:right w:val="single" w:sz="6" w:space="0" w:color="BFC7D5"/>
+            </w:tcBorders>
             <w:vAlign w:val="center"/>
           </w:tcPr>
           <w:p>
@@ -384,6 +452,212 @@
             <w:r>
               <w:rPr/>
               <w:t>8.5.1, 8.5.4, 8.6</w:t>
+            </w:r>
+          </w:p>
+        </w:tc>
+      </w:tr>
+      <w:tr>
+        <w:trPr/>
+        <w:tc>
+          <w:tcPr>
+            <w:tcW w:w="1478" w:type="dxa"/>
+            <w:tcBorders>
+              <w:left w:val="single" w:sz="6" w:space="0" w:color="BFC7D5"/>
+              <w:bottom w:val="single" w:sz="2" w:space="0" w:color="BFC7D5"/>
+              <w:right w:val="single" w:sz="6" w:space="0" w:color="BFC7D5"/>
+            </w:tcBorders>
+            <w:vAlign w:val="center"/>
+          </w:tcPr>
+          <w:p>
+            <w:pPr>
+              <w:pStyle w:val="TableContents"/>
+              <w:bidi w:val="0"/>
+              <w:spacing w:before="0" w:after="283"/>
+              <w:jc w:val="left"/>
+              <w:rPr/>
+            </w:pPr>
+            <w:r>
+              <w:rPr/>
+              <w:t>Prepared by</w:t>
+            </w:r>
+          </w:p>
+        </w:tc>
+        <w:tc>
+          <w:tcPr>
+            <w:tcW w:w="3939" w:type="dxa"/>
+            <w:tcBorders>
+              <w:left w:val="single" w:sz="2" w:space="0" w:color="BFC7D5"/>
+              <w:bottom w:val="single" w:sz="2" w:space="0" w:color="BFC7D5"/>
+              <w:right w:val="single" w:sz="6" w:space="0" w:color="BFC7D5"/>
+            </w:tcBorders>
+            <w:vAlign w:val="center"/>
+          </w:tcPr>
+          <w:p>
+            <w:pPr>
+              <w:pStyle w:val="TableContents"/>
+              <w:bidi w:val="0"/>
+              <w:spacing w:before="0" w:after="283"/>
+              <w:jc w:val="left"/>
+              <w:rPr/>
+            </w:pPr>
+            <w:r>
+              <w:rPr/>
+              <w:t>Richard Watson Stephen Amudha (Lead Engineer) — 2026-10-07</w:t>
+            </w:r>
+          </w:p>
+        </w:tc>
+      </w:tr>
+      <w:tr>
+        <w:trPr/>
+        <w:tc>
+          <w:tcPr>
+            <w:tcW w:w="1478" w:type="dxa"/>
+            <w:tcBorders>
+              <w:left w:val="single" w:sz="6" w:space="0" w:color="BFC7D5"/>
+              <w:bottom w:val="single" w:sz="2" w:space="0" w:color="BFC7D5"/>
+              <w:right w:val="single" w:sz="6" w:space="0" w:color="BFC7D5"/>
+            </w:tcBorders>
+            <w:vAlign w:val="center"/>
+          </w:tcPr>
+          <w:p>
+            <w:pPr>
+              <w:pStyle w:val="TableContents"/>
+              <w:bidi w:val="0"/>
+              <w:spacing w:before="0" w:after="283"/>
+              <w:jc w:val="left"/>
+              <w:rPr/>
+            </w:pPr>
+            <w:r>
+              <w:rPr/>
+              <w:t>Reviewed by</w:t>
+            </w:r>
+          </w:p>
+        </w:tc>
+        <w:tc>
+          <w:tcPr>
+            <w:tcW w:w="3939" w:type="dxa"/>
+            <w:tcBorders>
+              <w:left w:val="single" w:sz="2" w:space="0" w:color="BFC7D5"/>
+              <w:bottom w:val="single" w:sz="2" w:space="0" w:color="BFC7D5"/>
+              <w:right w:val="single" w:sz="6" w:space="0" w:color="BFC7D5"/>
+            </w:tcBorders>
+            <w:vAlign w:val="center"/>
+          </w:tcPr>
+          <w:p>
+            <w:pPr>
+              <w:pStyle w:val="TableContents"/>
+              <w:bidi w:val="0"/>
+              <w:spacing w:before="0" w:after="283"/>
+              <w:jc w:val="left"/>
+              <w:rPr/>
+            </w:pPr>
+            <w:r>
+              <w:rPr/>
+              <w:t>Alexander Peter (EchoMind Project Lead) — 2026-10-07</w:t>
+            </w:r>
+          </w:p>
+        </w:tc>
+      </w:tr>
+      <w:tr>
+        <w:trPr/>
+        <w:tc>
+          <w:tcPr>
+            <w:tcW w:w="1478" w:type="dxa"/>
+            <w:tcBorders>
+              <w:left w:val="single" w:sz="6" w:space="0" w:color="BFC7D5"/>
+              <w:bottom w:val="single" w:sz="2" w:space="0" w:color="BFC7D5"/>
+              <w:right w:val="single" w:sz="6" w:space="0" w:color="BFC7D5"/>
+            </w:tcBorders>
+            <w:vAlign w:val="center"/>
+          </w:tcPr>
+          <w:p>
+            <w:pPr>
+              <w:pStyle w:val="TableContents"/>
+              <w:bidi w:val="0"/>
+              <w:spacing w:before="0" w:after="283"/>
+              <w:jc w:val="left"/>
+              <w:rPr/>
+            </w:pPr>
+            <w:r>
+              <w:rPr/>
+              <w:t>Quality assurance</w:t>
+            </w:r>
+          </w:p>
+        </w:tc>
+        <w:tc>
+          <w:tcPr>
+            <w:tcW w:w="3939" w:type="dxa"/>
+            <w:tcBorders>
+              <w:left w:val="single" w:sz="2" w:space="0" w:color="BFC7D5"/>
+              <w:bottom w:val="single" w:sz="2" w:space="0" w:color="BFC7D5"/>
+              <w:right w:val="single" w:sz="6" w:space="0" w:color="BFC7D5"/>
+            </w:tcBorders>
+            <w:vAlign w:val="center"/>
+          </w:tcPr>
+          <w:p>
+            <w:pPr>
+              <w:pStyle w:val="TableContents"/>
+              <w:bidi w:val="0"/>
+              <w:spacing w:before="0" w:after="283"/>
+              <w:jc w:val="left"/>
+              <w:rPr/>
+            </w:pPr>
+            <w:r>
+              <w:rPr/>
+              <w:t>Sheryl Nazareth (QA / MR) — 2026-10-07</w:t>
+            </w:r>
+          </w:p>
+        </w:tc>
+      </w:tr>
+      <w:tr>
+        <w:trPr/>
+        <w:tc>
+          <w:tcPr>
+            <w:tcW w:w="1478" w:type="dxa"/>
+            <w:tcBorders>
+              <w:left w:val="single" w:sz="6" w:space="0" w:color="BFC7D5"/>
+              <w:bottom w:val="single" w:sz="6" w:space="0" w:color="BFC7D5"/>
+              <w:right w:val="single" w:sz="6" w:space="0" w:color="BFC7D5"/>
+            </w:tcBorders>
+            <w:vAlign w:val="center"/>
+          </w:tcPr>
+          <w:p>
+            <w:pPr>
+              <w:pStyle w:val="TableContents"/>
+              <w:bidi w:val="0"/>
+              <w:spacing w:before="0" w:after="283"/>
+              <w:jc w:val="left"/>
+              <w:rPr/>
+            </w:pPr>
+            <w:r>
+              <w:rPr/>
+              <w:t>Approval record</w:t>
+            </w:r>
+          </w:p>
+        </w:tc>
+        <w:tc>
+          <w:tcPr>
+            <w:tcW w:w="3939" w:type="dxa"/>
+            <w:tcBorders>
+              <w:left w:val="single" w:sz="2" w:space="0" w:color="BFC7D5"/>
+              <w:bottom w:val="single" w:sz="6" w:space="0" w:color="BFC7D5"/>
+              <w:right w:val="single" w:sz="6" w:space="0" w:color="BFC7D5"/>
+            </w:tcBorders>
+            <w:vAlign w:val="center"/>
+          </w:tcPr>
+          <w:p>
+            <w:pPr>
+              <w:pStyle w:val="TableContents"/>
+              <w:bidi w:val="0"/>
+              <w:spacing w:before="0" w:after="283"/>
+              <w:jc w:val="left"/>
+              <w:rPr/>
+            </w:pPr>
+            <w:r>
+              <w:rPr>
+                <w:rStyle w:val="SourceText"/>
+              </w:rPr>
+              <w:t>records/approvals/2026-10-07_AR-2026-001_document_approval.md</w:t>
             </w:r>
           </w:p>
         </w:tc>
@@ -529,20 +803,20 @@
     </w:p>
     <w:tbl>
       <w:tblPr>
-        <w:tblW w:w="5343" w:type="dxa"/>
+        <w:tblW w:w="5000" w:type="pct"/>
         <w:jc w:val="left"/>
-        <w:tblInd w:w="0" w:type="dxa"/>
+        <w:tblInd w:w="-7" w:type="dxa"/>
         <w:tblLayout w:type="fixed"/>
         <w:tblCellMar>
-          <w:top w:w="28" w:type="dxa"/>
-          <w:left w:w="28" w:type="dxa"/>
-          <w:bottom w:w="28" w:type="dxa"/>
-          <w:right w:w="28" w:type="dxa"/>
+          <w:top w:w="60" w:type="dxa"/>
+          <w:left w:w="60" w:type="dxa"/>
+          <w:bottom w:w="60" w:type="dxa"/>
+          <w:right w:w="60" w:type="dxa"/>
         </w:tblCellMar>
       </w:tblPr>
       <w:tblGrid>
-        <w:gridCol w:w="1221"/>
-        <w:gridCol w:w="4122"/>
+        <w:gridCol w:w="1256"/>
+        <w:gridCol w:w="4161"/>
       </w:tblGrid>
       <w:tr>
         <w:trPr>
@@ -550,44 +824,60 @@
         </w:trPr>
         <w:tc>
           <w:tcPr>
-            <w:tcW w:w="1221" w:type="dxa"/>
-            <w:tcBorders/>
+            <w:tcW w:w="1256" w:type="dxa"/>
+            <w:tcBorders>
+              <w:top w:val="single" w:sz="6" w:space="0" w:color="BFC7D5"/>
+              <w:left w:val="single" w:sz="6" w:space="0" w:color="BFC7D5"/>
+              <w:bottom w:val="single" w:sz="2" w:space="0" w:color="BFC7D5"/>
+              <w:right w:val="single" w:sz="6" w:space="0" w:color="BFC7D5"/>
+            </w:tcBorders>
+            <w:shd w:fill="1F3A5F" w:val="clear"/>
             <w:vAlign w:val="center"/>
           </w:tcPr>
           <w:p>
             <w:pPr>
               <w:pStyle w:val="TableHeading"/>
-              <w:suppressLineNumbers/>
-              <w:shd w:fill="1F3A5F" w:val="clear"/>
-              <w:bidi w:val="0"/>
-              <w:spacing w:before="0" w:after="283"/>
-              <w:jc w:val="center"/>
-              <w:rPr/>
-            </w:pPr>
-            <w:r>
-              <w:rPr/>
+              <w:bidi w:val="0"/>
+              <w:spacing w:before="0" w:after="283"/>
+              <w:jc w:val="left"/>
+              <w:rPr>
+                <w:color w:val="FFFFFF"/>
+              </w:rPr>
+            </w:pPr>
+            <w:r>
+              <w:rPr>
+                <w:color w:val="FFFFFF"/>
+              </w:rPr>
               <w:t>Role</w:t>
             </w:r>
           </w:p>
         </w:tc>
         <w:tc>
           <w:tcPr>
-            <w:tcW w:w="4122" w:type="dxa"/>
-            <w:tcBorders/>
+            <w:tcW w:w="4161" w:type="dxa"/>
+            <w:tcBorders>
+              <w:top w:val="single" w:sz="6" w:space="0" w:color="BFC7D5"/>
+              <w:left w:val="single" w:sz="2" w:space="0" w:color="BFC7D5"/>
+              <w:bottom w:val="single" w:sz="2" w:space="0" w:color="BFC7D5"/>
+              <w:right w:val="single" w:sz="6" w:space="0" w:color="BFC7D5"/>
+            </w:tcBorders>
+            <w:shd w:fill="1F3A5F" w:val="clear"/>
             <w:vAlign w:val="center"/>
           </w:tcPr>
           <w:p>
             <w:pPr>
               <w:pStyle w:val="TableHeading"/>
-              <w:suppressLineNumbers/>
-              <w:shd w:fill="1F3A5F" w:val="clear"/>
-              <w:bidi w:val="0"/>
-              <w:spacing w:before="0" w:after="283"/>
-              <w:jc w:val="center"/>
-              <w:rPr/>
-            </w:pPr>
-            <w:r>
-              <w:rPr/>
+              <w:bidi w:val="0"/>
+              <w:spacing w:before="0" w:after="283"/>
+              <w:jc w:val="left"/>
+              <w:rPr>
+                <w:color w:val="FFFFFF"/>
+              </w:rPr>
+            </w:pPr>
+            <w:r>
+              <w:rPr>
+                <w:color w:val="FFFFFF"/>
+              </w:rPr>
               <w:t>Responsibility</w:t>
             </w:r>
           </w:p>
@@ -597,8 +887,12 @@
         <w:trPr/>
         <w:tc>
           <w:tcPr>
-            <w:tcW w:w="1221" w:type="dxa"/>
-            <w:tcBorders/>
+            <w:tcW w:w="1256" w:type="dxa"/>
+            <w:tcBorders>
+              <w:left w:val="single" w:sz="6" w:space="0" w:color="BFC7D5"/>
+              <w:bottom w:val="single" w:sz="2" w:space="0" w:color="BFC7D5"/>
+              <w:right w:val="single" w:sz="6" w:space="0" w:color="BFC7D5"/>
+            </w:tcBorders>
             <w:vAlign w:val="center"/>
           </w:tcPr>
           <w:p>
@@ -617,8 +911,12 @@
         </w:tc>
         <w:tc>
           <w:tcPr>
-            <w:tcW w:w="4122" w:type="dxa"/>
-            <w:tcBorders/>
+            <w:tcW w:w="4161" w:type="dxa"/>
+            <w:tcBorders>
+              <w:left w:val="single" w:sz="2" w:space="0" w:color="BFC7D5"/>
+              <w:bottom w:val="single" w:sz="2" w:space="0" w:color="BFC7D5"/>
+              <w:right w:val="single" w:sz="6" w:space="0" w:color="BFC7D5"/>
+            </w:tcBorders>
             <w:vAlign w:val="center"/>
           </w:tcPr>
           <w:p>
@@ -640,8 +938,12 @@
         <w:trPr/>
         <w:tc>
           <w:tcPr>
-            <w:tcW w:w="1221" w:type="dxa"/>
-            <w:tcBorders/>
+            <w:tcW w:w="1256" w:type="dxa"/>
+            <w:tcBorders>
+              <w:left w:val="single" w:sz="6" w:space="0" w:color="BFC7D5"/>
+              <w:bottom w:val="single" w:sz="2" w:space="0" w:color="BFC7D5"/>
+              <w:right w:val="single" w:sz="6" w:space="0" w:color="BFC7D5"/>
+            </w:tcBorders>
             <w:vAlign w:val="center"/>
           </w:tcPr>
           <w:p>
@@ -660,8 +962,12 @@
         </w:tc>
         <w:tc>
           <w:tcPr>
-            <w:tcW w:w="4122" w:type="dxa"/>
-            <w:tcBorders/>
+            <w:tcW w:w="4161" w:type="dxa"/>
+            <w:tcBorders>
+              <w:left w:val="single" w:sz="2" w:space="0" w:color="BFC7D5"/>
+              <w:bottom w:val="single" w:sz="2" w:space="0" w:color="BFC7D5"/>
+              <w:right w:val="single" w:sz="6" w:space="0" w:color="BFC7D5"/>
+            </w:tcBorders>
             <w:vAlign w:val="center"/>
           </w:tcPr>
           <w:p>
@@ -683,8 +989,12 @@
         <w:trPr/>
         <w:tc>
           <w:tcPr>
-            <w:tcW w:w="1221" w:type="dxa"/>
-            <w:tcBorders/>
+            <w:tcW w:w="1256" w:type="dxa"/>
+            <w:tcBorders>
+              <w:left w:val="single" w:sz="6" w:space="0" w:color="BFC7D5"/>
+              <w:bottom w:val="single" w:sz="2" w:space="0" w:color="BFC7D5"/>
+              <w:right w:val="single" w:sz="6" w:space="0" w:color="BFC7D5"/>
+            </w:tcBorders>
             <w:vAlign w:val="center"/>
           </w:tcPr>
           <w:p>
@@ -703,8 +1013,12 @@
         </w:tc>
         <w:tc>
           <w:tcPr>
-            <w:tcW w:w="4122" w:type="dxa"/>
-            <w:tcBorders/>
+            <w:tcW w:w="4161" w:type="dxa"/>
+            <w:tcBorders>
+              <w:left w:val="single" w:sz="2" w:space="0" w:color="BFC7D5"/>
+              <w:bottom w:val="single" w:sz="2" w:space="0" w:color="BFC7D5"/>
+              <w:right w:val="single" w:sz="6" w:space="0" w:color="BFC7D5"/>
+            </w:tcBorders>
             <w:vAlign w:val="center"/>
           </w:tcPr>
           <w:p>
@@ -726,8 +1040,12 @@
         <w:trPr/>
         <w:tc>
           <w:tcPr>
-            <w:tcW w:w="1221" w:type="dxa"/>
-            <w:tcBorders/>
+            <w:tcW w:w="1256" w:type="dxa"/>
+            <w:tcBorders>
+              <w:left w:val="single" w:sz="6" w:space="0" w:color="BFC7D5"/>
+              <w:bottom w:val="single" w:sz="6" w:space="0" w:color="BFC7D5"/>
+              <w:right w:val="single" w:sz="6" w:space="0" w:color="BFC7D5"/>
+            </w:tcBorders>
             <w:vAlign w:val="center"/>
           </w:tcPr>
           <w:p>
@@ -746,8 +1064,12 @@
         </w:tc>
         <w:tc>
           <w:tcPr>
-            <w:tcW w:w="4122" w:type="dxa"/>
-            <w:tcBorders/>
+            <w:tcW w:w="4161" w:type="dxa"/>
+            <w:tcBorders>
+              <w:left w:val="single" w:sz="2" w:space="0" w:color="BFC7D5"/>
+              <w:bottom w:val="single" w:sz="6" w:space="0" w:color="BFC7D5"/>
+              <w:right w:val="single" w:sz="6" w:space="0" w:color="BFC7D5"/>
+            </w:tcBorders>
             <w:vAlign w:val="center"/>
           </w:tcPr>
           <w:p>
@@ -1031,22 +1353,22 @@
     </w:p>
     <w:tbl>
       <w:tblPr>
-        <w:tblW w:w="5343" w:type="dxa"/>
+        <w:tblW w:w="5000" w:type="pct"/>
         <w:jc w:val="left"/>
-        <w:tblInd w:w="0" w:type="dxa"/>
+        <w:tblInd w:w="-7" w:type="dxa"/>
         <w:tblLayout w:type="fixed"/>
         <w:tblCellMar>
-          <w:top w:w="28" w:type="dxa"/>
-          <w:left w:w="28" w:type="dxa"/>
-          <w:bottom w:w="28" w:type="dxa"/>
-          <w:right w:w="28" w:type="dxa"/>
+          <w:top w:w="60" w:type="dxa"/>
+          <w:left w:w="60" w:type="dxa"/>
+          <w:bottom w:w="60" w:type="dxa"/>
+          <w:right w:w="60" w:type="dxa"/>
         </w:tblCellMar>
       </w:tblPr>
       <w:tblGrid>
-        <w:gridCol w:w="317"/>
-        <w:gridCol w:w="1341"/>
-        <w:gridCol w:w="1432"/>
-        <w:gridCol w:w="2253"/>
+        <w:gridCol w:w="349"/>
+        <w:gridCol w:w="1369"/>
+        <w:gridCol w:w="1455"/>
+        <w:gridCol w:w="2244"/>
       </w:tblGrid>
       <w:tr>
         <w:trPr>
@@ -1054,88 +1376,120 @@
         </w:trPr>
         <w:tc>
           <w:tcPr>
-            <w:tcW w:w="317" w:type="dxa"/>
-            <w:tcBorders/>
+            <w:tcW w:w="349" w:type="dxa"/>
+            <w:tcBorders>
+              <w:top w:val="single" w:sz="6" w:space="0" w:color="BFC7D5"/>
+              <w:left w:val="single" w:sz="6" w:space="0" w:color="BFC7D5"/>
+              <w:bottom w:val="single" w:sz="2" w:space="0" w:color="BFC7D5"/>
+              <w:right w:val="single" w:sz="6" w:space="0" w:color="BFC7D5"/>
+            </w:tcBorders>
+            <w:shd w:fill="1F3A5F" w:val="clear"/>
             <w:vAlign w:val="center"/>
           </w:tcPr>
           <w:p>
             <w:pPr>
               <w:pStyle w:val="TableHeading"/>
-              <w:suppressLineNumbers/>
-              <w:shd w:fill="1F3A5F" w:val="clear"/>
-              <w:bidi w:val="0"/>
-              <w:spacing w:before="0" w:after="283"/>
-              <w:jc w:val="center"/>
-              <w:rPr/>
-            </w:pPr>
-            <w:r>
-              <w:rPr/>
+              <w:bidi w:val="0"/>
+              <w:spacing w:before="0" w:after="283"/>
+              <w:jc w:val="left"/>
+              <w:rPr>
+                <w:color w:val="FFFFFF"/>
+              </w:rPr>
+            </w:pPr>
+            <w:r>
+              <w:rPr>
+                <w:color w:val="FFFFFF"/>
+              </w:rPr>
               <w:t>#</w:t>
             </w:r>
           </w:p>
         </w:tc>
         <w:tc>
           <w:tcPr>
-            <w:tcW w:w="1341" w:type="dxa"/>
-            <w:tcBorders/>
+            <w:tcW w:w="1369" w:type="dxa"/>
+            <w:tcBorders>
+              <w:top w:val="single" w:sz="6" w:space="0" w:color="BFC7D5"/>
+              <w:left w:val="single" w:sz="2" w:space="0" w:color="BFC7D5"/>
+              <w:bottom w:val="single" w:sz="2" w:space="0" w:color="BFC7D5"/>
+              <w:right w:val="single" w:sz="6" w:space="0" w:color="BFC7D5"/>
+            </w:tcBorders>
+            <w:shd w:fill="1F3A5F" w:val="clear"/>
             <w:vAlign w:val="center"/>
           </w:tcPr>
           <w:p>
             <w:pPr>
               <w:pStyle w:val="TableHeading"/>
-              <w:suppressLineNumbers/>
-              <w:shd w:fill="1F3A5F" w:val="clear"/>
-              <w:bidi w:val="0"/>
-              <w:spacing w:before="0" w:after="283"/>
-              <w:jc w:val="center"/>
-              <w:rPr/>
-            </w:pPr>
-            <w:r>
-              <w:rPr/>
+              <w:bidi w:val="0"/>
+              <w:spacing w:before="0" w:after="283"/>
+              <w:jc w:val="left"/>
+              <w:rPr>
+                <w:color w:val="FFFFFF"/>
+              </w:rPr>
+            </w:pPr>
+            <w:r>
+              <w:rPr>
+                <w:color w:val="FFFFFF"/>
+              </w:rPr>
               <w:t>Check</w:t>
             </w:r>
           </w:p>
         </w:tc>
         <w:tc>
           <w:tcPr>
-            <w:tcW w:w="1432" w:type="dxa"/>
-            <w:tcBorders/>
+            <w:tcW w:w="1455" w:type="dxa"/>
+            <w:tcBorders>
+              <w:top w:val="single" w:sz="6" w:space="0" w:color="BFC7D5"/>
+              <w:left w:val="single" w:sz="2" w:space="0" w:color="BFC7D5"/>
+              <w:bottom w:val="single" w:sz="2" w:space="0" w:color="BFC7D5"/>
+              <w:right w:val="single" w:sz="6" w:space="0" w:color="BFC7D5"/>
+            </w:tcBorders>
+            <w:shd w:fill="1F3A5F" w:val="clear"/>
             <w:vAlign w:val="center"/>
           </w:tcPr>
           <w:p>
             <w:pPr>
               <w:pStyle w:val="TableHeading"/>
-              <w:suppressLineNumbers/>
-              <w:shd w:fill="1F3A5F" w:val="clear"/>
-              <w:bidi w:val="0"/>
-              <w:spacing w:before="0" w:after="283"/>
-              <w:jc w:val="center"/>
-              <w:rPr/>
-            </w:pPr>
-            <w:r>
-              <w:rPr/>
+              <w:bidi w:val="0"/>
+              <w:spacing w:before="0" w:after="283"/>
+              <w:jc w:val="left"/>
+              <w:rPr>
+                <w:color w:val="FFFFFF"/>
+              </w:rPr>
+            </w:pPr>
+            <w:r>
+              <w:rPr>
+                <w:color w:val="FFFFFF"/>
+              </w:rPr>
               <w:t>Command or evidence</w:t>
             </w:r>
           </w:p>
         </w:tc>
         <w:tc>
           <w:tcPr>
-            <w:tcW w:w="2253" w:type="dxa"/>
-            <w:tcBorders/>
+            <w:tcW w:w="2244" w:type="dxa"/>
+            <w:tcBorders>
+              <w:top w:val="single" w:sz="6" w:space="0" w:color="BFC7D5"/>
+              <w:left w:val="single" w:sz="2" w:space="0" w:color="BFC7D5"/>
+              <w:bottom w:val="single" w:sz="2" w:space="0" w:color="BFC7D5"/>
+              <w:right w:val="single" w:sz="6" w:space="0" w:color="BFC7D5"/>
+            </w:tcBorders>
+            <w:shd w:fill="1F3A5F" w:val="clear"/>
             <w:vAlign w:val="center"/>
           </w:tcPr>
           <w:p>
             <w:pPr>
               <w:pStyle w:val="TableHeading"/>
-              <w:suppressLineNumbers/>
-              <w:shd w:fill="1F3A5F" w:val="clear"/>
-              <w:bidi w:val="0"/>
-              <w:spacing w:before="0" w:after="283"/>
-              <w:jc w:val="center"/>
-              <w:rPr/>
-            </w:pPr>
-            <w:r>
-              <w:rPr/>
+              <w:bidi w:val="0"/>
+              <w:spacing w:before="0" w:after="283"/>
+              <w:jc w:val="left"/>
+              <w:rPr>
+                <w:color w:val="FFFFFF"/>
+              </w:rPr>
+            </w:pPr>
+            <w:r>
+              <w:rPr>
+                <w:color w:val="FFFFFF"/>
+              </w:rPr>
               <w:t>Pass criterion</w:t>
             </w:r>
           </w:p>
@@ -1145,8 +1499,12 @@
         <w:trPr/>
         <w:tc>
           <w:tcPr>
-            <w:tcW w:w="317" w:type="dxa"/>
-            <w:tcBorders/>
+            <w:tcW w:w="349" w:type="dxa"/>
+            <w:tcBorders>
+              <w:left w:val="single" w:sz="6" w:space="0" w:color="BFC7D5"/>
+              <w:bottom w:val="single" w:sz="2" w:space="0" w:color="BFC7D5"/>
+              <w:right w:val="single" w:sz="6" w:space="0" w:color="BFC7D5"/>
+            </w:tcBorders>
             <w:vAlign w:val="center"/>
           </w:tcPr>
           <w:p>
@@ -1165,8 +1523,12 @@
         </w:tc>
         <w:tc>
           <w:tcPr>
-            <w:tcW w:w="1341" w:type="dxa"/>
-            <w:tcBorders/>
+            <w:tcW w:w="1369" w:type="dxa"/>
+            <w:tcBorders>
+              <w:left w:val="single" w:sz="2" w:space="0" w:color="BFC7D5"/>
+              <w:bottom w:val="single" w:sz="2" w:space="0" w:color="BFC7D5"/>
+              <w:right w:val="single" w:sz="6" w:space="0" w:color="BFC7D5"/>
+            </w:tcBorders>
             <w:vAlign w:val="center"/>
           </w:tcPr>
           <w:p>
@@ -1185,8 +1547,12 @@
         </w:tc>
         <w:tc>
           <w:tcPr>
-            <w:tcW w:w="1432" w:type="dxa"/>
-            <w:tcBorders/>
+            <w:tcW w:w="1455" w:type="dxa"/>
+            <w:tcBorders>
+              <w:left w:val="single" w:sz="2" w:space="0" w:color="BFC7D5"/>
+              <w:bottom w:val="single" w:sz="2" w:space="0" w:color="BFC7D5"/>
+              <w:right w:val="single" w:sz="6" w:space="0" w:color="BFC7D5"/>
+            </w:tcBorders>
             <w:vAlign w:val="center"/>
           </w:tcPr>
           <w:p>
@@ -1217,8 +1583,12 @@
         </w:tc>
         <w:tc>
           <w:tcPr>
-            <w:tcW w:w="2253" w:type="dxa"/>
-            <w:tcBorders/>
+            <w:tcW w:w="2244" w:type="dxa"/>
+            <w:tcBorders>
+              <w:left w:val="single" w:sz="2" w:space="0" w:color="BFC7D5"/>
+              <w:bottom w:val="single" w:sz="2" w:space="0" w:color="BFC7D5"/>
+              <w:right w:val="single" w:sz="6" w:space="0" w:color="BFC7D5"/>
+            </w:tcBorders>
             <w:vAlign w:val="center"/>
           </w:tcPr>
           <w:p>
@@ -1240,8 +1610,12 @@
         <w:trPr/>
         <w:tc>
           <w:tcPr>
-            <w:tcW w:w="317" w:type="dxa"/>
-            <w:tcBorders/>
+            <w:tcW w:w="349" w:type="dxa"/>
+            <w:tcBorders>
+              <w:left w:val="single" w:sz="6" w:space="0" w:color="BFC7D5"/>
+              <w:bottom w:val="single" w:sz="2" w:space="0" w:color="BFC7D5"/>
+              <w:right w:val="single" w:sz="6" w:space="0" w:color="BFC7D5"/>
+            </w:tcBorders>
             <w:vAlign w:val="center"/>
           </w:tcPr>
           <w:p>
@@ -1260,8 +1634,12 @@
         </w:tc>
         <w:tc>
           <w:tcPr>
-            <w:tcW w:w="1341" w:type="dxa"/>
-            <w:tcBorders/>
+            <w:tcW w:w="1369" w:type="dxa"/>
+            <w:tcBorders>
+              <w:left w:val="single" w:sz="2" w:space="0" w:color="BFC7D5"/>
+              <w:bottom w:val="single" w:sz="2" w:space="0" w:color="BFC7D5"/>
+              <w:right w:val="single" w:sz="6" w:space="0" w:color="BFC7D5"/>
+            </w:tcBorders>
             <w:vAlign w:val="center"/>
           </w:tcPr>
           <w:p>
@@ -1280,8 +1658,12 @@
         </w:tc>
         <w:tc>
           <w:tcPr>
-            <w:tcW w:w="1432" w:type="dxa"/>
-            <w:tcBorders/>
+            <w:tcW w:w="1455" w:type="dxa"/>
+            <w:tcBorders>
+              <w:left w:val="single" w:sz="2" w:space="0" w:color="BFC7D5"/>
+              <w:bottom w:val="single" w:sz="2" w:space="0" w:color="BFC7D5"/>
+              <w:right w:val="single" w:sz="6" w:space="0" w:color="BFC7D5"/>
+            </w:tcBorders>
             <w:vAlign w:val="center"/>
           </w:tcPr>
           <w:p>
@@ -1306,8 +1688,12 @@
         </w:tc>
         <w:tc>
           <w:tcPr>
-            <w:tcW w:w="2253" w:type="dxa"/>
-            <w:tcBorders/>
+            <w:tcW w:w="2244" w:type="dxa"/>
+            <w:tcBorders>
+              <w:left w:val="single" w:sz="2" w:space="0" w:color="BFC7D5"/>
+              <w:bottom w:val="single" w:sz="2" w:space="0" w:color="BFC7D5"/>
+              <w:right w:val="single" w:sz="6" w:space="0" w:color="BFC7D5"/>
+            </w:tcBorders>
             <w:vAlign w:val="center"/>
           </w:tcPr>
           <w:p>
@@ -1329,8 +1715,12 @@
         <w:trPr/>
         <w:tc>
           <w:tcPr>
-            <w:tcW w:w="317" w:type="dxa"/>
-            <w:tcBorders/>
+            <w:tcW w:w="349" w:type="dxa"/>
+            <w:tcBorders>
+              <w:left w:val="single" w:sz="6" w:space="0" w:color="BFC7D5"/>
+              <w:bottom w:val="single" w:sz="2" w:space="0" w:color="BFC7D5"/>
+              <w:right w:val="single" w:sz="6" w:space="0" w:color="BFC7D5"/>
+            </w:tcBorders>
             <w:vAlign w:val="center"/>
           </w:tcPr>
           <w:p>
@@ -1349,8 +1739,12 @@
         </w:tc>
         <w:tc>
           <w:tcPr>
-            <w:tcW w:w="1341" w:type="dxa"/>
-            <w:tcBorders/>
+            <w:tcW w:w="1369" w:type="dxa"/>
+            <w:tcBorders>
+              <w:left w:val="single" w:sz="2" w:space="0" w:color="BFC7D5"/>
+              <w:bottom w:val="single" w:sz="2" w:space="0" w:color="BFC7D5"/>
+              <w:right w:val="single" w:sz="6" w:space="0" w:color="BFC7D5"/>
+            </w:tcBorders>
             <w:vAlign w:val="center"/>
           </w:tcPr>
           <w:p>
@@ -1369,8 +1763,12 @@
         </w:tc>
         <w:tc>
           <w:tcPr>
-            <w:tcW w:w="1432" w:type="dxa"/>
-            <w:tcBorders/>
+            <w:tcW w:w="1455" w:type="dxa"/>
+            <w:tcBorders>
+              <w:left w:val="single" w:sz="2" w:space="0" w:color="BFC7D5"/>
+              <w:bottom w:val="single" w:sz="2" w:space="0" w:color="BFC7D5"/>
+              <w:right w:val="single" w:sz="6" w:space="0" w:color="BFC7D5"/>
+            </w:tcBorders>
             <w:vAlign w:val="center"/>
           </w:tcPr>
           <w:p>
@@ -1391,8 +1789,12 @@
         </w:tc>
         <w:tc>
           <w:tcPr>
-            <w:tcW w:w="2253" w:type="dxa"/>
-            <w:tcBorders/>
+            <w:tcW w:w="2244" w:type="dxa"/>
+            <w:tcBorders>
+              <w:left w:val="single" w:sz="2" w:space="0" w:color="BFC7D5"/>
+              <w:bottom w:val="single" w:sz="2" w:space="0" w:color="BFC7D5"/>
+              <w:right w:val="single" w:sz="6" w:space="0" w:color="BFC7D5"/>
+            </w:tcBorders>
             <w:vAlign w:val="center"/>
           </w:tcPr>
           <w:p>
@@ -1414,8 +1816,12 @@
         <w:trPr/>
         <w:tc>
           <w:tcPr>
-            <w:tcW w:w="317" w:type="dxa"/>
-            <w:tcBorders/>
+            <w:tcW w:w="349" w:type="dxa"/>
+            <w:tcBorders>
+              <w:left w:val="single" w:sz="6" w:space="0" w:color="BFC7D5"/>
+              <w:bottom w:val="single" w:sz="2" w:space="0" w:color="BFC7D5"/>
+              <w:right w:val="single" w:sz="6" w:space="0" w:color="BFC7D5"/>
+            </w:tcBorders>
             <w:vAlign w:val="center"/>
           </w:tcPr>
           <w:p>
@@ -1434,8 +1840,12 @@
         </w:tc>
         <w:tc>
           <w:tcPr>
-            <w:tcW w:w="1341" w:type="dxa"/>
-            <w:tcBorders/>
+            <w:tcW w:w="1369" w:type="dxa"/>
+            <w:tcBorders>
+              <w:left w:val="single" w:sz="2" w:space="0" w:color="BFC7D5"/>
+              <w:bottom w:val="single" w:sz="2" w:space="0" w:color="BFC7D5"/>
+              <w:right w:val="single" w:sz="6" w:space="0" w:color="BFC7D5"/>
+            </w:tcBorders>
             <w:vAlign w:val="center"/>
           </w:tcPr>
           <w:p>
@@ -1454,8 +1864,12 @@
         </w:tc>
         <w:tc>
           <w:tcPr>
-            <w:tcW w:w="1432" w:type="dxa"/>
-            <w:tcBorders/>
+            <w:tcW w:w="1455" w:type="dxa"/>
+            <w:tcBorders>
+              <w:left w:val="single" w:sz="2" w:space="0" w:color="BFC7D5"/>
+              <w:bottom w:val="single" w:sz="2" w:space="0" w:color="BFC7D5"/>
+              <w:right w:val="single" w:sz="6" w:space="0" w:color="BFC7D5"/>
+            </w:tcBorders>
             <w:vAlign w:val="center"/>
           </w:tcPr>
           <w:p>
@@ -1474,8 +1888,12 @@
         </w:tc>
         <w:tc>
           <w:tcPr>
-            <w:tcW w:w="2253" w:type="dxa"/>
-            <w:tcBorders/>
+            <w:tcW w:w="2244" w:type="dxa"/>
+            <w:tcBorders>
+              <w:left w:val="single" w:sz="2" w:space="0" w:color="BFC7D5"/>
+              <w:bottom w:val="single" w:sz="2" w:space="0" w:color="BFC7D5"/>
+              <w:right w:val="single" w:sz="6" w:space="0" w:color="BFC7D5"/>
+            </w:tcBorders>
             <w:vAlign w:val="center"/>
           </w:tcPr>
           <w:p>
@@ -1497,8 +1915,12 @@
         <w:trPr/>
         <w:tc>
           <w:tcPr>
-            <w:tcW w:w="317" w:type="dxa"/>
-            <w:tcBorders/>
+            <w:tcW w:w="349" w:type="dxa"/>
+            <w:tcBorders>
+              <w:left w:val="single" w:sz="6" w:space="0" w:color="BFC7D5"/>
+              <w:bottom w:val="single" w:sz="2" w:space="0" w:color="BFC7D5"/>
+              <w:right w:val="single" w:sz="6" w:space="0" w:color="BFC7D5"/>
+            </w:tcBorders>
             <w:vAlign w:val="center"/>
           </w:tcPr>
           <w:p>
@@ -1517,8 +1939,12 @@
         </w:tc>
         <w:tc>
           <w:tcPr>
-            <w:tcW w:w="1341" w:type="dxa"/>
-            <w:tcBorders/>
+            <w:tcW w:w="1369" w:type="dxa"/>
+            <w:tcBorders>
+              <w:left w:val="single" w:sz="2" w:space="0" w:color="BFC7D5"/>
+              <w:bottom w:val="single" w:sz="2" w:space="0" w:color="BFC7D5"/>
+              <w:right w:val="single" w:sz="6" w:space="0" w:color="BFC7D5"/>
+            </w:tcBorders>
             <w:vAlign w:val="center"/>
           </w:tcPr>
           <w:p>
@@ -1537,8 +1963,12 @@
         </w:tc>
         <w:tc>
           <w:tcPr>
-            <w:tcW w:w="1432" w:type="dxa"/>
-            <w:tcBorders/>
+            <w:tcW w:w="1455" w:type="dxa"/>
+            <w:tcBorders>
+              <w:left w:val="single" w:sz="2" w:space="0" w:color="BFC7D5"/>
+              <w:bottom w:val="single" w:sz="2" w:space="0" w:color="BFC7D5"/>
+              <w:right w:val="single" w:sz="6" w:space="0" w:color="BFC7D5"/>
+            </w:tcBorders>
             <w:vAlign w:val="center"/>
           </w:tcPr>
           <w:p>
@@ -1563,8 +1993,12 @@
         </w:tc>
         <w:tc>
           <w:tcPr>
-            <w:tcW w:w="2253" w:type="dxa"/>
-            <w:tcBorders/>
+            <w:tcW w:w="2244" w:type="dxa"/>
+            <w:tcBorders>
+              <w:left w:val="single" w:sz="2" w:space="0" w:color="BFC7D5"/>
+              <w:bottom w:val="single" w:sz="2" w:space="0" w:color="BFC7D5"/>
+              <w:right w:val="single" w:sz="6" w:space="0" w:color="BFC7D5"/>
+            </w:tcBorders>
             <w:vAlign w:val="center"/>
           </w:tcPr>
           <w:p>
@@ -1586,8 +2020,12 @@
         <w:trPr/>
         <w:tc>
           <w:tcPr>
-            <w:tcW w:w="317" w:type="dxa"/>
-            <w:tcBorders/>
+            <w:tcW w:w="349" w:type="dxa"/>
+            <w:tcBorders>
+              <w:left w:val="single" w:sz="6" w:space="0" w:color="BFC7D5"/>
+              <w:bottom w:val="single" w:sz="2" w:space="0" w:color="BFC7D5"/>
+              <w:right w:val="single" w:sz="6" w:space="0" w:color="BFC7D5"/>
+            </w:tcBorders>
             <w:vAlign w:val="center"/>
           </w:tcPr>
           <w:p>
@@ -1606,8 +2044,12 @@
         </w:tc>
         <w:tc>
           <w:tcPr>
-            <w:tcW w:w="1341" w:type="dxa"/>
-            <w:tcBorders/>
+            <w:tcW w:w="1369" w:type="dxa"/>
+            <w:tcBorders>
+              <w:left w:val="single" w:sz="2" w:space="0" w:color="BFC7D5"/>
+              <w:bottom w:val="single" w:sz="2" w:space="0" w:color="BFC7D5"/>
+              <w:right w:val="single" w:sz="6" w:space="0" w:color="BFC7D5"/>
+            </w:tcBorders>
             <w:vAlign w:val="center"/>
           </w:tcPr>
           <w:p>
@@ -1626,8 +2068,12 @@
         </w:tc>
         <w:tc>
           <w:tcPr>
-            <w:tcW w:w="1432" w:type="dxa"/>
-            <w:tcBorders/>
+            <w:tcW w:w="1455" w:type="dxa"/>
+            <w:tcBorders>
+              <w:left w:val="single" w:sz="2" w:space="0" w:color="BFC7D5"/>
+              <w:bottom w:val="single" w:sz="2" w:space="0" w:color="BFC7D5"/>
+              <w:right w:val="single" w:sz="6" w:space="0" w:color="BFC7D5"/>
+            </w:tcBorders>
             <w:vAlign w:val="center"/>
           </w:tcPr>
           <w:p>
@@ -1658,8 +2104,12 @@
         </w:tc>
         <w:tc>
           <w:tcPr>
-            <w:tcW w:w="2253" w:type="dxa"/>
-            <w:tcBorders/>
+            <w:tcW w:w="2244" w:type="dxa"/>
+            <w:tcBorders>
+              <w:left w:val="single" w:sz="2" w:space="0" w:color="BFC7D5"/>
+              <w:bottom w:val="single" w:sz="2" w:space="0" w:color="BFC7D5"/>
+              <w:right w:val="single" w:sz="6" w:space="0" w:color="BFC7D5"/>
+            </w:tcBorders>
             <w:vAlign w:val="center"/>
           </w:tcPr>
           <w:p>
@@ -1717,8 +2167,12 @@
         <w:trPr/>
         <w:tc>
           <w:tcPr>
-            <w:tcW w:w="317" w:type="dxa"/>
-            <w:tcBorders/>
+            <w:tcW w:w="349" w:type="dxa"/>
+            <w:tcBorders>
+              <w:left w:val="single" w:sz="6" w:space="0" w:color="BFC7D5"/>
+              <w:bottom w:val="single" w:sz="2" w:space="0" w:color="BFC7D5"/>
+              <w:right w:val="single" w:sz="6" w:space="0" w:color="BFC7D5"/>
+            </w:tcBorders>
             <w:vAlign w:val="center"/>
           </w:tcPr>
           <w:p>
@@ -1737,8 +2191,12 @@
         </w:tc>
         <w:tc>
           <w:tcPr>
-            <w:tcW w:w="1341" w:type="dxa"/>
-            <w:tcBorders/>
+            <w:tcW w:w="1369" w:type="dxa"/>
+            <w:tcBorders>
+              <w:left w:val="single" w:sz="2" w:space="0" w:color="BFC7D5"/>
+              <w:bottom w:val="single" w:sz="2" w:space="0" w:color="BFC7D5"/>
+              <w:right w:val="single" w:sz="6" w:space="0" w:color="BFC7D5"/>
+            </w:tcBorders>
             <w:vAlign w:val="center"/>
           </w:tcPr>
           <w:p>
@@ -1757,8 +2215,12 @@
         </w:tc>
         <w:tc>
           <w:tcPr>
-            <w:tcW w:w="1432" w:type="dxa"/>
-            <w:tcBorders/>
+            <w:tcW w:w="1455" w:type="dxa"/>
+            <w:tcBorders>
+              <w:left w:val="single" w:sz="2" w:space="0" w:color="BFC7D5"/>
+              <w:bottom w:val="single" w:sz="2" w:space="0" w:color="BFC7D5"/>
+              <w:right w:val="single" w:sz="6" w:space="0" w:color="BFC7D5"/>
+            </w:tcBorders>
             <w:vAlign w:val="center"/>
           </w:tcPr>
           <w:p>
@@ -1777,8 +2239,12 @@
         </w:tc>
         <w:tc>
           <w:tcPr>
-            <w:tcW w:w="2253" w:type="dxa"/>
-            <w:tcBorders/>
+            <w:tcW w:w="2244" w:type="dxa"/>
+            <w:tcBorders>
+              <w:left w:val="single" w:sz="2" w:space="0" w:color="BFC7D5"/>
+              <w:bottom w:val="single" w:sz="2" w:space="0" w:color="BFC7D5"/>
+              <w:right w:val="single" w:sz="6" w:space="0" w:color="BFC7D5"/>
+            </w:tcBorders>
             <w:vAlign w:val="center"/>
           </w:tcPr>
           <w:p>
@@ -1800,8 +2266,12 @@
         <w:trPr/>
         <w:tc>
           <w:tcPr>
-            <w:tcW w:w="317" w:type="dxa"/>
-            <w:tcBorders/>
+            <w:tcW w:w="349" w:type="dxa"/>
+            <w:tcBorders>
+              <w:left w:val="single" w:sz="6" w:space="0" w:color="BFC7D5"/>
+              <w:bottom w:val="single" w:sz="2" w:space="0" w:color="BFC7D5"/>
+              <w:right w:val="single" w:sz="6" w:space="0" w:color="BFC7D5"/>
+            </w:tcBorders>
             <w:vAlign w:val="center"/>
           </w:tcPr>
           <w:p>
@@ -1820,8 +2290,12 @@
         </w:tc>
         <w:tc>
           <w:tcPr>
-            <w:tcW w:w="1341" w:type="dxa"/>
-            <w:tcBorders/>
+            <w:tcW w:w="1369" w:type="dxa"/>
+            <w:tcBorders>
+              <w:left w:val="single" w:sz="2" w:space="0" w:color="BFC7D5"/>
+              <w:bottom w:val="single" w:sz="2" w:space="0" w:color="BFC7D5"/>
+              <w:right w:val="single" w:sz="6" w:space="0" w:color="BFC7D5"/>
+            </w:tcBorders>
             <w:vAlign w:val="center"/>
           </w:tcPr>
           <w:p>
@@ -1840,8 +2314,12 @@
         </w:tc>
         <w:tc>
           <w:tcPr>
-            <w:tcW w:w="1432" w:type="dxa"/>
-            <w:tcBorders/>
+            <w:tcW w:w="1455" w:type="dxa"/>
+            <w:tcBorders>
+              <w:left w:val="single" w:sz="2" w:space="0" w:color="BFC7D5"/>
+              <w:bottom w:val="single" w:sz="2" w:space="0" w:color="BFC7D5"/>
+              <w:right w:val="single" w:sz="6" w:space="0" w:color="BFC7D5"/>
+            </w:tcBorders>
             <w:vAlign w:val="center"/>
           </w:tcPr>
           <w:p>
@@ -1866,8 +2344,12 @@
         </w:tc>
         <w:tc>
           <w:tcPr>
-            <w:tcW w:w="2253" w:type="dxa"/>
-            <w:tcBorders/>
+            <w:tcW w:w="2244" w:type="dxa"/>
+            <w:tcBorders>
+              <w:left w:val="single" w:sz="2" w:space="0" w:color="BFC7D5"/>
+              <w:bottom w:val="single" w:sz="2" w:space="0" w:color="BFC7D5"/>
+              <w:right w:val="single" w:sz="6" w:space="0" w:color="BFC7D5"/>
+            </w:tcBorders>
             <w:vAlign w:val="center"/>
           </w:tcPr>
           <w:p>
@@ -1906,7 +2388,7 @@
               <w:rPr>
                 <w:rStyle w:val="SourceText"/>
               </w:rPr>
-              <w:t>docker-compose.yml:143-146</w:t>
+              <w:t>docker-compose.yml:158-161</w:t>
             </w:r>
             <w:r>
               <w:rPr/>
@@ -1919,8 +2401,12 @@
         <w:trPr/>
         <w:tc>
           <w:tcPr>
-            <w:tcW w:w="317" w:type="dxa"/>
-            <w:tcBorders/>
+            <w:tcW w:w="349" w:type="dxa"/>
+            <w:tcBorders>
+              <w:left w:val="single" w:sz="6" w:space="0" w:color="BFC7D5"/>
+              <w:bottom w:val="single" w:sz="2" w:space="0" w:color="BFC7D5"/>
+              <w:right w:val="single" w:sz="6" w:space="0" w:color="BFC7D5"/>
+            </w:tcBorders>
             <w:vAlign w:val="center"/>
           </w:tcPr>
           <w:p>
@@ -1939,8 +2425,12 @@
         </w:tc>
         <w:tc>
           <w:tcPr>
-            <w:tcW w:w="1341" w:type="dxa"/>
-            <w:tcBorders/>
+            <w:tcW w:w="1369" w:type="dxa"/>
+            <w:tcBorders>
+              <w:left w:val="single" w:sz="2" w:space="0" w:color="BFC7D5"/>
+              <w:bottom w:val="single" w:sz="2" w:space="0" w:color="BFC7D5"/>
+              <w:right w:val="single" w:sz="6" w:space="0" w:color="BFC7D5"/>
+            </w:tcBorders>
             <w:vAlign w:val="center"/>
           </w:tcPr>
           <w:p>
@@ -1959,8 +2449,12 @@
         </w:tc>
         <w:tc>
           <w:tcPr>
-            <w:tcW w:w="1432" w:type="dxa"/>
-            <w:tcBorders/>
+            <w:tcW w:w="1455" w:type="dxa"/>
+            <w:tcBorders>
+              <w:left w:val="single" w:sz="2" w:space="0" w:color="BFC7D5"/>
+              <w:bottom w:val="single" w:sz="2" w:space="0" w:color="BFC7D5"/>
+              <w:right w:val="single" w:sz="6" w:space="0" w:color="BFC7D5"/>
+            </w:tcBorders>
             <w:vAlign w:val="center"/>
           </w:tcPr>
           <w:p>
@@ -2011,8 +2505,12 @@
         </w:tc>
         <w:tc>
           <w:tcPr>
-            <w:tcW w:w="2253" w:type="dxa"/>
-            <w:tcBorders/>
+            <w:tcW w:w="2244" w:type="dxa"/>
+            <w:tcBorders>
+              <w:left w:val="single" w:sz="2" w:space="0" w:color="BFC7D5"/>
+              <w:bottom w:val="single" w:sz="2" w:space="0" w:color="BFC7D5"/>
+              <w:right w:val="single" w:sz="6" w:space="0" w:color="BFC7D5"/>
+            </w:tcBorders>
             <w:vAlign w:val="center"/>
           </w:tcPr>
           <w:p>
@@ -2034,8 +2532,12 @@
         <w:trPr/>
         <w:tc>
           <w:tcPr>
-            <w:tcW w:w="317" w:type="dxa"/>
-            <w:tcBorders/>
+            <w:tcW w:w="349" w:type="dxa"/>
+            <w:tcBorders>
+              <w:left w:val="single" w:sz="6" w:space="0" w:color="BFC7D5"/>
+              <w:bottom w:val="single" w:sz="6" w:space="0" w:color="BFC7D5"/>
+              <w:right w:val="single" w:sz="6" w:space="0" w:color="BFC7D5"/>
+            </w:tcBorders>
             <w:vAlign w:val="center"/>
           </w:tcPr>
           <w:p>
@@ -2054,8 +2556,12 @@
         </w:tc>
         <w:tc>
           <w:tcPr>
-            <w:tcW w:w="1341" w:type="dxa"/>
-            <w:tcBorders/>
+            <w:tcW w:w="1369" w:type="dxa"/>
+            <w:tcBorders>
+              <w:left w:val="single" w:sz="2" w:space="0" w:color="BFC7D5"/>
+              <w:bottom w:val="single" w:sz="6" w:space="0" w:color="BFC7D5"/>
+              <w:right w:val="single" w:sz="6" w:space="0" w:color="BFC7D5"/>
+            </w:tcBorders>
             <w:vAlign w:val="center"/>
           </w:tcPr>
           <w:p>
@@ -2074,8 +2580,12 @@
         </w:tc>
         <w:tc>
           <w:tcPr>
-            <w:tcW w:w="1432" w:type="dxa"/>
-            <w:tcBorders/>
+            <w:tcW w:w="1455" w:type="dxa"/>
+            <w:tcBorders>
+              <w:left w:val="single" w:sz="2" w:space="0" w:color="BFC7D5"/>
+              <w:bottom w:val="single" w:sz="6" w:space="0" w:color="BFC7D5"/>
+              <w:right w:val="single" w:sz="6" w:space="0" w:color="BFC7D5"/>
+            </w:tcBorders>
             <w:vAlign w:val="center"/>
           </w:tcPr>
           <w:p>
@@ -2094,8 +2604,12 @@
         </w:tc>
         <w:tc>
           <w:tcPr>
-            <w:tcW w:w="2253" w:type="dxa"/>
-            <w:tcBorders/>
+            <w:tcW w:w="2244" w:type="dxa"/>
+            <w:tcBorders>
+              <w:left w:val="single" w:sz="2" w:space="0" w:color="BFC7D5"/>
+              <w:bottom w:val="single" w:sz="6" w:space="0" w:color="BFC7D5"/>
+              <w:right w:val="single" w:sz="6" w:space="0" w:color="BFC7D5"/>
+            </w:tcBorders>
             <w:vAlign w:val="center"/>
           </w:tcPr>
           <w:p>
@@ -2291,7 +2805,7 @@
         <w:rPr>
           <w:rStyle w:val="SourceText"/>
         </w:rPr>
-        <w:t>voice/Dockerfile:50</w:t>
+        <w:t>voice/Dockerfile:54</w:t>
       </w:r>
       <w:r>
         <w:rPr/>
@@ -2363,7 +2877,7 @@
       </w:pPr>
       <w:r>
         <w:rPr/>
-        <w:t>7. Release identification — the central gap</w:t>
+        <w:t>7. Release identification</w:t>
       </w:r>
     </w:p>
     <w:p>
@@ -2377,26 +2891,26 @@
         <w:rPr>
           <w:rStyle w:val="Strong"/>
         </w:rPr>
-        <w:t>Required scheme (to be adopted).</w:t>
+        <w:t>Required scheme (adopted from v1.4.0, 2026-10-06).</w:t>
       </w:r>
     </w:p>
     <w:tbl>
       <w:tblPr>
-        <w:tblW w:w="5343" w:type="dxa"/>
+        <w:tblW w:w="5000" w:type="pct"/>
         <w:jc w:val="left"/>
-        <w:tblInd w:w="0" w:type="dxa"/>
+        <w:tblInd w:w="-7" w:type="dxa"/>
         <w:tblLayout w:type="fixed"/>
         <w:tblCellMar>
-          <w:top w:w="28" w:type="dxa"/>
-          <w:left w:w="28" w:type="dxa"/>
-          <w:bottom w:w="28" w:type="dxa"/>
-          <w:right w:w="28" w:type="dxa"/>
+          <w:top w:w="60" w:type="dxa"/>
+          <w:left w:w="60" w:type="dxa"/>
+          <w:bottom w:w="60" w:type="dxa"/>
+          <w:right w:w="60" w:type="dxa"/>
         </w:tblCellMar>
       </w:tblPr>
       <w:tblGrid>
-        <w:gridCol w:w="1183"/>
-        <w:gridCol w:w="2891"/>
-        <w:gridCol w:w="1269"/>
+        <w:gridCol w:w="1216"/>
+        <w:gridCol w:w="2926"/>
+        <w:gridCol w:w="1275"/>
       </w:tblGrid>
       <w:tr>
         <w:trPr>
@@ -2404,66 +2918,90 @@
         </w:trPr>
         <w:tc>
           <w:tcPr>
-            <w:tcW w:w="1183" w:type="dxa"/>
-            <w:tcBorders/>
+            <w:tcW w:w="1216" w:type="dxa"/>
+            <w:tcBorders>
+              <w:top w:val="single" w:sz="6" w:space="0" w:color="BFC7D5"/>
+              <w:left w:val="single" w:sz="6" w:space="0" w:color="BFC7D5"/>
+              <w:bottom w:val="single" w:sz="2" w:space="0" w:color="BFC7D5"/>
+              <w:right w:val="single" w:sz="6" w:space="0" w:color="BFC7D5"/>
+            </w:tcBorders>
+            <w:shd w:fill="1F3A5F" w:val="clear"/>
             <w:vAlign w:val="center"/>
           </w:tcPr>
           <w:p>
             <w:pPr>
               <w:pStyle w:val="TableHeading"/>
-              <w:suppressLineNumbers/>
-              <w:shd w:fill="1F3A5F" w:val="clear"/>
-              <w:bidi w:val="0"/>
-              <w:spacing w:before="0" w:after="283"/>
-              <w:jc w:val="center"/>
-              <w:rPr/>
-            </w:pPr>
-            <w:r>
-              <w:rPr/>
+              <w:bidi w:val="0"/>
+              <w:spacing w:before="0" w:after="283"/>
+              <w:jc w:val="left"/>
+              <w:rPr>
+                <w:color w:val="FFFFFF"/>
+              </w:rPr>
+            </w:pPr>
+            <w:r>
+              <w:rPr>
+                <w:color w:val="FFFFFF"/>
+              </w:rPr>
               <w:t>Element</w:t>
             </w:r>
           </w:p>
         </w:tc>
         <w:tc>
           <w:tcPr>
-            <w:tcW w:w="2891" w:type="dxa"/>
-            <w:tcBorders/>
+            <w:tcW w:w="2926" w:type="dxa"/>
+            <w:tcBorders>
+              <w:top w:val="single" w:sz="6" w:space="0" w:color="BFC7D5"/>
+              <w:left w:val="single" w:sz="2" w:space="0" w:color="BFC7D5"/>
+              <w:bottom w:val="single" w:sz="2" w:space="0" w:color="BFC7D5"/>
+              <w:right w:val="single" w:sz="6" w:space="0" w:color="BFC7D5"/>
+            </w:tcBorders>
+            <w:shd w:fill="1F3A5F" w:val="clear"/>
             <w:vAlign w:val="center"/>
           </w:tcPr>
           <w:p>
             <w:pPr>
               <w:pStyle w:val="TableHeading"/>
-              <w:suppressLineNumbers/>
-              <w:shd w:fill="1F3A5F" w:val="clear"/>
-              <w:bidi w:val="0"/>
-              <w:spacing w:before="0" w:after="283"/>
-              <w:jc w:val="center"/>
-              <w:rPr/>
-            </w:pPr>
-            <w:r>
-              <w:rPr/>
+              <w:bidi w:val="0"/>
+              <w:spacing w:before="0" w:after="283"/>
+              <w:jc w:val="left"/>
+              <w:rPr>
+                <w:color w:val="FFFFFF"/>
+              </w:rPr>
+            </w:pPr>
+            <w:r>
+              <w:rPr>
+                <w:color w:val="FFFFFF"/>
+              </w:rPr>
               <w:t>Form</w:t>
             </w:r>
           </w:p>
         </w:tc>
         <w:tc>
           <w:tcPr>
-            <w:tcW w:w="1269" w:type="dxa"/>
-            <w:tcBorders/>
+            <w:tcW w:w="1275" w:type="dxa"/>
+            <w:tcBorders>
+              <w:top w:val="single" w:sz="6" w:space="0" w:color="BFC7D5"/>
+              <w:left w:val="single" w:sz="2" w:space="0" w:color="BFC7D5"/>
+              <w:bottom w:val="single" w:sz="2" w:space="0" w:color="BFC7D5"/>
+              <w:right w:val="single" w:sz="6" w:space="0" w:color="BFC7D5"/>
+            </w:tcBorders>
+            <w:shd w:fill="1F3A5F" w:val="clear"/>
             <w:vAlign w:val="center"/>
           </w:tcPr>
           <w:p>
             <w:pPr>
               <w:pStyle w:val="TableHeading"/>
-              <w:suppressLineNumbers/>
-              <w:shd w:fill="1F3A5F" w:val="clear"/>
-              <w:bidi w:val="0"/>
-              <w:spacing w:before="0" w:after="283"/>
-              <w:jc w:val="center"/>
-              <w:rPr/>
-            </w:pPr>
-            <w:r>
-              <w:rPr/>
+              <w:bidi w:val="0"/>
+              <w:spacing w:before="0" w:after="283"/>
+              <w:jc w:val="left"/>
+              <w:rPr>
+                <w:color w:val="FFFFFF"/>
+              </w:rPr>
+            </w:pPr>
+            <w:r>
+              <w:rPr>
+                <w:color w:val="FFFFFF"/>
+              </w:rPr>
               <w:t>Purpose</w:t>
             </w:r>
           </w:p>
@@ -2473,8 +3011,12 @@
         <w:trPr/>
         <w:tc>
           <w:tcPr>
-            <w:tcW w:w="1183" w:type="dxa"/>
-            <w:tcBorders/>
+            <w:tcW w:w="1216" w:type="dxa"/>
+            <w:tcBorders>
+              <w:left w:val="single" w:sz="6" w:space="0" w:color="BFC7D5"/>
+              <w:bottom w:val="single" w:sz="2" w:space="0" w:color="BFC7D5"/>
+              <w:right w:val="single" w:sz="6" w:space="0" w:color="BFC7D5"/>
+            </w:tcBorders>
             <w:vAlign w:val="center"/>
           </w:tcPr>
           <w:p>
@@ -2493,8 +3035,12 @@
         </w:tc>
         <w:tc>
           <w:tcPr>
-            <w:tcW w:w="2891" w:type="dxa"/>
-            <w:tcBorders/>
+            <w:tcW w:w="2926" w:type="dxa"/>
+            <w:tcBorders>
+              <w:left w:val="single" w:sz="2" w:space="0" w:color="BFC7D5"/>
+              <w:bottom w:val="single" w:sz="2" w:space="0" w:color="BFC7D5"/>
+              <w:right w:val="single" w:sz="6" w:space="0" w:color="BFC7D5"/>
+            </w:tcBorders>
             <w:vAlign w:val="center"/>
           </w:tcPr>
           <w:p>
@@ -2523,8 +3069,12 @@
         </w:tc>
         <w:tc>
           <w:tcPr>
-            <w:tcW w:w="1269" w:type="dxa"/>
-            <w:tcBorders/>
+            <w:tcW w:w="1275" w:type="dxa"/>
+            <w:tcBorders>
+              <w:left w:val="single" w:sz="2" w:space="0" w:color="BFC7D5"/>
+              <w:bottom w:val="single" w:sz="2" w:space="0" w:color="BFC7D5"/>
+              <w:right w:val="single" w:sz="6" w:space="0" w:color="BFC7D5"/>
+            </w:tcBorders>
             <w:vAlign w:val="center"/>
           </w:tcPr>
           <w:p>
@@ -2546,8 +3096,12 @@
         <w:trPr/>
         <w:tc>
           <w:tcPr>
-            <w:tcW w:w="1183" w:type="dxa"/>
-            <w:tcBorders/>
+            <w:tcW w:w="1216" w:type="dxa"/>
+            <w:tcBorders>
+              <w:left w:val="single" w:sz="6" w:space="0" w:color="BFC7D5"/>
+              <w:bottom w:val="single" w:sz="2" w:space="0" w:color="BFC7D5"/>
+              <w:right w:val="single" w:sz="6" w:space="0" w:color="BFC7D5"/>
+            </w:tcBorders>
             <w:vAlign w:val="center"/>
           </w:tcPr>
           <w:p>
@@ -2566,8 +3120,12 @@
         </w:tc>
         <w:tc>
           <w:tcPr>
-            <w:tcW w:w="2891" w:type="dxa"/>
-            <w:tcBorders/>
+            <w:tcW w:w="2926" w:type="dxa"/>
+            <w:tcBorders>
+              <w:left w:val="single" w:sz="2" w:space="0" w:color="BFC7D5"/>
+              <w:bottom w:val="single" w:sz="2" w:space="0" w:color="BFC7D5"/>
+              <w:right w:val="single" w:sz="6" w:space="0" w:color="BFC7D5"/>
+            </w:tcBorders>
             <w:vAlign w:val="center"/>
           </w:tcPr>
           <w:p>
@@ -2612,8 +3170,12 @@
         </w:tc>
         <w:tc>
           <w:tcPr>
-            <w:tcW w:w="1269" w:type="dxa"/>
-            <w:tcBorders/>
+            <w:tcW w:w="1275" w:type="dxa"/>
+            <w:tcBorders>
+              <w:left w:val="single" w:sz="2" w:space="0" w:color="BFC7D5"/>
+              <w:bottom w:val="single" w:sz="2" w:space="0" w:color="BFC7D5"/>
+              <w:right w:val="single" w:sz="6" w:space="0" w:color="BFC7D5"/>
+            </w:tcBorders>
             <w:vAlign w:val="center"/>
           </w:tcPr>
           <w:p>
@@ -2635,8 +3197,12 @@
         <w:trPr/>
         <w:tc>
           <w:tcPr>
-            <w:tcW w:w="1183" w:type="dxa"/>
-            <w:tcBorders/>
+            <w:tcW w:w="1216" w:type="dxa"/>
+            <w:tcBorders>
+              <w:left w:val="single" w:sz="6" w:space="0" w:color="BFC7D5"/>
+              <w:bottom w:val="single" w:sz="2" w:space="0" w:color="BFC7D5"/>
+              <w:right w:val="single" w:sz="6" w:space="0" w:color="BFC7D5"/>
+            </w:tcBorders>
             <w:vAlign w:val="center"/>
           </w:tcPr>
           <w:p>
@@ -2655,8 +3221,12 @@
         </w:tc>
         <w:tc>
           <w:tcPr>
-            <w:tcW w:w="2891" w:type="dxa"/>
-            <w:tcBorders/>
+            <w:tcW w:w="2926" w:type="dxa"/>
+            <w:tcBorders>
+              <w:left w:val="single" w:sz="2" w:space="0" w:color="BFC7D5"/>
+              <w:bottom w:val="single" w:sz="2" w:space="0" w:color="BFC7D5"/>
+              <w:right w:val="single" w:sz="6" w:space="0" w:color="BFC7D5"/>
+            </w:tcBorders>
             <w:vAlign w:val="center"/>
           </w:tcPr>
           <w:p>
@@ -2675,8 +3245,12 @@
         </w:tc>
         <w:tc>
           <w:tcPr>
-            <w:tcW w:w="1269" w:type="dxa"/>
-            <w:tcBorders/>
+            <w:tcW w:w="1275" w:type="dxa"/>
+            <w:tcBorders>
+              <w:left w:val="single" w:sz="2" w:space="0" w:color="BFC7D5"/>
+              <w:bottom w:val="single" w:sz="2" w:space="0" w:color="BFC7D5"/>
+              <w:right w:val="single" w:sz="6" w:space="0" w:color="BFC7D5"/>
+            </w:tcBorders>
             <w:vAlign w:val="center"/>
           </w:tcPr>
           <w:p>
@@ -2698,8 +3272,12 @@
         <w:trPr/>
         <w:tc>
           <w:tcPr>
-            <w:tcW w:w="1183" w:type="dxa"/>
-            <w:tcBorders/>
+            <w:tcW w:w="1216" w:type="dxa"/>
+            <w:tcBorders>
+              <w:left w:val="single" w:sz="6" w:space="0" w:color="BFC7D5"/>
+              <w:bottom w:val="single" w:sz="2" w:space="0" w:color="BFC7D5"/>
+              <w:right w:val="single" w:sz="6" w:space="0" w:color="BFC7D5"/>
+            </w:tcBorders>
             <w:vAlign w:val="center"/>
           </w:tcPr>
           <w:p>
@@ -2718,8 +3296,12 @@
         </w:tc>
         <w:tc>
           <w:tcPr>
-            <w:tcW w:w="2891" w:type="dxa"/>
-            <w:tcBorders/>
+            <w:tcW w:w="2926" w:type="dxa"/>
+            <w:tcBorders>
+              <w:left w:val="single" w:sz="2" w:space="0" w:color="BFC7D5"/>
+              <w:bottom w:val="single" w:sz="2" w:space="0" w:color="BFC7D5"/>
+              <w:right w:val="single" w:sz="6" w:space="0" w:color="BFC7D5"/>
+            </w:tcBorders>
             <w:vAlign w:val="center"/>
           </w:tcPr>
           <w:p>
@@ -2738,8 +3320,12 @@
         </w:tc>
         <w:tc>
           <w:tcPr>
-            <w:tcW w:w="1269" w:type="dxa"/>
-            <w:tcBorders/>
+            <w:tcW w:w="1275" w:type="dxa"/>
+            <w:tcBorders>
+              <w:left w:val="single" w:sz="2" w:space="0" w:color="BFC7D5"/>
+              <w:bottom w:val="single" w:sz="2" w:space="0" w:color="BFC7D5"/>
+              <w:right w:val="single" w:sz="6" w:space="0" w:color="BFC7D5"/>
+            </w:tcBorders>
             <w:vAlign w:val="center"/>
           </w:tcPr>
           <w:p>
@@ -2761,8 +3347,12 @@
         <w:trPr/>
         <w:tc>
           <w:tcPr>
-            <w:tcW w:w="1183" w:type="dxa"/>
-            <w:tcBorders/>
+            <w:tcW w:w="1216" w:type="dxa"/>
+            <w:tcBorders>
+              <w:left w:val="single" w:sz="6" w:space="0" w:color="BFC7D5"/>
+              <w:bottom w:val="single" w:sz="6" w:space="0" w:color="BFC7D5"/>
+              <w:right w:val="single" w:sz="6" w:space="0" w:color="BFC7D5"/>
+            </w:tcBorders>
             <w:vAlign w:val="center"/>
           </w:tcPr>
           <w:p>
@@ -2781,8 +3371,12 @@
         </w:tc>
         <w:tc>
           <w:tcPr>
-            <w:tcW w:w="2891" w:type="dxa"/>
-            <w:tcBorders/>
+            <w:tcW w:w="2926" w:type="dxa"/>
+            <w:tcBorders>
+              <w:left w:val="single" w:sz="2" w:space="0" w:color="BFC7D5"/>
+              <w:bottom w:val="single" w:sz="6" w:space="0" w:color="BFC7D5"/>
+              <w:right w:val="single" w:sz="6" w:space="0" w:color="BFC7D5"/>
+            </w:tcBorders>
             <w:vAlign w:val="center"/>
           </w:tcPr>
           <w:p>
@@ -2807,8 +3401,12 @@
         </w:tc>
         <w:tc>
           <w:tcPr>
-            <w:tcW w:w="1269" w:type="dxa"/>
-            <w:tcBorders/>
+            <w:tcW w:w="1275" w:type="dxa"/>
+            <w:tcBorders>
+              <w:left w:val="single" w:sz="2" w:space="0" w:color="BFC7D5"/>
+              <w:bottom w:val="single" w:sz="6" w:space="0" w:color="BFC7D5"/>
+              <w:right w:val="single" w:sz="6" w:space="0" w:color="BFC7D5"/>
+            </w:tcBorders>
             <w:vAlign w:val="center"/>
           </w:tcPr>
           <w:p>
@@ -2838,7 +3436,41 @@
         <w:rPr>
           <w:rStyle w:val="Strong"/>
         </w:rPr>
-        <w:t>Present state: none of this exists.</w:t>
+        <w:t>Present state (updated 2026-10-07): the scheme is in use from v1.4.0.</w:t>
+      </w:r>
+      <w:r>
+        <w:rPr/>
+        <w:t xml:space="preserve"> As at 2026-09-21 none of it existed — no tags across 202 commits, no </w:t>
+      </w:r>
+      <w:r>
+        <w:rPr>
+          <w:rStyle w:val="SourceText"/>
+        </w:rPr>
+        <w:t>CHANGELOG</w:t>
+      </w:r>
+      <w:r>
+        <w:rPr/>
+        <w:t xml:space="preserve">, </w:t>
+      </w:r>
+      <w:r>
+        <w:rPr>
+          <w:rStyle w:val="SourceText"/>
+        </w:rPr>
+        <w:t>frontend/package.json</w:t>
+      </w:r>
+      <w:r>
+        <w:rPr/>
+        <w:t xml:space="preserve"> at </w:t>
+      </w:r>
+      <w:r>
+        <w:rPr>
+          <w:rStyle w:val="SourceText"/>
+        </w:rPr>
+        <w:t>"0.0.0"</w:t>
+      </w:r>
+      <w:r>
+        <w:rPr/>
+        <w:t>, untagged images and no build identifier. Now:</w:t>
       </w:r>
     </w:p>
     <w:p>
@@ -2859,24 +3491,68 @@
         <w:rPr/>
       </w:pPr>
       <w:r>
+        <w:rPr/>
+        <w:t xml:space="preserve">Annotated tags </w:t>
+      </w:r>
+      <w:r>
         <w:rPr>
           <w:rStyle w:val="SourceText"/>
         </w:rPr>
-        <w:t>git tag</w:t>
-      </w:r>
-      <w:r>
-        <w:rPr/>
-        <w:t xml:space="preserve"> returns nothing. The repository has </w:t>
-      </w:r>
-      <w:r>
-        <w:rPr>
-          <w:rStyle w:val="Strong"/>
-        </w:rPr>
-        <w:t>no tags at all</w:t>
-      </w:r>
-      <w:r>
-        <w:rPr/>
-        <w:t xml:space="preserve"> across 202 commits. </w:t>
+        <w:t>v1.4.0</w:t>
+      </w:r>
+      <w:r>
+        <w:rPr/>
+        <w:t xml:space="preserve"> and </w:t>
+      </w:r>
+      <w:r>
+        <w:rPr>
+          <w:rStyle w:val="SourceText"/>
+        </w:rPr>
+        <w:t>v1.4.1</w:t>
+      </w:r>
+      <w:r>
+        <w:rPr/>
+        <w:t xml:space="preserve">, created by </w:t>
+      </w:r>
+      <w:r>
+        <w:rPr>
+          <w:rStyle w:val="SourceText"/>
+        </w:rPr>
+        <w:t>scripts/release.sh</w:t>
+      </w:r>
+      <w:r>
+        <w:rPr/>
+        <w:t xml:space="preserve">, which also regenerates </w:t>
+      </w:r>
+      <w:r>
+        <w:rPr>
+          <w:rStyle w:val="SourceText"/>
+        </w:rPr>
+        <w:t>CHANGELOG.md</w:t>
+      </w:r>
+      <w:r>
+        <w:rPr/>
+        <w:t xml:space="preserve"> and records the version in </w:t>
+      </w:r>
+      <w:r>
+        <w:rPr>
+          <w:rStyle w:val="SourceText"/>
+        </w:rPr>
+        <w:t>frontend/package.json:4</w:t>
+      </w:r>
+      <w:r>
+        <w:rPr/>
+        <w:t xml:space="preserve"> (</w:t>
+      </w:r>
+      <w:r>
+        <w:rPr>
+          <w:rStyle w:val="SourceText"/>
+        </w:rPr>
+        <w:t>"1.4.1"</w:t>
+      </w:r>
+      <w:r>
+        <w:rPr/>
+        <w:t xml:space="preserve">). </w:t>
       </w:r>
     </w:p>
     <w:p>
@@ -2897,18 +3573,64 @@
         <w:rPr/>
       </w:pPr>
       <w:r>
-        <w:rPr/>
-        <w:t xml:space="preserve">There is no </w:t>
-      </w:r>
-      <w:r>
         <w:rPr>
           <w:rStyle w:val="SourceText"/>
         </w:rPr>
-        <w:t>CHANGELOG</w:t>
-      </w:r>
-      <w:r>
-        <w:rPr/>
-        <w:t xml:space="preserve">. </w:t>
+        <w:t>BUILD_VERSION</w:t>
+      </w:r>
+      <w:r>
+        <w:rPr/>
+        <w:t xml:space="preserve">, </w:t>
+      </w:r>
+      <w:r>
+        <w:rPr>
+          <w:rStyle w:val="SourceText"/>
+        </w:rPr>
+        <w:t>BUILD_COMMIT</w:t>
+      </w:r>
+      <w:r>
+        <w:rPr/>
+        <w:t xml:space="preserve"> and </w:t>
+      </w:r>
+      <w:r>
+        <w:rPr>
+          <w:rStyle w:val="SourceText"/>
+        </w:rPr>
+        <w:t>BUILD_DATE</w:t>
+      </w:r>
+      <w:r>
+        <w:rPr/>
+        <w:t xml:space="preserve"> are build arguments baked into the backend, voice and frontend images (</w:t>
+      </w:r>
+      <w:r>
+        <w:rPr>
+          <w:rStyle w:val="SourceText"/>
+        </w:rPr>
+        <w:t>backend/Dockerfile:64</w:t>
+      </w:r>
+      <w:r>
+        <w:rPr/>
+        <w:t xml:space="preserve">, </w:t>
+      </w:r>
+      <w:r>
+        <w:rPr>
+          <w:rStyle w:val="SourceText"/>
+        </w:rPr>
+        <w:t>voice/Dockerfile:92</w:t>
+      </w:r>
+      <w:r>
+        <w:rPr/>
+        <w:t xml:space="preserve">, </w:t>
+      </w:r>
+      <w:r>
+        <w:rPr>
+          <w:rStyle w:val="SourceText"/>
+        </w:rPr>
+        <w:t>frontend/Dockerfile:19</w:t>
+      </w:r>
+      <w:r>
+        <w:rPr/>
+        <w:t xml:space="preserve">). </w:t>
       </w:r>
     </w:p>
     <w:p>
@@ -2929,44 +3651,38 @@
         <w:rPr/>
       </w:pPr>
       <w:r>
+        <w:rPr/>
+        <w:t xml:space="preserve">The running system reports them: backend </w:t>
+      </w:r>
+      <w:r>
         <w:rPr>
           <w:rStyle w:val="SourceText"/>
         </w:rPr>
-        <w:t>frontend/package.json:4</w:t>
-      </w:r>
-      <w:r>
-        <w:rPr/>
-        <w:t xml:space="preserve"> is </w:t>
+        <w:t>/api/version</w:t>
+      </w:r>
+      <w:r>
+        <w:rPr/>
+        <w:t xml:space="preserve">, voice </w:t>
       </w:r>
       <w:r>
         <w:rPr>
           <w:rStyle w:val="SourceText"/>
         </w:rPr>
-        <w:t>"version": "0.0.0"</w:t>
-      </w:r>
-      <w:r>
-        <w:rPr/>
-        <w:t xml:space="preserve">. There is no </w:t>
+        <w:t>/health</w:t>
+      </w:r>
+      <w:r>
+        <w:rPr/>
+        <w:t xml:space="preserve">, frontend </w:t>
       </w:r>
       <w:r>
         <w:rPr>
           <w:rStyle w:val="SourceText"/>
         </w:rPr>
-        <w:t>__version__</w:t>
-      </w:r>
-      <w:r>
-        <w:rPr/>
-        <w:t xml:space="preserve"> in the backend, the voice service or the vendored </w:t>
-      </w:r>
-      <w:r>
-        <w:rPr>
-          <w:rStyle w:val="SourceText"/>
-        </w:rPr>
-        <w:t>nemotron_asr</w:t>
-      </w:r>
-      <w:r>
-        <w:rPr/>
-        <w:t xml:space="preserve"> package. </w:t>
+        <w:t>/build.json</w:t>
+      </w:r>
+      <w:r>
+        <w:rPr/>
+        <w:t xml:space="preserve">. </w:t>
       </w:r>
     </w:p>
     <w:p>
@@ -2987,10 +3703,14 @@
         <w:rPr/>
       </w:pPr>
       <w:r>
+        <w:rPr/>
+        <w:t>Released images carry the version tag (</w:t>
+      </w:r>
+      <w:r>
         <w:rPr>
           <w:rStyle w:val="SourceText"/>
         </w:rPr>
-        <w:t>backend</w:t>
+        <w:t>echomind-enterprise-backend:1.4.1</w:t>
       </w:r>
       <w:r>
         <w:rPr/>
@@ -3000,111 +3720,21 @@
         <w:rPr>
           <w:rStyle w:val="SourceText"/>
         </w:rPr>
-        <w:t>voice</w:t>
-      </w:r>
-      <w:r>
-        <w:rPr/>
-        <w:t xml:space="preserve"> and </w:t>
+        <w:t>-voice:1.4.1</w:t>
+      </w:r>
+      <w:r>
+        <w:rPr/>
+        <w:t xml:space="preserve">, </w:t>
       </w:r>
       <w:r>
         <w:rPr>
           <w:rStyle w:val="SourceText"/>
         </w:rPr>
-        <w:t>frontend</w:t>
-      </w:r>
-      <w:r>
-        <w:rPr/>
-        <w:t xml:space="preserve"> are built by compose with no </w:t>
-      </w:r>
-      <w:r>
-        <w:rPr>
-          <w:rStyle w:val="SourceText"/>
-        </w:rPr>
-        <w:t>image:</w:t>
-      </w:r>
-      <w:r>
-        <w:rPr/>
-        <w:t xml:space="preserve"> key (</w:t>
-      </w:r>
-      <w:r>
-        <w:rPr>
-          <w:rStyle w:val="SourceText"/>
-        </w:rPr>
-        <w:t>docker-compose.yml:47</w:t>
-      </w:r>
-      <w:r>
-        <w:rPr/>
-        <w:t xml:space="preserve">, </w:t>
-      </w:r>
-      <w:r>
-        <w:rPr>
-          <w:rStyle w:val="SourceText"/>
-        </w:rPr>
-        <w:t>:115</w:t>
-      </w:r>
-      <w:r>
-        <w:rPr/>
-        <w:t xml:space="preserve">, </w:t>
-      </w:r>
-      <w:r>
-        <w:rPr>
-          <w:rStyle w:val="SourceText"/>
-        </w:rPr>
-        <w:t>:207</w:t>
-      </w:r>
-      <w:r>
-        <w:rPr/>
-        <w:t xml:space="preserve">), so they carry compose-default names and are effectively </w:t>
-      </w:r>
-      <w:r>
-        <w:rPr>
-          <w:rStyle w:val="SourceText"/>
-        </w:rPr>
-        <w:t>:latest</w:t>
-      </w:r>
-      <w:r>
-        <w:rPr/>
-        <w:t xml:space="preserve">. Only two images in the stack are versioned at all: </w:t>
-      </w:r>
-      <w:r>
-        <w:rPr>
-          <w:rStyle w:val="SourceText"/>
-        </w:rPr>
-        <w:t>echomind-trtllm:1.2.0rc6</w:t>
-      </w:r>
-      <w:r>
-        <w:rPr/>
-        <w:t xml:space="preserve"> (</w:t>
-      </w:r>
-      <w:r>
-        <w:rPr>
-          <w:rStyle w:val="SourceText"/>
-        </w:rPr>
-        <w:t>docker-compose.yml:5</w:t>
-      </w:r>
-      <w:r>
-        <w:rPr/>
-        <w:t xml:space="preserve">) and </w:t>
-      </w:r>
-      <w:r>
-        <w:rPr>
-          <w:rStyle w:val="SourceText"/>
-        </w:rPr>
-        <w:t>echomind-ollama:setup</w:t>
-      </w:r>
-      <w:r>
-        <w:rPr/>
-        <w:t xml:space="preserve"> (</w:t>
-      </w:r>
-      <w:r>
-        <w:rPr>
-          <w:rStyle w:val="SourceText"/>
-        </w:rPr>
-        <w:t>:235</w:t>
-      </w:r>
-      <w:r>
-        <w:rPr/>
-        <w:t xml:space="preserve">). </w:t>
+        <w:t>-frontend:1.4.1</w:t>
+      </w:r>
+      <w:r>
+        <w:rPr/>
+        <w:t xml:space="preserve">) beside the compose-default name; the previous release keeps a rollback tag. </w:t>
       </w:r>
     </w:p>
     <w:p>
@@ -3119,41 +3749,39 @@
           <w:tab w:val="left" w:pos="709" w:leader="none"/>
         </w:tabs>
         <w:bidi w:val="0"/>
-        <w:spacing w:before="0" w:after="0"/>
         <w:ind w:hanging="283" w:left="709"/>
         <w:jc w:val="left"/>
         <w:rPr/>
       </w:pPr>
       <w:r>
-        <w:rPr/>
-        <w:t xml:space="preserve">No endpoint reports a build identifier. </w:t>
-      </w:r>
-    </w:p>
-    <w:p>
-      <w:pPr>
-        <w:pStyle w:val="BodyText"/>
-        <w:numPr>
-          <w:ilvl w:val="0"/>
-          <w:numId w:val="3"/>
-        </w:numPr>
-        <w:tabs>
-          <w:tab w:val="clear" w:pos="1134"/>
-          <w:tab w:val="left" w:pos="709" w:leader="none"/>
-        </w:tabs>
-        <w:bidi w:val="0"/>
-        <w:ind w:hanging="283" w:left="709"/>
-        <w:jc w:val="left"/>
-        <w:rPr/>
-      </w:pPr>
-      <w:r>
         <w:rPr>
           <w:rStyle w:val="SourceText"/>
         </w:rPr>
-        <w:t>docs/qms/registers/</w:t>
-      </w:r>
-      <w:r>
-        <w:rPr/>
-        <w:t xml:space="preserve"> is empty; no deployment register exists. </w:t>
+        <w:t>registers/REG-08_Release_and_Deployment_Register.md</w:t>
+      </w:r>
+      <w:r>
+        <w:rPr/>
+        <w:t xml:space="preserve"> records each deployment, and </w:t>
+      </w:r>
+      <w:r>
+        <w:rPr>
+          <w:rStyle w:val="SourceText"/>
+        </w:rPr>
+        <w:t>records/releases/</w:t>
+      </w:r>
+      <w:r>
+        <w:rPr/>
+        <w:t xml:space="preserve"> holds one </w:t>
+      </w:r>
+      <w:r>
+        <w:rPr>
+          <w:rStyle w:val="SourceText"/>
+        </w:rPr>
+        <w:t>FRM-03</w:t>
+      </w:r>
+      <w:r>
+        <w:rPr/>
+        <w:t xml:space="preserve"> release record per release. </w:t>
       </w:r>
     </w:p>
     <w:p>
@@ -3164,6 +3792,38 @@
         <w:rPr/>
       </w:pPr>
       <w:r>
+        <w:rPr/>
+        <w:t xml:space="preserve">Remaining: compose still has no </w:t>
+      </w:r>
+      <w:r>
+        <w:rPr>
+          <w:rStyle w:val="SourceText"/>
+        </w:rPr>
+        <w:t>image:</w:t>
+      </w:r>
+      <w:r>
+        <w:rPr/>
+        <w:t xml:space="preserve"> key for the three built services, so the version tag is applied at release time rather than declared in </w:t>
+      </w:r>
+      <w:r>
+        <w:rPr>
+          <w:rStyle w:val="SourceText"/>
+        </w:rPr>
+        <w:t>docker-compose.yml</w:t>
+      </w:r>
+      <w:r>
+        <w:rPr/>
+        <w:t>.</w:t>
+      </w:r>
+    </w:p>
+    <w:p>
+      <w:pPr>
+        <w:pStyle w:val="BodyText"/>
+        <w:bidi w:val="0"/>
+        <w:jc w:val="left"/>
+        <w:rPr/>
+      </w:pPr>
+      <w:r>
         <w:rPr>
           <w:rStyle w:val="Strong"/>
         </w:rPr>
@@ -3171,7 +3831,7 @@
       </w:r>
       <w:r>
         <w:rPr/>
-        <w:t xml:space="preserve"> A deployed EchoMind Enterprise instance cannot be traced back to a source revision from the running system. If a customer reports a defect, there is no reliable way to establish which code they are running other than asking when they installed it. Every other control in this procedure is weakened by that, and closing it is the prerequisite for R-10.</w:t>
+        <w:t xml:space="preserve"> A deployed instance released from v1.4.0 onward can be traced to its source revision from the running system. Instances built before 2026-10-06 cannot, and are identified by deployment date and commit SHA only.</w:t>
       </w:r>
     </w:p>
     <w:p>
@@ -3419,20 +4079,20 @@
     </w:p>
     <w:tbl>
       <w:tblPr>
-        <w:tblW w:w="5343" w:type="dxa"/>
+        <w:tblW w:w="5000" w:type="pct"/>
         <w:jc w:val="left"/>
-        <w:tblInd w:w="0" w:type="dxa"/>
+        <w:tblInd w:w="-7" w:type="dxa"/>
         <w:tblLayout w:type="fixed"/>
         <w:tblCellMar>
-          <w:top w:w="28" w:type="dxa"/>
-          <w:left w:w="28" w:type="dxa"/>
-          <w:bottom w:w="28" w:type="dxa"/>
-          <w:right w:w="28" w:type="dxa"/>
+          <w:top w:w="60" w:type="dxa"/>
+          <w:left w:w="60" w:type="dxa"/>
+          <w:bottom w:w="60" w:type="dxa"/>
+          <w:right w:w="60" w:type="dxa"/>
         </w:tblCellMar>
       </w:tblPr>
       <w:tblGrid>
-        <w:gridCol w:w="3135"/>
-        <w:gridCol w:w="2208"/>
+        <w:gridCol w:w="3187"/>
+        <w:gridCol w:w="2230"/>
       </w:tblGrid>
       <w:tr>
         <w:trPr>
@@ -3440,44 +4100,60 @@
         </w:trPr>
         <w:tc>
           <w:tcPr>
-            <w:tcW w:w="3135" w:type="dxa"/>
-            <w:tcBorders/>
+            <w:tcW w:w="3187" w:type="dxa"/>
+            <w:tcBorders>
+              <w:top w:val="single" w:sz="6" w:space="0" w:color="BFC7D5"/>
+              <w:left w:val="single" w:sz="6" w:space="0" w:color="BFC7D5"/>
+              <w:bottom w:val="single" w:sz="2" w:space="0" w:color="BFC7D5"/>
+              <w:right w:val="single" w:sz="6" w:space="0" w:color="BFC7D5"/>
+            </w:tcBorders>
+            <w:shd w:fill="1F3A5F" w:val="clear"/>
             <w:vAlign w:val="center"/>
           </w:tcPr>
           <w:p>
             <w:pPr>
               <w:pStyle w:val="TableHeading"/>
-              <w:suppressLineNumbers/>
-              <w:shd w:fill="1F3A5F" w:val="clear"/>
-              <w:bidi w:val="0"/>
-              <w:spacing w:before="0" w:after="283"/>
-              <w:jc w:val="center"/>
-              <w:rPr/>
-            </w:pPr>
-            <w:r>
-              <w:rPr/>
+              <w:bidi w:val="0"/>
+              <w:spacing w:before="0" w:after="283"/>
+              <w:jc w:val="left"/>
+              <w:rPr>
+                <w:color w:val="FFFFFF"/>
+              </w:rPr>
+            </w:pPr>
+            <w:r>
+              <w:rPr>
+                <w:color w:val="FFFFFF"/>
+              </w:rPr>
               <w:t>Artefact</w:t>
             </w:r>
           </w:p>
         </w:tc>
         <w:tc>
           <w:tcPr>
-            <w:tcW w:w="2208" w:type="dxa"/>
-            <w:tcBorders/>
+            <w:tcW w:w="2230" w:type="dxa"/>
+            <w:tcBorders>
+              <w:top w:val="single" w:sz="6" w:space="0" w:color="BFC7D5"/>
+              <w:left w:val="single" w:sz="2" w:space="0" w:color="BFC7D5"/>
+              <w:bottom w:val="single" w:sz="2" w:space="0" w:color="BFC7D5"/>
+              <w:right w:val="single" w:sz="6" w:space="0" w:color="BFC7D5"/>
+            </w:tcBorders>
+            <w:shd w:fill="1F3A5F" w:val="clear"/>
             <w:vAlign w:val="center"/>
           </w:tcPr>
           <w:p>
             <w:pPr>
               <w:pStyle w:val="TableHeading"/>
-              <w:suppressLineNumbers/>
-              <w:shd w:fill="1F3A5F" w:val="clear"/>
-              <w:bidi w:val="0"/>
-              <w:spacing w:before="0" w:after="283"/>
-              <w:jc w:val="center"/>
-              <w:rPr/>
-            </w:pPr>
-            <w:r>
-              <w:rPr/>
+              <w:bidi w:val="0"/>
+              <w:spacing w:before="0" w:after="283"/>
+              <w:jc w:val="left"/>
+              <w:rPr>
+                <w:color w:val="FFFFFF"/>
+              </w:rPr>
+            </w:pPr>
+            <w:r>
+              <w:rPr>
+                <w:color w:val="FFFFFF"/>
+              </w:rPr>
               <w:t>Contents</w:t>
             </w:r>
           </w:p>
@@ -3487,8 +4163,12 @@
         <w:trPr/>
         <w:tc>
           <w:tcPr>
-            <w:tcW w:w="3135" w:type="dxa"/>
-            <w:tcBorders/>
+            <w:tcW w:w="3187" w:type="dxa"/>
+            <w:tcBorders>
+              <w:left w:val="single" w:sz="6" w:space="0" w:color="BFC7D5"/>
+              <w:bottom w:val="single" w:sz="2" w:space="0" w:color="BFC7D5"/>
+              <w:right w:val="single" w:sz="6" w:space="0" w:color="BFC7D5"/>
+            </w:tcBorders>
             <w:vAlign w:val="center"/>
           </w:tcPr>
           <w:p>
@@ -3549,8 +4229,12 @@
         </w:tc>
         <w:tc>
           <w:tcPr>
-            <w:tcW w:w="2208" w:type="dxa"/>
-            <w:tcBorders/>
+            <w:tcW w:w="2230" w:type="dxa"/>
+            <w:tcBorders>
+              <w:left w:val="single" w:sz="2" w:space="0" w:color="BFC7D5"/>
+              <w:bottom w:val="single" w:sz="2" w:space="0" w:color="BFC7D5"/>
+              <w:right w:val="single" w:sz="6" w:space="0" w:color="BFC7D5"/>
+            </w:tcBorders>
             <w:vAlign w:val="center"/>
           </w:tcPr>
           <w:p>
@@ -3592,8 +4276,12 @@
         <w:trPr/>
         <w:tc>
           <w:tcPr>
-            <w:tcW w:w="3135" w:type="dxa"/>
-            <w:tcBorders/>
+            <w:tcW w:w="3187" w:type="dxa"/>
+            <w:tcBorders>
+              <w:left w:val="single" w:sz="6" w:space="0" w:color="BFC7D5"/>
+              <w:bottom w:val="single" w:sz="2" w:space="0" w:color="BFC7D5"/>
+              <w:right w:val="single" w:sz="6" w:space="0" w:color="BFC7D5"/>
+            </w:tcBorders>
             <w:vAlign w:val="center"/>
           </w:tcPr>
           <w:p>
@@ -3614,8 +4302,12 @@
         </w:tc>
         <w:tc>
           <w:tcPr>
-            <w:tcW w:w="2208" w:type="dxa"/>
-            <w:tcBorders/>
+            <w:tcW w:w="2230" w:type="dxa"/>
+            <w:tcBorders>
+              <w:left w:val="single" w:sz="2" w:space="0" w:color="BFC7D5"/>
+              <w:bottom w:val="single" w:sz="2" w:space="0" w:color="BFC7D5"/>
+              <w:right w:val="single" w:sz="6" w:space="0" w:color="BFC7D5"/>
+            </w:tcBorders>
             <w:vAlign w:val="center"/>
           </w:tcPr>
           <w:p>
@@ -3647,8 +4339,12 @@
         <w:trPr/>
         <w:tc>
           <w:tcPr>
-            <w:tcW w:w="3135" w:type="dxa"/>
-            <w:tcBorders/>
+            <w:tcW w:w="3187" w:type="dxa"/>
+            <w:tcBorders>
+              <w:left w:val="single" w:sz="6" w:space="0" w:color="BFC7D5"/>
+              <w:bottom w:val="single" w:sz="2" w:space="0" w:color="BFC7D5"/>
+              <w:right w:val="single" w:sz="6" w:space="0" w:color="BFC7D5"/>
+            </w:tcBorders>
             <w:vAlign w:val="center"/>
           </w:tcPr>
           <w:p>
@@ -3669,8 +4365,12 @@
         </w:tc>
         <w:tc>
           <w:tcPr>
-            <w:tcW w:w="2208" w:type="dxa"/>
-            <w:tcBorders/>
+            <w:tcW w:w="2230" w:type="dxa"/>
+            <w:tcBorders>
+              <w:left w:val="single" w:sz="2" w:space="0" w:color="BFC7D5"/>
+              <w:bottom w:val="single" w:sz="2" w:space="0" w:color="BFC7D5"/>
+              <w:right w:val="single" w:sz="6" w:space="0" w:color="BFC7D5"/>
+            </w:tcBorders>
             <w:vAlign w:val="center"/>
           </w:tcPr>
           <w:p>
@@ -3702,8 +4402,12 @@
         <w:trPr/>
         <w:tc>
           <w:tcPr>
-            <w:tcW w:w="3135" w:type="dxa"/>
-            <w:tcBorders/>
+            <w:tcW w:w="3187" w:type="dxa"/>
+            <w:tcBorders>
+              <w:left w:val="single" w:sz="6" w:space="0" w:color="BFC7D5"/>
+              <w:bottom w:val="single" w:sz="2" w:space="0" w:color="BFC7D5"/>
+              <w:right w:val="single" w:sz="6" w:space="0" w:color="BFC7D5"/>
+            </w:tcBorders>
             <w:vAlign w:val="center"/>
           </w:tcPr>
           <w:p>
@@ -3724,8 +4428,12 @@
         </w:tc>
         <w:tc>
           <w:tcPr>
-            <w:tcW w:w="2208" w:type="dxa"/>
-            <w:tcBorders/>
+            <w:tcW w:w="2230" w:type="dxa"/>
+            <w:tcBorders>
+              <w:left w:val="single" w:sz="2" w:space="0" w:color="BFC7D5"/>
+              <w:bottom w:val="single" w:sz="2" w:space="0" w:color="BFC7D5"/>
+              <w:right w:val="single" w:sz="6" w:space="0" w:color="BFC7D5"/>
+            </w:tcBorders>
             <w:vAlign w:val="center"/>
           </w:tcPr>
           <w:p>
@@ -3753,8 +4461,12 @@
         <w:trPr/>
         <w:tc>
           <w:tcPr>
-            <w:tcW w:w="3135" w:type="dxa"/>
-            <w:tcBorders/>
+            <w:tcW w:w="3187" w:type="dxa"/>
+            <w:tcBorders>
+              <w:left w:val="single" w:sz="6" w:space="0" w:color="BFC7D5"/>
+              <w:bottom w:val="single" w:sz="2" w:space="0" w:color="BFC7D5"/>
+              <w:right w:val="single" w:sz="6" w:space="0" w:color="BFC7D5"/>
+            </w:tcBorders>
             <w:vAlign w:val="center"/>
           </w:tcPr>
           <w:p>
@@ -3775,8 +4487,12 @@
         </w:tc>
         <w:tc>
           <w:tcPr>
-            <w:tcW w:w="2208" w:type="dxa"/>
-            <w:tcBorders/>
+            <w:tcW w:w="2230" w:type="dxa"/>
+            <w:tcBorders>
+              <w:left w:val="single" w:sz="2" w:space="0" w:color="BFC7D5"/>
+              <w:bottom w:val="single" w:sz="2" w:space="0" w:color="BFC7D5"/>
+              <w:right w:val="single" w:sz="6" w:space="0" w:color="BFC7D5"/>
+            </w:tcBorders>
             <w:vAlign w:val="center"/>
           </w:tcPr>
           <w:p>
@@ -3798,8 +4514,12 @@
         <w:trPr/>
         <w:tc>
           <w:tcPr>
-            <w:tcW w:w="3135" w:type="dxa"/>
-            <w:tcBorders/>
+            <w:tcW w:w="3187" w:type="dxa"/>
+            <w:tcBorders>
+              <w:left w:val="single" w:sz="6" w:space="0" w:color="BFC7D5"/>
+              <w:bottom w:val="single" w:sz="6" w:space="0" w:color="BFC7D5"/>
+              <w:right w:val="single" w:sz="6" w:space="0" w:color="BFC7D5"/>
+            </w:tcBorders>
             <w:vAlign w:val="center"/>
           </w:tcPr>
           <w:p>
@@ -3820,8 +4540,12 @@
         </w:tc>
         <w:tc>
           <w:tcPr>
-            <w:tcW w:w="2208" w:type="dxa"/>
-            <w:tcBorders/>
+            <w:tcW w:w="2230" w:type="dxa"/>
+            <w:tcBorders>
+              <w:left w:val="single" w:sz="2" w:space="0" w:color="BFC7D5"/>
+              <w:bottom w:val="single" w:sz="6" w:space="0" w:color="BFC7D5"/>
+              <w:right w:val="single" w:sz="6" w:space="0" w:color="BFC7D5"/>
+            </w:tcBorders>
             <w:vAlign w:val="center"/>
           </w:tcPr>
           <w:p>
@@ -3999,7 +4723,7 @@
         <w:rPr>
           <w:rStyle w:val="SourceText"/>
         </w:rPr>
-        <w:t>docker-compose.yml:143-146</w:t>
+        <w:t>docker-compose.yml:158-161</w:t>
       </w:r>
       <w:r>
         <w:rPr/>
@@ -4079,7 +4803,7 @@
         <w:rPr>
           <w:rStyle w:val="SourceText"/>
         </w:rPr>
-        <w:t>docker-compose.yml:214</w:t>
+        <w:t>docker-compose.yml:236</w:t>
       </w:r>
       <w:r>
         <w:rPr/>
@@ -4234,7 +4958,7 @@
         <w:rPr>
           <w:rStyle w:val="SourceText"/>
         </w:rPr>
-        <w:t>docker-compose.yml:227</w:t>
+        <w:t>docker-compose.yml:255</w:t>
       </w:r>
       <w:r>
         <w:rPr/>
@@ -4244,7 +4968,7 @@
         <w:rPr>
           <w:rStyle w:val="SourceText"/>
         </w:rPr>
-        <w:t>docker-compose.yml:221</w:t>
+        <w:t>docker-compose.yml:243</w:t>
       </w:r>
       <w:r>
         <w:rPr/>
@@ -4286,21 +5010,21 @@
     </w:p>
     <w:tbl>
       <w:tblPr>
-        <w:tblW w:w="5343" w:type="dxa"/>
+        <w:tblW w:w="5000" w:type="pct"/>
         <w:jc w:val="left"/>
-        <w:tblInd w:w="0" w:type="dxa"/>
+        <w:tblInd w:w="-7" w:type="dxa"/>
         <w:tblLayout w:type="fixed"/>
         <w:tblCellMar>
-          <w:top w:w="28" w:type="dxa"/>
-          <w:left w:w="28" w:type="dxa"/>
-          <w:bottom w:w="28" w:type="dxa"/>
-          <w:right w:w="28" w:type="dxa"/>
+          <w:top w:w="60" w:type="dxa"/>
+          <w:left w:w="60" w:type="dxa"/>
+          <w:bottom w:w="60" w:type="dxa"/>
+          <w:right w:w="60" w:type="dxa"/>
         </w:tblCellMar>
       </w:tblPr>
       <w:tblGrid>
-        <w:gridCol w:w="293"/>
-        <w:gridCol w:w="2086"/>
-        <w:gridCol w:w="2964"/>
+        <w:gridCol w:w="326"/>
+        <w:gridCol w:w="2121"/>
+        <w:gridCol w:w="2970"/>
       </w:tblGrid>
       <w:tr>
         <w:trPr>
@@ -4308,66 +5032,90 @@
         </w:trPr>
         <w:tc>
           <w:tcPr>
-            <w:tcW w:w="293" w:type="dxa"/>
-            <w:tcBorders/>
+            <w:tcW w:w="326" w:type="dxa"/>
+            <w:tcBorders>
+              <w:top w:val="single" w:sz="6" w:space="0" w:color="BFC7D5"/>
+              <w:left w:val="single" w:sz="6" w:space="0" w:color="BFC7D5"/>
+              <w:bottom w:val="single" w:sz="2" w:space="0" w:color="BFC7D5"/>
+              <w:right w:val="single" w:sz="6" w:space="0" w:color="BFC7D5"/>
+            </w:tcBorders>
+            <w:shd w:fill="1F3A5F" w:val="clear"/>
             <w:vAlign w:val="center"/>
           </w:tcPr>
           <w:p>
             <w:pPr>
               <w:pStyle w:val="TableHeading"/>
-              <w:suppressLineNumbers/>
-              <w:shd w:fill="1F3A5F" w:val="clear"/>
-              <w:bidi w:val="0"/>
-              <w:spacing w:before="0" w:after="283"/>
-              <w:jc w:val="center"/>
-              <w:rPr/>
-            </w:pPr>
-            <w:r>
-              <w:rPr/>
+              <w:bidi w:val="0"/>
+              <w:spacing w:before="0" w:after="283"/>
+              <w:jc w:val="left"/>
+              <w:rPr>
+                <w:color w:val="FFFFFF"/>
+              </w:rPr>
+            </w:pPr>
+            <w:r>
+              <w:rPr>
+                <w:color w:val="FFFFFF"/>
+              </w:rPr>
               <w:t>#</w:t>
             </w:r>
           </w:p>
         </w:tc>
         <w:tc>
           <w:tcPr>
-            <w:tcW w:w="2086" w:type="dxa"/>
-            <w:tcBorders/>
+            <w:tcW w:w="2121" w:type="dxa"/>
+            <w:tcBorders>
+              <w:top w:val="single" w:sz="6" w:space="0" w:color="BFC7D5"/>
+              <w:left w:val="single" w:sz="2" w:space="0" w:color="BFC7D5"/>
+              <w:bottom w:val="single" w:sz="2" w:space="0" w:color="BFC7D5"/>
+              <w:right w:val="single" w:sz="6" w:space="0" w:color="BFC7D5"/>
+            </w:tcBorders>
+            <w:shd w:fill="1F3A5F" w:val="clear"/>
             <w:vAlign w:val="center"/>
           </w:tcPr>
           <w:p>
             <w:pPr>
               <w:pStyle w:val="TableHeading"/>
-              <w:suppressLineNumbers/>
-              <w:shd w:fill="1F3A5F" w:val="clear"/>
-              <w:bidi w:val="0"/>
-              <w:spacing w:before="0" w:after="283"/>
-              <w:jc w:val="center"/>
-              <w:rPr/>
-            </w:pPr>
-            <w:r>
-              <w:rPr/>
+              <w:bidi w:val="0"/>
+              <w:spacing w:before="0" w:after="283"/>
+              <w:jc w:val="left"/>
+              <w:rPr>
+                <w:color w:val="FFFFFF"/>
+              </w:rPr>
+            </w:pPr>
+            <w:r>
+              <w:rPr>
+                <w:color w:val="FFFFFF"/>
+              </w:rPr>
               <w:t>Check</w:t>
             </w:r>
           </w:p>
         </w:tc>
         <w:tc>
           <w:tcPr>
-            <w:tcW w:w="2964" w:type="dxa"/>
-            <w:tcBorders/>
+            <w:tcW w:w="2970" w:type="dxa"/>
+            <w:tcBorders>
+              <w:top w:val="single" w:sz="6" w:space="0" w:color="BFC7D5"/>
+              <w:left w:val="single" w:sz="2" w:space="0" w:color="BFC7D5"/>
+              <w:bottom w:val="single" w:sz="2" w:space="0" w:color="BFC7D5"/>
+              <w:right w:val="single" w:sz="6" w:space="0" w:color="BFC7D5"/>
+            </w:tcBorders>
+            <w:shd w:fill="1F3A5F" w:val="clear"/>
             <w:vAlign w:val="center"/>
           </w:tcPr>
           <w:p>
             <w:pPr>
               <w:pStyle w:val="TableHeading"/>
-              <w:suppressLineNumbers/>
-              <w:shd w:fill="1F3A5F" w:val="clear"/>
-              <w:bidi w:val="0"/>
-              <w:spacing w:before="0" w:after="283"/>
-              <w:jc w:val="center"/>
-              <w:rPr/>
-            </w:pPr>
-            <w:r>
-              <w:rPr/>
+              <w:bidi w:val="0"/>
+              <w:spacing w:before="0" w:after="283"/>
+              <w:jc w:val="left"/>
+              <w:rPr>
+                <w:color w:val="FFFFFF"/>
+              </w:rPr>
+            </w:pPr>
+            <w:r>
+              <w:rPr>
+                <w:color w:val="FFFFFF"/>
+              </w:rPr>
               <w:t>Evidence</w:t>
             </w:r>
           </w:p>
@@ -4377,8 +5125,12 @@
         <w:trPr/>
         <w:tc>
           <w:tcPr>
-            <w:tcW w:w="293" w:type="dxa"/>
-            <w:tcBorders/>
+            <w:tcW w:w="326" w:type="dxa"/>
+            <w:tcBorders>
+              <w:left w:val="single" w:sz="6" w:space="0" w:color="BFC7D5"/>
+              <w:bottom w:val="single" w:sz="2" w:space="0" w:color="BFC7D5"/>
+              <w:right w:val="single" w:sz="6" w:space="0" w:color="BFC7D5"/>
+            </w:tcBorders>
             <w:vAlign w:val="center"/>
           </w:tcPr>
           <w:p>
@@ -4397,8 +5149,12 @@
         </w:tc>
         <w:tc>
           <w:tcPr>
-            <w:tcW w:w="2086" w:type="dxa"/>
-            <w:tcBorders/>
+            <w:tcW w:w="2121" w:type="dxa"/>
+            <w:tcBorders>
+              <w:left w:val="single" w:sz="2" w:space="0" w:color="BFC7D5"/>
+              <w:bottom w:val="single" w:sz="2" w:space="0" w:color="BFC7D5"/>
+              <w:right w:val="single" w:sz="6" w:space="0" w:color="BFC7D5"/>
+            </w:tcBorders>
             <w:vAlign w:val="center"/>
           </w:tcPr>
           <w:p>
@@ -4417,8 +5173,12 @@
         </w:tc>
         <w:tc>
           <w:tcPr>
-            <w:tcW w:w="2964" w:type="dxa"/>
-            <w:tcBorders/>
+            <w:tcW w:w="2970" w:type="dxa"/>
+            <w:tcBorders>
+              <w:left w:val="single" w:sz="2" w:space="0" w:color="BFC7D5"/>
+              <w:bottom w:val="single" w:sz="2" w:space="0" w:color="BFC7D5"/>
+              <w:right w:val="single" w:sz="6" w:space="0" w:color="BFC7D5"/>
+            </w:tcBorders>
             <w:vAlign w:val="center"/>
           </w:tcPr>
           <w:p>
@@ -4466,8 +5226,12 @@
         <w:trPr/>
         <w:tc>
           <w:tcPr>
-            <w:tcW w:w="293" w:type="dxa"/>
-            <w:tcBorders/>
+            <w:tcW w:w="326" w:type="dxa"/>
+            <w:tcBorders>
+              <w:left w:val="single" w:sz="6" w:space="0" w:color="BFC7D5"/>
+              <w:bottom w:val="single" w:sz="2" w:space="0" w:color="BFC7D5"/>
+              <w:right w:val="single" w:sz="6" w:space="0" w:color="BFC7D5"/>
+            </w:tcBorders>
             <w:vAlign w:val="center"/>
           </w:tcPr>
           <w:p>
@@ -4486,8 +5250,12 @@
         </w:tc>
         <w:tc>
           <w:tcPr>
-            <w:tcW w:w="2086" w:type="dxa"/>
-            <w:tcBorders/>
+            <w:tcW w:w="2121" w:type="dxa"/>
+            <w:tcBorders>
+              <w:left w:val="single" w:sz="2" w:space="0" w:color="BFC7D5"/>
+              <w:bottom w:val="single" w:sz="2" w:space="0" w:color="BFC7D5"/>
+              <w:right w:val="single" w:sz="6" w:space="0" w:color="BFC7D5"/>
+            </w:tcBorders>
             <w:vAlign w:val="center"/>
           </w:tcPr>
           <w:p>
@@ -4506,8 +5274,12 @@
         </w:tc>
         <w:tc>
           <w:tcPr>
-            <w:tcW w:w="2964" w:type="dxa"/>
-            <w:tcBorders/>
+            <w:tcW w:w="2970" w:type="dxa"/>
+            <w:tcBorders>
+              <w:left w:val="single" w:sz="2" w:space="0" w:color="BFC7D5"/>
+              <w:bottom w:val="single" w:sz="2" w:space="0" w:color="BFC7D5"/>
+              <w:right w:val="single" w:sz="6" w:space="0" w:color="BFC7D5"/>
+            </w:tcBorders>
             <w:vAlign w:val="center"/>
           </w:tcPr>
           <w:p>
@@ -4529,8 +5301,12 @@
         <w:trPr/>
         <w:tc>
           <w:tcPr>
-            <w:tcW w:w="293" w:type="dxa"/>
-            <w:tcBorders/>
+            <w:tcW w:w="326" w:type="dxa"/>
+            <w:tcBorders>
+              <w:left w:val="single" w:sz="6" w:space="0" w:color="BFC7D5"/>
+              <w:bottom w:val="single" w:sz="2" w:space="0" w:color="BFC7D5"/>
+              <w:right w:val="single" w:sz="6" w:space="0" w:color="BFC7D5"/>
+            </w:tcBorders>
             <w:vAlign w:val="center"/>
           </w:tcPr>
           <w:p>
@@ -4549,8 +5325,12 @@
         </w:tc>
         <w:tc>
           <w:tcPr>
-            <w:tcW w:w="2086" w:type="dxa"/>
-            <w:tcBorders/>
+            <w:tcW w:w="2121" w:type="dxa"/>
+            <w:tcBorders>
+              <w:left w:val="single" w:sz="2" w:space="0" w:color="BFC7D5"/>
+              <w:bottom w:val="single" w:sz="2" w:space="0" w:color="BFC7D5"/>
+              <w:right w:val="single" w:sz="6" w:space="0" w:color="BFC7D5"/>
+            </w:tcBorders>
             <w:vAlign w:val="center"/>
           </w:tcPr>
           <w:p>
@@ -4569,8 +5349,12 @@
         </w:tc>
         <w:tc>
           <w:tcPr>
-            <w:tcW w:w="2964" w:type="dxa"/>
-            <w:tcBorders/>
+            <w:tcW w:w="2970" w:type="dxa"/>
+            <w:tcBorders>
+              <w:left w:val="single" w:sz="2" w:space="0" w:color="BFC7D5"/>
+              <w:bottom w:val="single" w:sz="2" w:space="0" w:color="BFC7D5"/>
+              <w:right w:val="single" w:sz="6" w:space="0" w:color="BFC7D5"/>
+            </w:tcBorders>
             <w:vAlign w:val="center"/>
           </w:tcPr>
           <w:p>
@@ -4592,8 +5376,12 @@
         <w:trPr/>
         <w:tc>
           <w:tcPr>
-            <w:tcW w:w="293" w:type="dxa"/>
-            <w:tcBorders/>
+            <w:tcW w:w="326" w:type="dxa"/>
+            <w:tcBorders>
+              <w:left w:val="single" w:sz="6" w:space="0" w:color="BFC7D5"/>
+              <w:bottom w:val="single" w:sz="2" w:space="0" w:color="BFC7D5"/>
+              <w:right w:val="single" w:sz="6" w:space="0" w:color="BFC7D5"/>
+            </w:tcBorders>
             <w:vAlign w:val="center"/>
           </w:tcPr>
           <w:p>
@@ -4612,8 +5400,12 @@
         </w:tc>
         <w:tc>
           <w:tcPr>
-            <w:tcW w:w="2086" w:type="dxa"/>
-            <w:tcBorders/>
+            <w:tcW w:w="2121" w:type="dxa"/>
+            <w:tcBorders>
+              <w:left w:val="single" w:sz="2" w:space="0" w:color="BFC7D5"/>
+              <w:bottom w:val="single" w:sz="2" w:space="0" w:color="BFC7D5"/>
+              <w:right w:val="single" w:sz="6" w:space="0" w:color="BFC7D5"/>
+            </w:tcBorders>
             <w:vAlign w:val="center"/>
           </w:tcPr>
           <w:p>
@@ -4632,8 +5424,12 @@
         </w:tc>
         <w:tc>
           <w:tcPr>
-            <w:tcW w:w="2964" w:type="dxa"/>
-            <w:tcBorders/>
+            <w:tcW w:w="2970" w:type="dxa"/>
+            <w:tcBorders>
+              <w:left w:val="single" w:sz="2" w:space="0" w:color="BFC7D5"/>
+              <w:bottom w:val="single" w:sz="2" w:space="0" w:color="BFC7D5"/>
+              <w:right w:val="single" w:sz="6" w:space="0" w:color="BFC7D5"/>
+            </w:tcBorders>
             <w:vAlign w:val="center"/>
           </w:tcPr>
           <w:p>
@@ -4665,8 +5461,12 @@
         <w:trPr/>
         <w:tc>
           <w:tcPr>
-            <w:tcW w:w="293" w:type="dxa"/>
-            <w:tcBorders/>
+            <w:tcW w:w="326" w:type="dxa"/>
+            <w:tcBorders>
+              <w:left w:val="single" w:sz="6" w:space="0" w:color="BFC7D5"/>
+              <w:bottom w:val="single" w:sz="2" w:space="0" w:color="BFC7D5"/>
+              <w:right w:val="single" w:sz="6" w:space="0" w:color="BFC7D5"/>
+            </w:tcBorders>
             <w:vAlign w:val="center"/>
           </w:tcPr>
           <w:p>
@@ -4685,8 +5485,12 @@
         </w:tc>
         <w:tc>
           <w:tcPr>
-            <w:tcW w:w="2086" w:type="dxa"/>
-            <w:tcBorders/>
+            <w:tcW w:w="2121" w:type="dxa"/>
+            <w:tcBorders>
+              <w:left w:val="single" w:sz="2" w:space="0" w:color="BFC7D5"/>
+              <w:bottom w:val="single" w:sz="2" w:space="0" w:color="BFC7D5"/>
+              <w:right w:val="single" w:sz="6" w:space="0" w:color="BFC7D5"/>
+            </w:tcBorders>
             <w:vAlign w:val="center"/>
           </w:tcPr>
           <w:p>
@@ -4705,8 +5509,12 @@
         </w:tc>
         <w:tc>
           <w:tcPr>
-            <w:tcW w:w="2964" w:type="dxa"/>
-            <w:tcBorders/>
+            <w:tcW w:w="2970" w:type="dxa"/>
+            <w:tcBorders>
+              <w:left w:val="single" w:sz="2" w:space="0" w:color="BFC7D5"/>
+              <w:bottom w:val="single" w:sz="2" w:space="0" w:color="BFC7D5"/>
+              <w:right w:val="single" w:sz="6" w:space="0" w:color="BFC7D5"/>
+            </w:tcBorders>
             <w:vAlign w:val="center"/>
           </w:tcPr>
           <w:p>
@@ -4728,8 +5536,12 @@
         <w:trPr/>
         <w:tc>
           <w:tcPr>
-            <w:tcW w:w="293" w:type="dxa"/>
-            <w:tcBorders/>
+            <w:tcW w:w="326" w:type="dxa"/>
+            <w:tcBorders>
+              <w:left w:val="single" w:sz="6" w:space="0" w:color="BFC7D5"/>
+              <w:bottom w:val="single" w:sz="2" w:space="0" w:color="BFC7D5"/>
+              <w:right w:val="single" w:sz="6" w:space="0" w:color="BFC7D5"/>
+            </w:tcBorders>
             <w:vAlign w:val="center"/>
           </w:tcPr>
           <w:p>
@@ -4748,8 +5560,12 @@
         </w:tc>
         <w:tc>
           <w:tcPr>
-            <w:tcW w:w="2086" w:type="dxa"/>
-            <w:tcBorders/>
+            <w:tcW w:w="2121" w:type="dxa"/>
+            <w:tcBorders>
+              <w:left w:val="single" w:sz="2" w:space="0" w:color="BFC7D5"/>
+              <w:bottom w:val="single" w:sz="2" w:space="0" w:color="BFC7D5"/>
+              <w:right w:val="single" w:sz="6" w:space="0" w:color="BFC7D5"/>
+            </w:tcBorders>
             <w:vAlign w:val="center"/>
           </w:tcPr>
           <w:p>
@@ -4768,8 +5584,12 @@
         </w:tc>
         <w:tc>
           <w:tcPr>
-            <w:tcW w:w="2964" w:type="dxa"/>
-            <w:tcBorders/>
+            <w:tcW w:w="2970" w:type="dxa"/>
+            <w:tcBorders>
+              <w:left w:val="single" w:sz="2" w:space="0" w:color="BFC7D5"/>
+              <w:bottom w:val="single" w:sz="2" w:space="0" w:color="BFC7D5"/>
+              <w:right w:val="single" w:sz="6" w:space="0" w:color="BFC7D5"/>
+            </w:tcBorders>
             <w:vAlign w:val="center"/>
           </w:tcPr>
           <w:p>
@@ -4791,8 +5611,12 @@
         <w:trPr/>
         <w:tc>
           <w:tcPr>
-            <w:tcW w:w="293" w:type="dxa"/>
-            <w:tcBorders/>
+            <w:tcW w:w="326" w:type="dxa"/>
+            <w:tcBorders>
+              <w:left w:val="single" w:sz="6" w:space="0" w:color="BFC7D5"/>
+              <w:bottom w:val="single" w:sz="2" w:space="0" w:color="BFC7D5"/>
+              <w:right w:val="single" w:sz="6" w:space="0" w:color="BFC7D5"/>
+            </w:tcBorders>
             <w:vAlign w:val="center"/>
           </w:tcPr>
           <w:p>
@@ -4811,8 +5635,12 @@
         </w:tc>
         <w:tc>
           <w:tcPr>
-            <w:tcW w:w="2086" w:type="dxa"/>
-            <w:tcBorders/>
+            <w:tcW w:w="2121" w:type="dxa"/>
+            <w:tcBorders>
+              <w:left w:val="single" w:sz="2" w:space="0" w:color="BFC7D5"/>
+              <w:bottom w:val="single" w:sz="2" w:space="0" w:color="BFC7D5"/>
+              <w:right w:val="single" w:sz="6" w:space="0" w:color="BFC7D5"/>
+            </w:tcBorders>
             <w:vAlign w:val="center"/>
           </w:tcPr>
           <w:p>
@@ -4831,8 +5659,12 @@
         </w:tc>
         <w:tc>
           <w:tcPr>
-            <w:tcW w:w="2964" w:type="dxa"/>
-            <w:tcBorders/>
+            <w:tcW w:w="2970" w:type="dxa"/>
+            <w:tcBorders>
+              <w:left w:val="single" w:sz="2" w:space="0" w:color="BFC7D5"/>
+              <w:bottom w:val="single" w:sz="2" w:space="0" w:color="BFC7D5"/>
+              <w:right w:val="single" w:sz="6" w:space="0" w:color="BFC7D5"/>
+            </w:tcBorders>
             <w:vAlign w:val="center"/>
           </w:tcPr>
           <w:p>
@@ -4854,8 +5686,12 @@
         <w:trPr/>
         <w:tc>
           <w:tcPr>
-            <w:tcW w:w="293" w:type="dxa"/>
-            <w:tcBorders/>
+            <w:tcW w:w="326" w:type="dxa"/>
+            <w:tcBorders>
+              <w:left w:val="single" w:sz="6" w:space="0" w:color="BFC7D5"/>
+              <w:bottom w:val="single" w:sz="6" w:space="0" w:color="BFC7D5"/>
+              <w:right w:val="single" w:sz="6" w:space="0" w:color="BFC7D5"/>
+            </w:tcBorders>
             <w:vAlign w:val="center"/>
           </w:tcPr>
           <w:p>
@@ -4874,8 +5710,12 @@
         </w:tc>
         <w:tc>
           <w:tcPr>
-            <w:tcW w:w="2086" w:type="dxa"/>
-            <w:tcBorders/>
+            <w:tcW w:w="2121" w:type="dxa"/>
+            <w:tcBorders>
+              <w:left w:val="single" w:sz="2" w:space="0" w:color="BFC7D5"/>
+              <w:bottom w:val="single" w:sz="6" w:space="0" w:color="BFC7D5"/>
+              <w:right w:val="single" w:sz="6" w:space="0" w:color="BFC7D5"/>
+            </w:tcBorders>
             <w:vAlign w:val="center"/>
           </w:tcPr>
           <w:p>
@@ -4894,8 +5734,12 @@
         </w:tc>
         <w:tc>
           <w:tcPr>
-            <w:tcW w:w="2964" w:type="dxa"/>
-            <w:tcBorders/>
+            <w:tcW w:w="2970" w:type="dxa"/>
+            <w:tcBorders>
+              <w:left w:val="single" w:sz="2" w:space="0" w:color="BFC7D5"/>
+              <w:bottom w:val="single" w:sz="6" w:space="0" w:color="BFC7D5"/>
+              <w:right w:val="single" w:sz="6" w:space="0" w:color="BFC7D5"/>
+            </w:tcBorders>
             <w:vAlign w:val="center"/>
           </w:tcPr>
           <w:p>
@@ -4980,21 +5824,21 @@
     </w:p>
     <w:tbl>
       <w:tblPr>
-        <w:tblW w:w="5343" w:type="dxa"/>
+        <w:tblW w:w="5417" w:type="dxa"/>
         <w:jc w:val="left"/>
-        <w:tblInd w:w="0" w:type="dxa"/>
+        <w:tblInd w:w="-7" w:type="dxa"/>
         <w:tblLayout w:type="fixed"/>
         <w:tblCellMar>
-          <w:top w:w="28" w:type="dxa"/>
-          <w:left w:w="28" w:type="dxa"/>
-          <w:bottom w:w="28" w:type="dxa"/>
-          <w:right w:w="28" w:type="dxa"/>
+          <w:top w:w="60" w:type="dxa"/>
+          <w:left w:w="60" w:type="dxa"/>
+          <w:bottom w:w="60" w:type="dxa"/>
+          <w:right w:w="60" w:type="dxa"/>
         </w:tblCellMar>
       </w:tblPr>
       <w:tblGrid>
-        <w:gridCol w:w="1306"/>
-        <w:gridCol w:w="1831"/>
-        <w:gridCol w:w="2206"/>
+        <w:gridCol w:w="1340"/>
+        <w:gridCol w:w="1866"/>
+        <w:gridCol w:w="2211"/>
       </w:tblGrid>
       <w:tr>
         <w:trPr>
@@ -5002,66 +5846,90 @@
         </w:trPr>
         <w:tc>
           <w:tcPr>
-            <w:tcW w:w="1306" w:type="dxa"/>
-            <w:tcBorders/>
+            <w:tcW w:w="1340" w:type="dxa"/>
+            <w:tcBorders>
+              <w:top w:val="single" w:sz="6" w:space="0" w:color="BFC7D5"/>
+              <w:left w:val="single" w:sz="6" w:space="0" w:color="BFC7D5"/>
+              <w:bottom w:val="single" w:sz="2" w:space="0" w:color="BFC7D5"/>
+              <w:right w:val="single" w:sz="6" w:space="0" w:color="BFC7D5"/>
+            </w:tcBorders>
+            <w:shd w:fill="1F3A5F" w:val="clear"/>
             <w:vAlign w:val="center"/>
           </w:tcPr>
           <w:p>
             <w:pPr>
               <w:pStyle w:val="TableHeading"/>
-              <w:suppressLineNumbers/>
-              <w:shd w:fill="1F3A5F" w:val="clear"/>
-              <w:bidi w:val="0"/>
-              <w:spacing w:before="0" w:after="283"/>
-              <w:jc w:val="center"/>
-              <w:rPr/>
-            </w:pPr>
-            <w:r>
-              <w:rPr/>
+              <w:bidi w:val="0"/>
+              <w:spacing w:before="0" w:after="283"/>
+              <w:jc w:val="left"/>
+              <w:rPr>
+                <w:color w:val="FFFFFF"/>
+              </w:rPr>
+            </w:pPr>
+            <w:r>
+              <w:rPr>
+                <w:color w:val="FFFFFF"/>
+              </w:rPr>
               <w:t>Service</w:t>
             </w:r>
           </w:p>
         </w:tc>
         <w:tc>
           <w:tcPr>
-            <w:tcW w:w="1831" w:type="dxa"/>
-            <w:tcBorders/>
+            <w:tcW w:w="1866" w:type="dxa"/>
+            <w:tcBorders>
+              <w:top w:val="single" w:sz="6" w:space="0" w:color="BFC7D5"/>
+              <w:left w:val="single" w:sz="2" w:space="0" w:color="BFC7D5"/>
+              <w:bottom w:val="single" w:sz="2" w:space="0" w:color="BFC7D5"/>
+              <w:right w:val="single" w:sz="6" w:space="0" w:color="BFC7D5"/>
+            </w:tcBorders>
+            <w:shd w:fill="1F3A5F" w:val="clear"/>
             <w:vAlign w:val="center"/>
           </w:tcPr>
           <w:p>
             <w:pPr>
               <w:pStyle w:val="TableHeading"/>
-              <w:suppressLineNumbers/>
-              <w:shd w:fill="1F3A5F" w:val="clear"/>
-              <w:bidi w:val="0"/>
-              <w:spacing w:before="0" w:after="283"/>
-              <w:jc w:val="center"/>
-              <w:rPr/>
-            </w:pPr>
-            <w:r>
-              <w:rPr/>
+              <w:bidi w:val="0"/>
+              <w:spacing w:before="0" w:after="283"/>
+              <w:jc w:val="left"/>
+              <w:rPr>
+                <w:color w:val="FFFFFF"/>
+              </w:rPr>
+            </w:pPr>
+            <w:r>
+              <w:rPr>
+                <w:color w:val="FFFFFF"/>
+              </w:rPr>
               <w:t>Healthcheck</w:t>
             </w:r>
           </w:p>
         </w:tc>
         <w:tc>
           <w:tcPr>
-            <w:tcW w:w="2206" w:type="dxa"/>
-            <w:tcBorders/>
+            <w:tcW w:w="2211" w:type="dxa"/>
+            <w:tcBorders>
+              <w:top w:val="single" w:sz="6" w:space="0" w:color="BFC7D5"/>
+              <w:left w:val="single" w:sz="2" w:space="0" w:color="BFC7D5"/>
+              <w:bottom w:val="single" w:sz="2" w:space="0" w:color="BFC7D5"/>
+              <w:right w:val="single" w:sz="6" w:space="0" w:color="BFC7D5"/>
+            </w:tcBorders>
+            <w:shd w:fill="1F3A5F" w:val="clear"/>
             <w:vAlign w:val="center"/>
           </w:tcPr>
           <w:p>
             <w:pPr>
               <w:pStyle w:val="TableHeading"/>
-              <w:suppressLineNumbers/>
-              <w:shd w:fill="1F3A5F" w:val="clear"/>
-              <w:bidi w:val="0"/>
-              <w:spacing w:before="0" w:after="283"/>
-              <w:jc w:val="center"/>
-              <w:rPr/>
-            </w:pPr>
-            <w:r>
-              <w:rPr/>
+              <w:bidi w:val="0"/>
+              <w:spacing w:before="0" w:after="283"/>
+              <w:jc w:val="left"/>
+              <w:rPr>
+                <w:color w:val="FFFFFF"/>
+              </w:rPr>
+            </w:pPr>
+            <w:r>
+              <w:rPr>
+                <w:color w:val="FFFFFF"/>
+              </w:rPr>
               <w:t>Lines</w:t>
             </w:r>
           </w:p>
@@ -5071,8 +5939,12 @@
         <w:trPr/>
         <w:tc>
           <w:tcPr>
-            <w:tcW w:w="1306" w:type="dxa"/>
-            <w:tcBorders/>
+            <w:tcW w:w="1340" w:type="dxa"/>
+            <w:tcBorders>
+              <w:left w:val="single" w:sz="6" w:space="0" w:color="BFC7D5"/>
+              <w:bottom w:val="single" w:sz="2" w:space="0" w:color="BFC7D5"/>
+              <w:right w:val="single" w:sz="6" w:space="0" w:color="BFC7D5"/>
+            </w:tcBorders>
             <w:vAlign w:val="center"/>
           </w:tcPr>
           <w:p>
@@ -5093,8 +5965,12 @@
         </w:tc>
         <w:tc>
           <w:tcPr>
-            <w:tcW w:w="1831" w:type="dxa"/>
-            <w:tcBorders/>
+            <w:tcW w:w="1866" w:type="dxa"/>
+            <w:tcBorders>
+              <w:left w:val="single" w:sz="2" w:space="0" w:color="BFC7D5"/>
+              <w:bottom w:val="single" w:sz="2" w:space="0" w:color="BFC7D5"/>
+              <w:right w:val="single" w:sz="6" w:space="0" w:color="BFC7D5"/>
+            </w:tcBorders>
             <w:vAlign w:val="center"/>
           </w:tcPr>
           <w:p>
@@ -5133,8 +6009,12 @@
         </w:tc>
         <w:tc>
           <w:tcPr>
-            <w:tcW w:w="2206" w:type="dxa"/>
-            <w:tcBorders/>
+            <w:tcW w:w="2211" w:type="dxa"/>
+            <w:tcBorders>
+              <w:left w:val="single" w:sz="2" w:space="0" w:color="BFC7D5"/>
+              <w:bottom w:val="single" w:sz="2" w:space="0" w:color="BFC7D5"/>
+              <w:right w:val="single" w:sz="6" w:space="0" w:color="BFC7D5"/>
+            </w:tcBorders>
             <w:vAlign w:val="center"/>
           </w:tcPr>
           <w:p>
@@ -5158,8 +6038,12 @@
         <w:trPr/>
         <w:tc>
           <w:tcPr>
-            <w:tcW w:w="1306" w:type="dxa"/>
-            <w:tcBorders/>
+            <w:tcW w:w="1340" w:type="dxa"/>
+            <w:tcBorders>
+              <w:left w:val="single" w:sz="6" w:space="0" w:color="BFC7D5"/>
+              <w:bottom w:val="single" w:sz="2" w:space="0" w:color="BFC7D5"/>
+              <w:right w:val="single" w:sz="6" w:space="0" w:color="BFC7D5"/>
+            </w:tcBorders>
             <w:vAlign w:val="center"/>
           </w:tcPr>
           <w:p>
@@ -5180,8 +6064,12 @@
         </w:tc>
         <w:tc>
           <w:tcPr>
-            <w:tcW w:w="1831" w:type="dxa"/>
-            <w:tcBorders/>
+            <w:tcW w:w="1866" w:type="dxa"/>
+            <w:tcBorders>
+              <w:left w:val="single" w:sz="2" w:space="0" w:color="BFC7D5"/>
+              <w:bottom w:val="single" w:sz="2" w:space="0" w:color="BFC7D5"/>
+              <w:right w:val="single" w:sz="6" w:space="0" w:color="BFC7D5"/>
+            </w:tcBorders>
             <w:vAlign w:val="center"/>
           </w:tcPr>
           <w:p>
@@ -5210,8 +6098,12 @@
         </w:tc>
         <w:tc>
           <w:tcPr>
-            <w:tcW w:w="2206" w:type="dxa"/>
-            <w:tcBorders/>
+            <w:tcW w:w="2211" w:type="dxa"/>
+            <w:tcBorders>
+              <w:left w:val="single" w:sz="2" w:space="0" w:color="BFC7D5"/>
+              <w:bottom w:val="single" w:sz="2" w:space="0" w:color="BFC7D5"/>
+              <w:right w:val="single" w:sz="6" w:space="0" w:color="BFC7D5"/>
+            </w:tcBorders>
             <w:vAlign w:val="center"/>
           </w:tcPr>
           <w:p>
@@ -5235,8 +6127,12 @@
         <w:trPr/>
         <w:tc>
           <w:tcPr>
-            <w:tcW w:w="1306" w:type="dxa"/>
-            <w:tcBorders/>
+            <w:tcW w:w="1340" w:type="dxa"/>
+            <w:tcBorders>
+              <w:left w:val="single" w:sz="6" w:space="0" w:color="BFC7D5"/>
+              <w:bottom w:val="single" w:sz="2" w:space="0" w:color="BFC7D5"/>
+              <w:right w:val="single" w:sz="6" w:space="0" w:color="BFC7D5"/>
+            </w:tcBorders>
             <w:vAlign w:val="center"/>
           </w:tcPr>
           <w:p>
@@ -5257,8 +6153,12 @@
         </w:tc>
         <w:tc>
           <w:tcPr>
-            <w:tcW w:w="1831" w:type="dxa"/>
-            <w:tcBorders/>
+            <w:tcW w:w="1866" w:type="dxa"/>
+            <w:tcBorders>
+              <w:left w:val="single" w:sz="2" w:space="0" w:color="BFC7D5"/>
+              <w:bottom w:val="single" w:sz="2" w:space="0" w:color="BFC7D5"/>
+              <w:right w:val="single" w:sz="6" w:space="0" w:color="BFC7D5"/>
+            </w:tcBorders>
             <w:vAlign w:val="center"/>
           </w:tcPr>
           <w:p>
@@ -5287,8 +6187,12 @@
         </w:tc>
         <w:tc>
           <w:tcPr>
-            <w:tcW w:w="2206" w:type="dxa"/>
-            <w:tcBorders/>
+            <w:tcW w:w="2211" w:type="dxa"/>
+            <w:tcBorders>
+              <w:left w:val="single" w:sz="2" w:space="0" w:color="BFC7D5"/>
+              <w:bottom w:val="single" w:sz="2" w:space="0" w:color="BFC7D5"/>
+              <w:right w:val="single" w:sz="6" w:space="0" w:color="BFC7D5"/>
+            </w:tcBorders>
             <w:vAlign w:val="center"/>
           </w:tcPr>
           <w:p>
@@ -5312,8 +6216,12 @@
         <w:trPr/>
         <w:tc>
           <w:tcPr>
-            <w:tcW w:w="1306" w:type="dxa"/>
-            <w:tcBorders/>
+            <w:tcW w:w="1340" w:type="dxa"/>
+            <w:tcBorders>
+              <w:left w:val="single" w:sz="6" w:space="0" w:color="BFC7D5"/>
+              <w:bottom w:val="single" w:sz="2" w:space="0" w:color="BFC7D5"/>
+              <w:right w:val="single" w:sz="6" w:space="0" w:color="BFC7D5"/>
+            </w:tcBorders>
             <w:vAlign w:val="center"/>
           </w:tcPr>
           <w:p>
@@ -5334,8 +6242,12 @@
         </w:tc>
         <w:tc>
           <w:tcPr>
-            <w:tcW w:w="1831" w:type="dxa"/>
-            <w:tcBorders/>
+            <w:tcW w:w="1866" w:type="dxa"/>
+            <w:tcBorders>
+              <w:left w:val="single" w:sz="2" w:space="0" w:color="BFC7D5"/>
+              <w:bottom w:val="single" w:sz="2" w:space="0" w:color="BFC7D5"/>
+              <w:right w:val="single" w:sz="6" w:space="0" w:color="BFC7D5"/>
+            </w:tcBorders>
             <w:vAlign w:val="center"/>
           </w:tcPr>
           <w:p>
@@ -5356,8 +6268,12 @@
         </w:tc>
         <w:tc>
           <w:tcPr>
-            <w:tcW w:w="2206" w:type="dxa"/>
-            <w:tcBorders/>
+            <w:tcW w:w="2211" w:type="dxa"/>
+            <w:tcBorders>
+              <w:left w:val="single" w:sz="2" w:space="0" w:color="BFC7D5"/>
+              <w:bottom w:val="single" w:sz="2" w:space="0" w:color="BFC7D5"/>
+              <w:right w:val="single" w:sz="6" w:space="0" w:color="BFC7D5"/>
+            </w:tcBorders>
             <w:vAlign w:val="center"/>
           </w:tcPr>
           <w:p>
@@ -5381,8 +6297,12 @@
         <w:trPr/>
         <w:tc>
           <w:tcPr>
-            <w:tcW w:w="1306" w:type="dxa"/>
-            <w:tcBorders/>
+            <w:tcW w:w="1340" w:type="dxa"/>
+            <w:tcBorders>
+              <w:left w:val="single" w:sz="6" w:space="0" w:color="BFC7D5"/>
+              <w:bottom w:val="single" w:sz="2" w:space="0" w:color="BFC7D5"/>
+              <w:right w:val="single" w:sz="6" w:space="0" w:color="BFC7D5"/>
+            </w:tcBorders>
             <w:vAlign w:val="center"/>
           </w:tcPr>
           <w:p>
@@ -5403,8 +6323,12 @@
         </w:tc>
         <w:tc>
           <w:tcPr>
-            <w:tcW w:w="1831" w:type="dxa"/>
-            <w:tcBorders/>
+            <w:tcW w:w="1866" w:type="dxa"/>
+            <w:tcBorders>
+              <w:left w:val="single" w:sz="2" w:space="0" w:color="BFC7D5"/>
+              <w:bottom w:val="single" w:sz="2" w:space="0" w:color="BFC7D5"/>
+              <w:right w:val="single" w:sz="6" w:space="0" w:color="BFC7D5"/>
+            </w:tcBorders>
             <w:vAlign w:val="center"/>
           </w:tcPr>
           <w:p>
@@ -5425,8 +6349,12 @@
         </w:tc>
         <w:tc>
           <w:tcPr>
-            <w:tcW w:w="2206" w:type="dxa"/>
-            <w:tcBorders/>
+            <w:tcW w:w="2211" w:type="dxa"/>
+            <w:tcBorders>
+              <w:left w:val="single" w:sz="2" w:space="0" w:color="BFC7D5"/>
+              <w:bottom w:val="single" w:sz="2" w:space="0" w:color="BFC7D5"/>
+              <w:right w:val="single" w:sz="6" w:space="0" w:color="BFC7D5"/>
+            </w:tcBorders>
             <w:vAlign w:val="center"/>
           </w:tcPr>
           <w:p>
@@ -5450,8 +6378,12 @@
         <w:trPr/>
         <w:tc>
           <w:tcPr>
-            <w:tcW w:w="1306" w:type="dxa"/>
-            <w:tcBorders/>
+            <w:tcW w:w="1340" w:type="dxa"/>
+            <w:tcBorders>
+              <w:left w:val="single" w:sz="6" w:space="0" w:color="BFC7D5"/>
+              <w:bottom w:val="single" w:sz="6" w:space="0" w:color="BFC7D5"/>
+              <w:right w:val="single" w:sz="6" w:space="0" w:color="BFC7D5"/>
+            </w:tcBorders>
             <w:vAlign w:val="center"/>
           </w:tcPr>
           <w:p>
@@ -5472,8 +6404,12 @@
         </w:tc>
         <w:tc>
           <w:tcPr>
-            <w:tcW w:w="1831" w:type="dxa"/>
-            <w:tcBorders/>
+            <w:tcW w:w="1866" w:type="dxa"/>
+            <w:tcBorders>
+              <w:left w:val="single" w:sz="2" w:space="0" w:color="BFC7D5"/>
+              <w:bottom w:val="single" w:sz="6" w:space="0" w:color="BFC7D5"/>
+              <w:right w:val="single" w:sz="6" w:space="0" w:color="BFC7D5"/>
+            </w:tcBorders>
             <w:vAlign w:val="center"/>
           </w:tcPr>
           <w:p>
@@ -5494,8 +6430,12 @@
         </w:tc>
         <w:tc>
           <w:tcPr>
-            <w:tcW w:w="2206" w:type="dxa"/>
-            <w:tcBorders/>
+            <w:tcW w:w="2211" w:type="dxa"/>
+            <w:tcBorders>
+              <w:left w:val="single" w:sz="2" w:space="0" w:color="BFC7D5"/>
+              <w:bottom w:val="single" w:sz="6" w:space="0" w:color="BFC7D5"/>
+              <w:right w:val="single" w:sz="6" w:space="0" w:color="BFC7D5"/>
+            </w:tcBorders>
             <w:vAlign w:val="center"/>
           </w:tcPr>
           <w:p>
@@ -5557,7 +6497,7 @@
         <w:rPr>
           <w:rStyle w:val="SourceText"/>
         </w:rPr>
-        <w:t>backend/app/main.py:104</w:t>
+        <w:t>backend/app/main.py:112</w:t>
       </w:r>
       <w:r>
         <w:rPr/>
@@ -5587,7 +6527,7 @@
         <w:rPr>
           <w:rStyle w:val="SourceText"/>
         </w:rPr>
-        <w:t>docker-compose.yml:61-62</w:t>
+        <w:t>docker-compose.yml:65-66</w:t>
       </w:r>
       <w:r>
         <w:rPr/>
@@ -5869,21 +6809,21 @@
     </w:p>
     <w:tbl>
       <w:tblPr>
-        <w:tblW w:w="5343" w:type="dxa"/>
+        <w:tblW w:w="5000" w:type="pct"/>
         <w:jc w:val="left"/>
-        <w:tblInd w:w="0" w:type="dxa"/>
+        <w:tblInd w:w="-7" w:type="dxa"/>
         <w:tblLayout w:type="fixed"/>
         <w:tblCellMar>
-          <w:top w:w="28" w:type="dxa"/>
-          <w:left w:w="28" w:type="dxa"/>
-          <w:bottom w:w="28" w:type="dxa"/>
-          <w:right w:w="28" w:type="dxa"/>
+          <w:top w:w="60" w:type="dxa"/>
+          <w:left w:w="60" w:type="dxa"/>
+          <w:bottom w:w="60" w:type="dxa"/>
+          <w:right w:w="60" w:type="dxa"/>
         </w:tblCellMar>
       </w:tblPr>
       <w:tblGrid>
-        <w:gridCol w:w="1136"/>
-        <w:gridCol w:w="2592"/>
-        <w:gridCol w:w="1615"/>
+        <w:gridCol w:w="1169"/>
+        <w:gridCol w:w="2627"/>
+        <w:gridCol w:w="1621"/>
       </w:tblGrid>
       <w:tr>
         <w:trPr>
@@ -5891,66 +6831,90 @@
         </w:trPr>
         <w:tc>
           <w:tcPr>
-            <w:tcW w:w="1136" w:type="dxa"/>
-            <w:tcBorders/>
+            <w:tcW w:w="1169" w:type="dxa"/>
+            <w:tcBorders>
+              <w:top w:val="single" w:sz="6" w:space="0" w:color="BFC7D5"/>
+              <w:left w:val="single" w:sz="6" w:space="0" w:color="BFC7D5"/>
+              <w:bottom w:val="single" w:sz="2" w:space="0" w:color="BFC7D5"/>
+              <w:right w:val="single" w:sz="6" w:space="0" w:color="BFC7D5"/>
+            </w:tcBorders>
+            <w:shd w:fill="1F3A5F" w:val="clear"/>
             <w:vAlign w:val="center"/>
           </w:tcPr>
           <w:p>
             <w:pPr>
               <w:pStyle w:val="TableHeading"/>
-              <w:suppressLineNumbers/>
-              <w:shd w:fill="1F3A5F" w:val="clear"/>
-              <w:bidi w:val="0"/>
-              <w:spacing w:before="0" w:after="283"/>
-              <w:jc w:val="center"/>
-              <w:rPr/>
-            </w:pPr>
-            <w:r>
-              <w:rPr/>
+              <w:bidi w:val="0"/>
+              <w:spacing w:before="0" w:after="283"/>
+              <w:jc w:val="left"/>
+              <w:rPr>
+                <w:color w:val="FFFFFF"/>
+              </w:rPr>
+            </w:pPr>
+            <w:r>
+              <w:rPr>
+                <w:color w:val="FFFFFF"/>
+              </w:rPr>
               <w:t>Volume</w:t>
             </w:r>
           </w:p>
         </w:tc>
         <w:tc>
           <w:tcPr>
-            <w:tcW w:w="2592" w:type="dxa"/>
-            <w:tcBorders/>
+            <w:tcW w:w="2627" w:type="dxa"/>
+            <w:tcBorders>
+              <w:top w:val="single" w:sz="6" w:space="0" w:color="BFC7D5"/>
+              <w:left w:val="single" w:sz="2" w:space="0" w:color="BFC7D5"/>
+              <w:bottom w:val="single" w:sz="2" w:space="0" w:color="BFC7D5"/>
+              <w:right w:val="single" w:sz="6" w:space="0" w:color="BFC7D5"/>
+            </w:tcBorders>
+            <w:shd w:fill="1F3A5F" w:val="clear"/>
             <w:vAlign w:val="center"/>
           </w:tcPr>
           <w:p>
             <w:pPr>
               <w:pStyle w:val="TableHeading"/>
-              <w:suppressLineNumbers/>
-              <w:shd w:fill="1F3A5F" w:val="clear"/>
-              <w:bidi w:val="0"/>
-              <w:spacing w:before="0" w:after="283"/>
-              <w:jc w:val="center"/>
-              <w:rPr/>
-            </w:pPr>
-            <w:r>
-              <w:rPr/>
+              <w:bidi w:val="0"/>
+              <w:spacing w:before="0" w:after="283"/>
+              <w:jc w:val="left"/>
+              <w:rPr>
+                <w:color w:val="FFFFFF"/>
+              </w:rPr>
+            </w:pPr>
+            <w:r>
+              <w:rPr>
+                <w:color w:val="FFFFFF"/>
+              </w:rPr>
               <w:t>Contents</w:t>
             </w:r>
           </w:p>
         </w:tc>
         <w:tc>
           <w:tcPr>
-            <w:tcW w:w="1615" w:type="dxa"/>
-            <w:tcBorders/>
+            <w:tcW w:w="1621" w:type="dxa"/>
+            <w:tcBorders>
+              <w:top w:val="single" w:sz="6" w:space="0" w:color="BFC7D5"/>
+              <w:left w:val="single" w:sz="2" w:space="0" w:color="BFC7D5"/>
+              <w:bottom w:val="single" w:sz="2" w:space="0" w:color="BFC7D5"/>
+              <w:right w:val="single" w:sz="6" w:space="0" w:color="BFC7D5"/>
+            </w:tcBorders>
+            <w:shd w:fill="1F3A5F" w:val="clear"/>
             <w:vAlign w:val="center"/>
           </w:tcPr>
           <w:p>
             <w:pPr>
               <w:pStyle w:val="TableHeading"/>
-              <w:suppressLineNumbers/>
-              <w:shd w:fill="1F3A5F" w:val="clear"/>
-              <w:bidi w:val="0"/>
-              <w:spacing w:before="0" w:after="283"/>
-              <w:jc w:val="center"/>
-              <w:rPr/>
-            </w:pPr>
-            <w:r>
-              <w:rPr/>
+              <w:bidi w:val="0"/>
+              <w:spacing w:before="0" w:after="283"/>
+              <w:jc w:val="left"/>
+              <w:rPr>
+                <w:color w:val="FFFFFF"/>
+              </w:rPr>
+            </w:pPr>
+            <w:r>
+              <w:rPr>
+                <w:color w:val="FFFFFF"/>
+              </w:rPr>
               <w:t>On upgrade</w:t>
             </w:r>
           </w:p>
@@ -5960,8 +6924,12 @@
         <w:trPr/>
         <w:tc>
           <w:tcPr>
-            <w:tcW w:w="1136" w:type="dxa"/>
-            <w:tcBorders/>
+            <w:tcW w:w="1169" w:type="dxa"/>
+            <w:tcBorders>
+              <w:left w:val="single" w:sz="6" w:space="0" w:color="BFC7D5"/>
+              <w:bottom w:val="single" w:sz="2" w:space="0" w:color="BFC7D5"/>
+              <w:right w:val="single" w:sz="6" w:space="0" w:color="BFC7D5"/>
+            </w:tcBorders>
             <w:vAlign w:val="center"/>
           </w:tcPr>
           <w:p>
@@ -5982,8 +6950,12 @@
         </w:tc>
         <w:tc>
           <w:tcPr>
-            <w:tcW w:w="2592" w:type="dxa"/>
-            <w:tcBorders/>
+            <w:tcW w:w="2627" w:type="dxa"/>
+            <w:tcBorders>
+              <w:left w:val="single" w:sz="2" w:space="0" w:color="BFC7D5"/>
+              <w:bottom w:val="single" w:sz="2" w:space="0" w:color="BFC7D5"/>
+              <w:right w:val="single" w:sz="6" w:space="0" w:color="BFC7D5"/>
+            </w:tcBorders>
             <w:vAlign w:val="center"/>
           </w:tcPr>
           <w:p>
@@ -6034,8 +7006,12 @@
         </w:tc>
         <w:tc>
           <w:tcPr>
-            <w:tcW w:w="1615" w:type="dxa"/>
-            <w:tcBorders/>
+            <w:tcW w:w="1621" w:type="dxa"/>
+            <w:tcBorders>
+              <w:left w:val="single" w:sz="2" w:space="0" w:color="BFC7D5"/>
+              <w:bottom w:val="single" w:sz="2" w:space="0" w:color="BFC7D5"/>
+              <w:right w:val="single" w:sz="6" w:space="0" w:color="BFC7D5"/>
+            </w:tcBorders>
             <w:vAlign w:val="center"/>
           </w:tcPr>
           <w:p>
@@ -6057,8 +7033,12 @@
         <w:trPr/>
         <w:tc>
           <w:tcPr>
-            <w:tcW w:w="1136" w:type="dxa"/>
-            <w:tcBorders/>
+            <w:tcW w:w="1169" w:type="dxa"/>
+            <w:tcBorders>
+              <w:left w:val="single" w:sz="6" w:space="0" w:color="BFC7D5"/>
+              <w:bottom w:val="single" w:sz="2" w:space="0" w:color="BFC7D5"/>
+              <w:right w:val="single" w:sz="6" w:space="0" w:color="BFC7D5"/>
+            </w:tcBorders>
             <w:vAlign w:val="center"/>
           </w:tcPr>
           <w:p>
@@ -6079,8 +7059,12 @@
         </w:tc>
         <w:tc>
           <w:tcPr>
-            <w:tcW w:w="2592" w:type="dxa"/>
-            <w:tcBorders/>
+            <w:tcW w:w="2627" w:type="dxa"/>
+            <w:tcBorders>
+              <w:left w:val="single" w:sz="2" w:space="0" w:color="BFC7D5"/>
+              <w:bottom w:val="single" w:sz="2" w:space="0" w:color="BFC7D5"/>
+              <w:right w:val="single" w:sz="6" w:space="0" w:color="BFC7D5"/>
+            </w:tcBorders>
             <w:vAlign w:val="center"/>
           </w:tcPr>
           <w:p>
@@ -6099,8 +7083,12 @@
         </w:tc>
         <w:tc>
           <w:tcPr>
-            <w:tcW w:w="1615" w:type="dxa"/>
-            <w:tcBorders/>
+            <w:tcW w:w="1621" w:type="dxa"/>
+            <w:tcBorders>
+              <w:left w:val="single" w:sz="2" w:space="0" w:color="BFC7D5"/>
+              <w:bottom w:val="single" w:sz="2" w:space="0" w:color="BFC7D5"/>
+              <w:right w:val="single" w:sz="6" w:space="0" w:color="BFC7D5"/>
+            </w:tcBorders>
             <w:vAlign w:val="center"/>
           </w:tcPr>
           <w:p>
@@ -6122,8 +7110,12 @@
         <w:trPr/>
         <w:tc>
           <w:tcPr>
-            <w:tcW w:w="1136" w:type="dxa"/>
-            <w:tcBorders/>
+            <w:tcW w:w="1169" w:type="dxa"/>
+            <w:tcBorders>
+              <w:left w:val="single" w:sz="6" w:space="0" w:color="BFC7D5"/>
+              <w:bottom w:val="single" w:sz="6" w:space="0" w:color="BFC7D5"/>
+              <w:right w:val="single" w:sz="6" w:space="0" w:color="BFC7D5"/>
+            </w:tcBorders>
             <w:vAlign w:val="center"/>
           </w:tcPr>
           <w:p>
@@ -6144,8 +7136,12 @@
         </w:tc>
         <w:tc>
           <w:tcPr>
-            <w:tcW w:w="2592" w:type="dxa"/>
-            <w:tcBorders/>
+            <w:tcW w:w="2627" w:type="dxa"/>
+            <w:tcBorders>
+              <w:left w:val="single" w:sz="2" w:space="0" w:color="BFC7D5"/>
+              <w:bottom w:val="single" w:sz="6" w:space="0" w:color="BFC7D5"/>
+              <w:right w:val="single" w:sz="6" w:space="0" w:color="BFC7D5"/>
+            </w:tcBorders>
             <w:vAlign w:val="center"/>
           </w:tcPr>
           <w:p>
@@ -6164,8 +7160,12 @@
         </w:tc>
         <w:tc>
           <w:tcPr>
-            <w:tcW w:w="1615" w:type="dxa"/>
-            <w:tcBorders/>
+            <w:tcW w:w="1621" w:type="dxa"/>
+            <w:tcBorders>
+              <w:left w:val="single" w:sz="2" w:space="0" w:color="BFC7D5"/>
+              <w:bottom w:val="single" w:sz="6" w:space="0" w:color="BFC7D5"/>
+              <w:right w:val="single" w:sz="6" w:space="0" w:color="BFC7D5"/>
+            </w:tcBorders>
             <w:vAlign w:val="center"/>
           </w:tcPr>
           <w:p>
@@ -6341,7 +7341,7 @@
         <w:rPr>
           <w:rStyle w:val="SourceText"/>
         </w:rPr>
-        <w:t>docker-compose.yml:124</w:t>
+        <w:t>docker-compose.yml:135</w:t>
       </w:r>
       <w:r>
         <w:rPr/>
@@ -6393,21 +7393,21 @@
     </w:p>
     <w:tbl>
       <w:tblPr>
-        <w:tblW w:w="5343" w:type="dxa"/>
+        <w:tblW w:w="5000" w:type="pct"/>
         <w:jc w:val="left"/>
-        <w:tblInd w:w="0" w:type="dxa"/>
+        <w:tblInd w:w="-7" w:type="dxa"/>
         <w:tblLayout w:type="fixed"/>
         <w:tblCellMar>
-          <w:top w:w="28" w:type="dxa"/>
-          <w:left w:w="28" w:type="dxa"/>
-          <w:bottom w:w="28" w:type="dxa"/>
-          <w:right w:w="28" w:type="dxa"/>
+          <w:top w:w="60" w:type="dxa"/>
+          <w:left w:w="60" w:type="dxa"/>
+          <w:bottom w:w="60" w:type="dxa"/>
+          <w:right w:w="60" w:type="dxa"/>
         </w:tblCellMar>
       </w:tblPr>
       <w:tblGrid>
-        <w:gridCol w:w="1980"/>
-        <w:gridCol w:w="2072"/>
-        <w:gridCol w:w="1291"/>
+        <w:gridCol w:w="2013"/>
+        <w:gridCol w:w="2107"/>
+        <w:gridCol w:w="1297"/>
       </w:tblGrid>
       <w:tr>
         <w:trPr>
@@ -6415,66 +7415,90 @@
         </w:trPr>
         <w:tc>
           <w:tcPr>
-            <w:tcW w:w="1980" w:type="dxa"/>
-            <w:tcBorders/>
+            <w:tcW w:w="2013" w:type="dxa"/>
+            <w:tcBorders>
+              <w:top w:val="single" w:sz="6" w:space="0" w:color="BFC7D5"/>
+              <w:left w:val="single" w:sz="6" w:space="0" w:color="BFC7D5"/>
+              <w:bottom w:val="single" w:sz="2" w:space="0" w:color="BFC7D5"/>
+              <w:right w:val="single" w:sz="6" w:space="0" w:color="BFC7D5"/>
+            </w:tcBorders>
+            <w:shd w:fill="1F3A5F" w:val="clear"/>
             <w:vAlign w:val="center"/>
           </w:tcPr>
           <w:p>
             <w:pPr>
               <w:pStyle w:val="TableHeading"/>
-              <w:suppressLineNumbers/>
-              <w:shd w:fill="1F3A5F" w:val="clear"/>
-              <w:bidi w:val="0"/>
-              <w:spacing w:before="0" w:after="283"/>
-              <w:jc w:val="center"/>
-              <w:rPr/>
-            </w:pPr>
-            <w:r>
-              <w:rPr/>
+              <w:bidi w:val="0"/>
+              <w:spacing w:before="0" w:after="283"/>
+              <w:jc w:val="left"/>
+              <w:rPr>
+                <w:color w:val="FFFFFF"/>
+              </w:rPr>
+            </w:pPr>
+            <w:r>
+              <w:rPr>
+                <w:color w:val="FFFFFF"/>
+              </w:rPr>
               <w:t>Record</w:t>
             </w:r>
           </w:p>
         </w:tc>
         <w:tc>
           <w:tcPr>
-            <w:tcW w:w="2072" w:type="dxa"/>
-            <w:tcBorders/>
+            <w:tcW w:w="2107" w:type="dxa"/>
+            <w:tcBorders>
+              <w:top w:val="single" w:sz="6" w:space="0" w:color="BFC7D5"/>
+              <w:left w:val="single" w:sz="2" w:space="0" w:color="BFC7D5"/>
+              <w:bottom w:val="single" w:sz="2" w:space="0" w:color="BFC7D5"/>
+              <w:right w:val="single" w:sz="6" w:space="0" w:color="BFC7D5"/>
+            </w:tcBorders>
+            <w:shd w:fill="1F3A5F" w:val="clear"/>
             <w:vAlign w:val="center"/>
           </w:tcPr>
           <w:p>
             <w:pPr>
               <w:pStyle w:val="TableHeading"/>
-              <w:suppressLineNumbers/>
-              <w:shd w:fill="1F3A5F" w:val="clear"/>
-              <w:bidi w:val="0"/>
-              <w:spacing w:before="0" w:after="283"/>
-              <w:jc w:val="center"/>
-              <w:rPr/>
-            </w:pPr>
-            <w:r>
-              <w:rPr/>
+              <w:bidi w:val="0"/>
+              <w:spacing w:before="0" w:after="283"/>
+              <w:jc w:val="left"/>
+              <w:rPr>
+                <w:color w:val="FFFFFF"/>
+              </w:rPr>
+            </w:pPr>
+            <w:r>
+              <w:rPr>
+                <w:color w:val="FFFFFF"/>
+              </w:rPr>
               <w:t>Where it lives</w:t>
             </w:r>
           </w:p>
         </w:tc>
         <w:tc>
           <w:tcPr>
-            <w:tcW w:w="1291" w:type="dxa"/>
-            <w:tcBorders/>
+            <w:tcW w:w="1297" w:type="dxa"/>
+            <w:tcBorders>
+              <w:top w:val="single" w:sz="6" w:space="0" w:color="BFC7D5"/>
+              <w:left w:val="single" w:sz="2" w:space="0" w:color="BFC7D5"/>
+              <w:bottom w:val="single" w:sz="2" w:space="0" w:color="BFC7D5"/>
+              <w:right w:val="single" w:sz="6" w:space="0" w:color="BFC7D5"/>
+            </w:tcBorders>
+            <w:shd w:fill="1F3A5F" w:val="clear"/>
             <w:vAlign w:val="center"/>
           </w:tcPr>
           <w:p>
             <w:pPr>
               <w:pStyle w:val="TableHeading"/>
-              <w:suppressLineNumbers/>
-              <w:shd w:fill="1F3A5F" w:val="clear"/>
-              <w:bidi w:val="0"/>
-              <w:spacing w:before="0" w:after="283"/>
-              <w:jc w:val="center"/>
-              <w:rPr/>
-            </w:pPr>
-            <w:r>
-              <w:rPr/>
+              <w:bidi w:val="0"/>
+              <w:spacing w:before="0" w:after="283"/>
+              <w:jc w:val="left"/>
+              <w:rPr>
+                <w:color w:val="FFFFFF"/>
+              </w:rPr>
+            </w:pPr>
+            <w:r>
+              <w:rPr>
+                <w:color w:val="FFFFFF"/>
+              </w:rPr>
               <w:t>Retention</w:t>
             </w:r>
           </w:p>
@@ -6484,8 +7508,12 @@
         <w:trPr/>
         <w:tc>
           <w:tcPr>
-            <w:tcW w:w="1980" w:type="dxa"/>
-            <w:tcBorders/>
+            <w:tcW w:w="2013" w:type="dxa"/>
+            <w:tcBorders>
+              <w:left w:val="single" w:sz="6" w:space="0" w:color="BFC7D5"/>
+              <w:bottom w:val="single" w:sz="2" w:space="0" w:color="BFC7D5"/>
+              <w:right w:val="single" w:sz="6" w:space="0" w:color="BFC7D5"/>
+            </w:tcBorders>
             <w:vAlign w:val="center"/>
           </w:tcPr>
           <w:p>
@@ -6504,8 +7532,12 @@
         </w:tc>
         <w:tc>
           <w:tcPr>
-            <w:tcW w:w="2072" w:type="dxa"/>
-            <w:tcBorders/>
+            <w:tcW w:w="2107" w:type="dxa"/>
+            <w:tcBorders>
+              <w:left w:val="single" w:sz="2" w:space="0" w:color="BFC7D5"/>
+              <w:bottom w:val="single" w:sz="2" w:space="0" w:color="BFC7D5"/>
+              <w:right w:val="single" w:sz="6" w:space="0" w:color="BFC7D5"/>
+            </w:tcBorders>
             <w:vAlign w:val="center"/>
           </w:tcPr>
           <w:p>
@@ -6530,8 +7562,12 @@
         </w:tc>
         <w:tc>
           <w:tcPr>
-            <w:tcW w:w="1291" w:type="dxa"/>
-            <w:tcBorders/>
+            <w:tcW w:w="1297" w:type="dxa"/>
+            <w:tcBorders>
+              <w:left w:val="single" w:sz="2" w:space="0" w:color="BFC7D5"/>
+              <w:bottom w:val="single" w:sz="2" w:space="0" w:color="BFC7D5"/>
+              <w:right w:val="single" w:sz="6" w:space="0" w:color="BFC7D5"/>
+            </w:tcBorders>
             <w:vAlign w:val="center"/>
           </w:tcPr>
           <w:p>
@@ -6553,8 +7589,12 @@
         <w:trPr/>
         <w:tc>
           <w:tcPr>
-            <w:tcW w:w="1980" w:type="dxa"/>
-            <w:tcBorders/>
+            <w:tcW w:w="2013" w:type="dxa"/>
+            <w:tcBorders>
+              <w:left w:val="single" w:sz="6" w:space="0" w:color="BFC7D5"/>
+              <w:bottom w:val="single" w:sz="2" w:space="0" w:color="BFC7D5"/>
+              <w:right w:val="single" w:sz="6" w:space="0" w:color="BFC7D5"/>
+            </w:tcBorders>
             <w:vAlign w:val="center"/>
           </w:tcPr>
           <w:p>
@@ -6573,8 +7613,12 @@
         </w:tc>
         <w:tc>
           <w:tcPr>
-            <w:tcW w:w="2072" w:type="dxa"/>
-            <w:tcBorders/>
+            <w:tcW w:w="2107" w:type="dxa"/>
+            <w:tcBorders>
+              <w:left w:val="single" w:sz="2" w:space="0" w:color="BFC7D5"/>
+              <w:bottom w:val="single" w:sz="2" w:space="0" w:color="BFC7D5"/>
+              <w:right w:val="single" w:sz="6" w:space="0" w:color="BFC7D5"/>
+            </w:tcBorders>
             <w:vAlign w:val="center"/>
           </w:tcPr>
           <w:p>
@@ -6593,8 +7637,12 @@
         </w:tc>
         <w:tc>
           <w:tcPr>
-            <w:tcW w:w="1291" w:type="dxa"/>
-            <w:tcBorders/>
+            <w:tcW w:w="1297" w:type="dxa"/>
+            <w:tcBorders>
+              <w:left w:val="single" w:sz="2" w:space="0" w:color="BFC7D5"/>
+              <w:bottom w:val="single" w:sz="2" w:space="0" w:color="BFC7D5"/>
+              <w:right w:val="single" w:sz="6" w:space="0" w:color="BFC7D5"/>
+            </w:tcBorders>
             <w:vAlign w:val="center"/>
           </w:tcPr>
           <w:p>
@@ -6616,8 +7664,12 @@
         <w:trPr/>
         <w:tc>
           <w:tcPr>
-            <w:tcW w:w="1980" w:type="dxa"/>
-            <w:tcBorders/>
+            <w:tcW w:w="2013" w:type="dxa"/>
+            <w:tcBorders>
+              <w:left w:val="single" w:sz="6" w:space="0" w:color="BFC7D5"/>
+              <w:bottom w:val="single" w:sz="2" w:space="0" w:color="BFC7D5"/>
+              <w:right w:val="single" w:sz="6" w:space="0" w:color="BFC7D5"/>
+            </w:tcBorders>
             <w:vAlign w:val="center"/>
           </w:tcPr>
           <w:p>
@@ -6636,8 +7688,12 @@
         </w:tc>
         <w:tc>
           <w:tcPr>
-            <w:tcW w:w="2072" w:type="dxa"/>
-            <w:tcBorders/>
+            <w:tcW w:w="2107" w:type="dxa"/>
+            <w:tcBorders>
+              <w:left w:val="single" w:sz="2" w:space="0" w:color="BFC7D5"/>
+              <w:bottom w:val="single" w:sz="2" w:space="0" w:color="BFC7D5"/>
+              <w:right w:val="single" w:sz="6" w:space="0" w:color="BFC7D5"/>
+            </w:tcBorders>
             <w:vAlign w:val="center"/>
           </w:tcPr>
           <w:p>
@@ -6662,8 +7718,12 @@
         </w:tc>
         <w:tc>
           <w:tcPr>
-            <w:tcW w:w="1291" w:type="dxa"/>
-            <w:tcBorders/>
+            <w:tcW w:w="1297" w:type="dxa"/>
+            <w:tcBorders>
+              <w:left w:val="single" w:sz="2" w:space="0" w:color="BFC7D5"/>
+              <w:bottom w:val="single" w:sz="2" w:space="0" w:color="BFC7D5"/>
+              <w:right w:val="single" w:sz="6" w:space="0" w:color="BFC7D5"/>
+            </w:tcBorders>
             <w:vAlign w:val="center"/>
           </w:tcPr>
           <w:p>
@@ -6685,8 +7745,12 @@
         <w:trPr/>
         <w:tc>
           <w:tcPr>
-            <w:tcW w:w="1980" w:type="dxa"/>
-            <w:tcBorders/>
+            <w:tcW w:w="2013" w:type="dxa"/>
+            <w:tcBorders>
+              <w:left w:val="single" w:sz="6" w:space="0" w:color="BFC7D5"/>
+              <w:bottom w:val="single" w:sz="2" w:space="0" w:color="BFC7D5"/>
+              <w:right w:val="single" w:sz="6" w:space="0" w:color="BFC7D5"/>
+            </w:tcBorders>
             <w:vAlign w:val="center"/>
           </w:tcPr>
           <w:p>
@@ -6705,8 +7769,12 @@
         </w:tc>
         <w:tc>
           <w:tcPr>
-            <w:tcW w:w="2072" w:type="dxa"/>
-            <w:tcBorders/>
+            <w:tcW w:w="2107" w:type="dxa"/>
+            <w:tcBorders>
+              <w:left w:val="single" w:sz="2" w:space="0" w:color="BFC7D5"/>
+              <w:bottom w:val="single" w:sz="2" w:space="0" w:color="BFC7D5"/>
+              <w:right w:val="single" w:sz="6" w:space="0" w:color="BFC7D5"/>
+            </w:tcBorders>
             <w:vAlign w:val="center"/>
           </w:tcPr>
           <w:p>
@@ -6731,8 +7799,12 @@
         </w:tc>
         <w:tc>
           <w:tcPr>
-            <w:tcW w:w="1291" w:type="dxa"/>
-            <w:tcBorders/>
+            <w:tcW w:w="1297" w:type="dxa"/>
+            <w:tcBorders>
+              <w:left w:val="single" w:sz="2" w:space="0" w:color="BFC7D5"/>
+              <w:bottom w:val="single" w:sz="2" w:space="0" w:color="BFC7D5"/>
+              <w:right w:val="single" w:sz="6" w:space="0" w:color="BFC7D5"/>
+            </w:tcBorders>
             <w:vAlign w:val="center"/>
           </w:tcPr>
           <w:p>
@@ -6754,8 +7826,12 @@
         <w:trPr/>
         <w:tc>
           <w:tcPr>
-            <w:tcW w:w="1980" w:type="dxa"/>
-            <w:tcBorders/>
+            <w:tcW w:w="2013" w:type="dxa"/>
+            <w:tcBorders>
+              <w:left w:val="single" w:sz="6" w:space="0" w:color="BFC7D5"/>
+              <w:bottom w:val="single" w:sz="2" w:space="0" w:color="BFC7D5"/>
+              <w:right w:val="single" w:sz="6" w:space="0" w:color="BFC7D5"/>
+            </w:tcBorders>
             <w:vAlign w:val="center"/>
           </w:tcPr>
           <w:p>
@@ -6774,8 +7850,12 @@
         </w:tc>
         <w:tc>
           <w:tcPr>
-            <w:tcW w:w="2072" w:type="dxa"/>
-            <w:tcBorders/>
+            <w:tcW w:w="2107" w:type="dxa"/>
+            <w:tcBorders>
+              <w:left w:val="single" w:sz="2" w:space="0" w:color="BFC7D5"/>
+              <w:bottom w:val="single" w:sz="2" w:space="0" w:color="BFC7D5"/>
+              <w:right w:val="single" w:sz="6" w:space="0" w:color="BFC7D5"/>
+            </w:tcBorders>
             <w:vAlign w:val="center"/>
           </w:tcPr>
           <w:p>
@@ -6794,8 +7874,12 @@
         </w:tc>
         <w:tc>
           <w:tcPr>
-            <w:tcW w:w="1291" w:type="dxa"/>
-            <w:tcBorders/>
+            <w:tcW w:w="1297" w:type="dxa"/>
+            <w:tcBorders>
+              <w:left w:val="single" w:sz="2" w:space="0" w:color="BFC7D5"/>
+              <w:bottom w:val="single" w:sz="2" w:space="0" w:color="BFC7D5"/>
+              <w:right w:val="single" w:sz="6" w:space="0" w:color="BFC7D5"/>
+            </w:tcBorders>
             <w:vAlign w:val="center"/>
           </w:tcPr>
           <w:p>
@@ -6817,8 +7901,12 @@
         <w:trPr/>
         <w:tc>
           <w:tcPr>
-            <w:tcW w:w="1980" w:type="dxa"/>
-            <w:tcBorders/>
+            <w:tcW w:w="2013" w:type="dxa"/>
+            <w:tcBorders>
+              <w:left w:val="single" w:sz="6" w:space="0" w:color="BFC7D5"/>
+              <w:bottom w:val="single" w:sz="2" w:space="0" w:color="BFC7D5"/>
+              <w:right w:val="single" w:sz="6" w:space="0" w:color="BFC7D5"/>
+            </w:tcBorders>
             <w:vAlign w:val="center"/>
           </w:tcPr>
           <w:p>
@@ -6837,8 +7925,12 @@
         </w:tc>
         <w:tc>
           <w:tcPr>
-            <w:tcW w:w="2072" w:type="dxa"/>
-            <w:tcBorders/>
+            <w:tcW w:w="2107" w:type="dxa"/>
+            <w:tcBorders>
+              <w:left w:val="single" w:sz="2" w:space="0" w:color="BFC7D5"/>
+              <w:bottom w:val="single" w:sz="2" w:space="0" w:color="BFC7D5"/>
+              <w:right w:val="single" w:sz="6" w:space="0" w:color="BFC7D5"/>
+            </w:tcBorders>
             <w:vAlign w:val="center"/>
           </w:tcPr>
           <w:p>
@@ -6859,8 +7951,12 @@
         </w:tc>
         <w:tc>
           <w:tcPr>
-            <w:tcW w:w="1291" w:type="dxa"/>
-            <w:tcBorders/>
+            <w:tcW w:w="1297" w:type="dxa"/>
+            <w:tcBorders>
+              <w:left w:val="single" w:sz="2" w:space="0" w:color="BFC7D5"/>
+              <w:bottom w:val="single" w:sz="2" w:space="0" w:color="BFC7D5"/>
+              <w:right w:val="single" w:sz="6" w:space="0" w:color="BFC7D5"/>
+            </w:tcBorders>
             <w:vAlign w:val="center"/>
           </w:tcPr>
           <w:p>
@@ -6882,8 +7978,12 @@
         <w:trPr/>
         <w:tc>
           <w:tcPr>
-            <w:tcW w:w="1980" w:type="dxa"/>
-            <w:tcBorders/>
+            <w:tcW w:w="2013" w:type="dxa"/>
+            <w:tcBorders>
+              <w:left w:val="single" w:sz="6" w:space="0" w:color="BFC7D5"/>
+              <w:bottom w:val="single" w:sz="6" w:space="0" w:color="BFC7D5"/>
+              <w:right w:val="single" w:sz="6" w:space="0" w:color="BFC7D5"/>
+            </w:tcBorders>
             <w:vAlign w:val="center"/>
           </w:tcPr>
           <w:p>
@@ -6902,8 +8002,12 @@
         </w:tc>
         <w:tc>
           <w:tcPr>
-            <w:tcW w:w="2072" w:type="dxa"/>
-            <w:tcBorders/>
+            <w:tcW w:w="2107" w:type="dxa"/>
+            <w:tcBorders>
+              <w:left w:val="single" w:sz="2" w:space="0" w:color="BFC7D5"/>
+              <w:bottom w:val="single" w:sz="6" w:space="0" w:color="BFC7D5"/>
+              <w:right w:val="single" w:sz="6" w:space="0" w:color="BFC7D5"/>
+            </w:tcBorders>
             <w:vAlign w:val="center"/>
           </w:tcPr>
           <w:p>
@@ -6922,8 +8026,12 @@
         </w:tc>
         <w:tc>
           <w:tcPr>
-            <w:tcW w:w="1291" w:type="dxa"/>
-            <w:tcBorders/>
+            <w:tcW w:w="1297" w:type="dxa"/>
+            <w:tcBorders>
+              <w:left w:val="single" w:sz="2" w:space="0" w:color="BFC7D5"/>
+              <w:bottom w:val="single" w:sz="6" w:space="0" w:color="BFC7D5"/>
+              <w:right w:val="single" w:sz="6" w:space="0" w:color="BFC7D5"/>
+            </w:tcBorders>
             <w:vAlign w:val="center"/>
           </w:tcPr>
           <w:p>
@@ -6956,22 +8064,22 @@
     </w:p>
     <w:tbl>
       <w:tblPr>
-        <w:tblW w:w="5343" w:type="dxa"/>
+        <w:tblW w:w="5000" w:type="pct"/>
         <w:jc w:val="left"/>
-        <w:tblInd w:w="0" w:type="dxa"/>
+        <w:tblInd w:w="-7" w:type="dxa"/>
         <w:tblLayout w:type="fixed"/>
         <w:tblCellMar>
-          <w:top w:w="28" w:type="dxa"/>
-          <w:left w:w="28" w:type="dxa"/>
-          <w:bottom w:w="28" w:type="dxa"/>
-          <w:right w:w="28" w:type="dxa"/>
+          <w:top w:w="60" w:type="dxa"/>
+          <w:left w:w="60" w:type="dxa"/>
+          <w:bottom w:w="60" w:type="dxa"/>
+          <w:right w:w="60" w:type="dxa"/>
         </w:tblCellMar>
       </w:tblPr>
       <w:tblGrid>
-        <w:gridCol w:w="303"/>
-        <w:gridCol w:w="1659"/>
+        <w:gridCol w:w="336"/>
+        <w:gridCol w:w="1690"/>
         <w:gridCol w:w="1998"/>
-        <w:gridCol w:w="1383"/>
+        <w:gridCol w:w="1393"/>
       </w:tblGrid>
       <w:tr>
         <w:trPr>
@@ -6979,44 +8087,60 @@
         </w:trPr>
         <w:tc>
           <w:tcPr>
-            <w:tcW w:w="303" w:type="dxa"/>
-            <w:tcBorders/>
+            <w:tcW w:w="336" w:type="dxa"/>
+            <w:tcBorders>
+              <w:top w:val="single" w:sz="6" w:space="0" w:color="BFC7D5"/>
+              <w:left w:val="single" w:sz="6" w:space="0" w:color="BFC7D5"/>
+              <w:bottom w:val="single" w:sz="2" w:space="0" w:color="BFC7D5"/>
+              <w:right w:val="single" w:sz="6" w:space="0" w:color="BFC7D5"/>
+            </w:tcBorders>
+            <w:shd w:fill="1F3A5F" w:val="clear"/>
             <w:vAlign w:val="center"/>
           </w:tcPr>
           <w:p>
             <w:pPr>
               <w:pStyle w:val="TableHeading"/>
-              <w:suppressLineNumbers/>
-              <w:shd w:fill="1F3A5F" w:val="clear"/>
-              <w:bidi w:val="0"/>
-              <w:spacing w:before="0" w:after="283"/>
-              <w:jc w:val="center"/>
-              <w:rPr/>
-            </w:pPr>
-            <w:r>
-              <w:rPr/>
+              <w:bidi w:val="0"/>
+              <w:spacing w:before="0" w:after="283"/>
+              <w:jc w:val="left"/>
+              <w:rPr>
+                <w:color w:val="FFFFFF"/>
+              </w:rPr>
+            </w:pPr>
+            <w:r>
+              <w:rPr>
+                <w:color w:val="FFFFFF"/>
+              </w:rPr>
               <w:t>#</w:t>
             </w:r>
           </w:p>
         </w:tc>
         <w:tc>
           <w:tcPr>
-            <w:tcW w:w="1659" w:type="dxa"/>
-            <w:tcBorders/>
+            <w:tcW w:w="1690" w:type="dxa"/>
+            <w:tcBorders>
+              <w:top w:val="single" w:sz="6" w:space="0" w:color="BFC7D5"/>
+              <w:left w:val="single" w:sz="2" w:space="0" w:color="BFC7D5"/>
+              <w:bottom w:val="single" w:sz="2" w:space="0" w:color="BFC7D5"/>
+              <w:right w:val="single" w:sz="6" w:space="0" w:color="BFC7D5"/>
+            </w:tcBorders>
+            <w:shd w:fill="1F3A5F" w:val="clear"/>
             <w:vAlign w:val="center"/>
           </w:tcPr>
           <w:p>
             <w:pPr>
               <w:pStyle w:val="TableHeading"/>
-              <w:suppressLineNumbers/>
-              <w:shd w:fill="1F3A5F" w:val="clear"/>
-              <w:bidi w:val="0"/>
-              <w:spacing w:before="0" w:after="283"/>
-              <w:jc w:val="center"/>
-              <w:rPr/>
-            </w:pPr>
-            <w:r>
-              <w:rPr/>
+              <w:bidi w:val="0"/>
+              <w:spacing w:before="0" w:after="283"/>
+              <w:jc w:val="left"/>
+              <w:rPr>
+                <w:color w:val="FFFFFF"/>
+              </w:rPr>
+            </w:pPr>
+            <w:r>
+              <w:rPr>
+                <w:color w:val="FFFFFF"/>
+              </w:rPr>
               <w:t>Requirement of this procedure</w:t>
             </w:r>
           </w:p>
@@ -7024,43 +8148,59 @@
         <w:tc>
           <w:tcPr>
             <w:tcW w:w="1998" w:type="dxa"/>
-            <w:tcBorders/>
+            <w:tcBorders>
+              <w:top w:val="single" w:sz="6" w:space="0" w:color="BFC7D5"/>
+              <w:left w:val="single" w:sz="2" w:space="0" w:color="BFC7D5"/>
+              <w:bottom w:val="single" w:sz="2" w:space="0" w:color="BFC7D5"/>
+              <w:right w:val="single" w:sz="6" w:space="0" w:color="BFC7D5"/>
+            </w:tcBorders>
+            <w:shd w:fill="1F3A5F" w:val="clear"/>
             <w:vAlign w:val="center"/>
           </w:tcPr>
           <w:p>
             <w:pPr>
               <w:pStyle w:val="TableHeading"/>
-              <w:suppressLineNumbers/>
-              <w:shd w:fill="1F3A5F" w:val="clear"/>
-              <w:bidi w:val="0"/>
-              <w:spacing w:before="0" w:after="283"/>
-              <w:jc w:val="center"/>
-              <w:rPr/>
-            </w:pPr>
-            <w:r>
-              <w:rPr/>
+              <w:bidi w:val="0"/>
+              <w:spacing w:before="0" w:after="283"/>
+              <w:jc w:val="left"/>
+              <w:rPr>
+                <w:color w:val="FFFFFF"/>
+              </w:rPr>
+            </w:pPr>
+            <w:r>
+              <w:rPr>
+                <w:color w:val="FFFFFF"/>
+              </w:rPr>
               <w:t>Present state</w:t>
             </w:r>
           </w:p>
         </w:tc>
         <w:tc>
           <w:tcPr>
-            <w:tcW w:w="1383" w:type="dxa"/>
-            <w:tcBorders/>
+            <w:tcW w:w="1393" w:type="dxa"/>
+            <w:tcBorders>
+              <w:top w:val="single" w:sz="6" w:space="0" w:color="BFC7D5"/>
+              <w:left w:val="single" w:sz="2" w:space="0" w:color="BFC7D5"/>
+              <w:bottom w:val="single" w:sz="2" w:space="0" w:color="BFC7D5"/>
+              <w:right w:val="single" w:sz="6" w:space="0" w:color="BFC7D5"/>
+            </w:tcBorders>
+            <w:shd w:fill="1F3A5F" w:val="clear"/>
             <w:vAlign w:val="center"/>
           </w:tcPr>
           <w:p>
             <w:pPr>
               <w:pStyle w:val="TableHeading"/>
-              <w:suppressLineNumbers/>
-              <w:shd w:fill="1F3A5F" w:val="clear"/>
-              <w:bidi w:val="0"/>
-              <w:spacing w:before="0" w:after="283"/>
-              <w:jc w:val="center"/>
-              <w:rPr/>
-            </w:pPr>
-            <w:r>
-              <w:rPr/>
+              <w:bidi w:val="0"/>
+              <w:spacing w:before="0" w:after="283"/>
+              <w:jc w:val="left"/>
+              <w:rPr>
+                <w:color w:val="FFFFFF"/>
+              </w:rPr>
+            </w:pPr>
+            <w:r>
+              <w:rPr>
+                <w:color w:val="FFFFFF"/>
+              </w:rPr>
               <w:t>Gap</w:t>
             </w:r>
           </w:p>
@@ -7070,8 +8210,12 @@
         <w:trPr/>
         <w:tc>
           <w:tcPr>
-            <w:tcW w:w="303" w:type="dxa"/>
-            <w:tcBorders/>
+            <w:tcW w:w="336" w:type="dxa"/>
+            <w:tcBorders>
+              <w:left w:val="single" w:sz="6" w:space="0" w:color="BFC7D5"/>
+              <w:bottom w:val="single" w:sz="2" w:space="0" w:color="BFC7D5"/>
+              <w:right w:val="single" w:sz="6" w:space="0" w:color="BFC7D5"/>
+            </w:tcBorders>
             <w:vAlign w:val="center"/>
           </w:tcPr>
           <w:p>
@@ -7090,8 +8234,12 @@
         </w:tc>
         <w:tc>
           <w:tcPr>
-            <w:tcW w:w="1659" w:type="dxa"/>
-            <w:tcBorders/>
+            <w:tcW w:w="1690" w:type="dxa"/>
+            <w:tcBorders>
+              <w:left w:val="single" w:sz="2" w:space="0" w:color="BFC7D5"/>
+              <w:bottom w:val="single" w:sz="2" w:space="0" w:color="BFC7D5"/>
+              <w:right w:val="single" w:sz="6" w:space="0" w:color="BFC7D5"/>
+            </w:tcBorders>
             <w:vAlign w:val="center"/>
           </w:tcPr>
           <w:p>
@@ -7111,37 +8259,65 @@
         <w:tc>
           <w:tcPr>
             <w:tcW w:w="1998" w:type="dxa"/>
-            <w:tcBorders/>
-            <w:vAlign w:val="center"/>
-          </w:tcPr>
-          <w:p>
-            <w:pPr>
-              <w:pStyle w:val="TableContents"/>
-              <w:bidi w:val="0"/>
-              <w:spacing w:before="0" w:after="283"/>
-              <w:jc w:val="left"/>
-              <w:rPr/>
-            </w:pPr>
-            <w:r>
-              <w:rPr/>
-              <w:t xml:space="preserve">No git tags, no changelog, no </w:t>
+            <w:tcBorders>
+              <w:left w:val="single" w:sz="2" w:space="0" w:color="BFC7D5"/>
+              <w:bottom w:val="single" w:sz="2" w:space="0" w:color="BFC7D5"/>
+              <w:right w:val="single" w:sz="6" w:space="0" w:color="BFC7D5"/>
+            </w:tcBorders>
+            <w:vAlign w:val="center"/>
+          </w:tcPr>
+          <w:p>
+            <w:pPr>
+              <w:pStyle w:val="TableContents"/>
+              <w:bidi w:val="0"/>
+              <w:spacing w:before="0" w:after="283"/>
+              <w:jc w:val="left"/>
+              <w:rPr/>
+            </w:pPr>
+            <w:r>
+              <w:rPr/>
+              <w:t xml:space="preserve">Tags </w:t>
             </w:r>
             <w:r>
               <w:rPr>
                 <w:rStyle w:val="SourceText"/>
               </w:rPr>
-              <w:t>__version__</w:t>
-            </w:r>
-            <w:r>
-              <w:rPr/>
-              <w:t>, untagged service images, no build-identifier endpoint</w:t>
-            </w:r>
-          </w:p>
-        </w:tc>
-        <w:tc>
-          <w:tcPr>
-            <w:tcW w:w="1383" w:type="dxa"/>
-            <w:tcBorders/>
+              <w:t>v1.4.0</w:t>
+            </w:r>
+            <w:r>
+              <w:rPr/>
+              <w:t xml:space="preserve">, </w:t>
+            </w:r>
+            <w:r>
+              <w:rPr>
+                <w:rStyle w:val="SourceText"/>
+              </w:rPr>
+              <w:t>v1.4.1</w:t>
+            </w:r>
+            <w:r>
+              <w:rPr/>
+              <w:t xml:space="preserve">; </w:t>
+            </w:r>
+            <w:r>
+              <w:rPr>
+                <w:rStyle w:val="SourceText"/>
+              </w:rPr>
+              <w:t>CHANGELOG.md</w:t>
+            </w:r>
+            <w:r>
+              <w:rPr/>
+              <w:t>; build identity baked into images and reported at runtime (§7)</w:t>
+            </w:r>
+          </w:p>
+        </w:tc>
+        <w:tc>
+          <w:tcPr>
+            <w:tcW w:w="1393" w:type="dxa"/>
+            <w:tcBorders>
+              <w:left w:val="single" w:sz="2" w:space="0" w:color="BFC7D5"/>
+              <w:bottom w:val="single" w:sz="2" w:space="0" w:color="BFC7D5"/>
+              <w:right w:val="single" w:sz="6" w:space="0" w:color="BFC7D5"/>
+            </w:tcBorders>
             <w:vAlign w:val="center"/>
           </w:tcPr>
           <w:p>
@@ -7156,11 +8332,7 @@
               <w:rPr>
                 <w:rStyle w:val="Strong"/>
               </w:rPr>
-              <w:t>Open.</w:t>
-            </w:r>
-            <w:r>
-              <w:rPr/>
-              <w:t xml:space="preserve"> §7. Nothing in the scheme exists</w:t>
+              <w:t>Closed 2026-10-06</w:t>
             </w:r>
           </w:p>
         </w:tc>
@@ -7169,8 +8341,12 @@
         <w:trPr/>
         <w:tc>
           <w:tcPr>
-            <w:tcW w:w="303" w:type="dxa"/>
-            <w:tcBorders/>
+            <w:tcW w:w="336" w:type="dxa"/>
+            <w:tcBorders>
+              <w:left w:val="single" w:sz="6" w:space="0" w:color="BFC7D5"/>
+              <w:bottom w:val="single" w:sz="2" w:space="0" w:color="BFC7D5"/>
+              <w:right w:val="single" w:sz="6" w:space="0" w:color="BFC7D5"/>
+            </w:tcBorders>
             <w:vAlign w:val="center"/>
           </w:tcPr>
           <w:p>
@@ -7189,8 +8365,12 @@
         </w:tc>
         <w:tc>
           <w:tcPr>
-            <w:tcW w:w="1659" w:type="dxa"/>
-            <w:tcBorders/>
+            <w:tcW w:w="1690" w:type="dxa"/>
+            <w:tcBorders>
+              <w:left w:val="single" w:sz="2" w:space="0" w:color="BFC7D5"/>
+              <w:bottom w:val="single" w:sz="2" w:space="0" w:color="BFC7D5"/>
+              <w:right w:val="single" w:sz="6" w:space="0" w:color="BFC7D5"/>
+            </w:tcBorders>
             <w:vAlign w:val="center"/>
           </w:tcPr>
           <w:p>
@@ -7210,37 +8390,41 @@
         <w:tc>
           <w:tcPr>
             <w:tcW w:w="1998" w:type="dxa"/>
-            <w:tcBorders/>
-            <w:vAlign w:val="center"/>
-          </w:tcPr>
-          <w:p>
-            <w:pPr>
-              <w:pStyle w:val="TableContents"/>
-              <w:bidi w:val="0"/>
-              <w:spacing w:before="0" w:after="283"/>
-              <w:jc w:val="left"/>
-              <w:rPr/>
-            </w:pPr>
-            <w:r>
-              <w:rPr/>
-              <w:t xml:space="preserve">No deployment register; </w:t>
-            </w:r>
+            <w:tcBorders>
+              <w:left w:val="single" w:sz="2" w:space="0" w:color="BFC7D5"/>
+              <w:bottom w:val="single" w:sz="2" w:space="0" w:color="BFC7D5"/>
+              <w:right w:val="single" w:sz="6" w:space="0" w:color="BFC7D5"/>
+            </w:tcBorders>
+            <w:vAlign w:val="center"/>
+          </w:tcPr>
+          <w:p>
+            <w:pPr>
+              <w:pStyle w:val="TableContents"/>
+              <w:bidi w:val="0"/>
+              <w:spacing w:before="0" w:after="283"/>
+              <w:jc w:val="left"/>
+              <w:rPr/>
+            </w:pPr>
             <w:r>
               <w:rPr>
                 <w:rStyle w:val="SourceText"/>
               </w:rPr>
-              <w:t>docs/qms/registers/</w:t>
-            </w:r>
-            <w:r>
-              <w:rPr/>
-              <w:t xml:space="preserve"> is empty</w:t>
-            </w:r>
-          </w:p>
-        </w:tc>
-        <w:tc>
-          <w:tcPr>
-            <w:tcW w:w="1383" w:type="dxa"/>
-            <w:tcBorders/>
+              <w:t>REG-08</w:t>
+            </w:r>
+            <w:r>
+              <w:rPr/>
+              <w:t xml:space="preserve"> records each deployment with release, SHA and image tags</w:t>
+            </w:r>
+          </w:p>
+        </w:tc>
+        <w:tc>
+          <w:tcPr>
+            <w:tcW w:w="1393" w:type="dxa"/>
+            <w:tcBorders>
+              <w:left w:val="single" w:sz="2" w:space="0" w:color="BFC7D5"/>
+              <w:bottom w:val="single" w:sz="2" w:space="0" w:color="BFC7D5"/>
+              <w:right w:val="single" w:sz="6" w:space="0" w:color="BFC7D5"/>
+            </w:tcBorders>
             <w:vAlign w:val="center"/>
           </w:tcPr>
           <w:p>
@@ -7255,7 +8439,11 @@
               <w:rPr>
                 <w:rStyle w:val="Strong"/>
               </w:rPr>
-              <w:t>Open</w:t>
+              <w:t>Closed 2026-10-06</w:t>
+            </w:r>
+            <w:r>
+              <w:rPr/>
+              <w:t xml:space="preserve"> for the reference instance; no customer installation yet</w:t>
             </w:r>
           </w:p>
         </w:tc>
@@ -7264,8 +8452,12 @@
         <w:trPr/>
         <w:tc>
           <w:tcPr>
-            <w:tcW w:w="303" w:type="dxa"/>
-            <w:tcBorders/>
+            <w:tcW w:w="336" w:type="dxa"/>
+            <w:tcBorders>
+              <w:left w:val="single" w:sz="6" w:space="0" w:color="BFC7D5"/>
+              <w:bottom w:val="single" w:sz="2" w:space="0" w:color="BFC7D5"/>
+              <w:right w:val="single" w:sz="6" w:space="0" w:color="BFC7D5"/>
+            </w:tcBorders>
             <w:vAlign w:val="center"/>
           </w:tcPr>
           <w:p>
@@ -7284,8 +8476,12 @@
         </w:tc>
         <w:tc>
           <w:tcPr>
-            <w:tcW w:w="1659" w:type="dxa"/>
-            <w:tcBorders/>
+            <w:tcW w:w="1690" w:type="dxa"/>
+            <w:tcBorders>
+              <w:left w:val="single" w:sz="2" w:space="0" w:color="BFC7D5"/>
+              <w:bottom w:val="single" w:sz="2" w:space="0" w:color="BFC7D5"/>
+              <w:right w:val="single" w:sz="6" w:space="0" w:color="BFC7D5"/>
+            </w:tcBorders>
             <w:vAlign w:val="center"/>
           </w:tcPr>
           <w:p>
@@ -7305,7 +8501,11 @@
         <w:tc>
           <w:tcPr>
             <w:tcW w:w="1998" w:type="dxa"/>
-            <w:tcBorders/>
+            <w:tcBorders>
+              <w:left w:val="single" w:sz="2" w:space="0" w:color="BFC7D5"/>
+              <w:bottom w:val="single" w:sz="2" w:space="0" w:color="BFC7D5"/>
+              <w:right w:val="single" w:sz="6" w:space="0" w:color="BFC7D5"/>
+            </w:tcBorders>
             <w:vAlign w:val="center"/>
           </w:tcPr>
           <w:p>
@@ -7324,24 +8524,28 @@
             </w:r>
             <w:r>
               <w:rPr/>
-              <w:t xml:space="preserve"> does not exist; only </w:t>
+              <w:t xml:space="preserve"> exists and is in use (</w:t>
             </w:r>
             <w:r>
               <w:rPr>
                 <w:rStyle w:val="SourceText"/>
               </w:rPr>
-              <w:t>FRM-00</w:t>
-            </w:r>
-            <w:r>
-              <w:rPr/>
-              <w:t xml:space="preserve"> is present</w:t>
-            </w:r>
-          </w:p>
-        </w:tc>
-        <w:tc>
-          <w:tcPr>
-            <w:tcW w:w="1383" w:type="dxa"/>
-            <w:tcBorders/>
+              <w:t>records/releases/</w:t>
+            </w:r>
+            <w:r>
+              <w:rPr/>
+              <w:t>)</w:t>
+            </w:r>
+          </w:p>
+        </w:tc>
+        <w:tc>
+          <w:tcPr>
+            <w:tcW w:w="1393" w:type="dxa"/>
+            <w:tcBorders>
+              <w:left w:val="single" w:sz="2" w:space="0" w:color="BFC7D5"/>
+              <w:bottom w:val="single" w:sz="2" w:space="0" w:color="BFC7D5"/>
+              <w:right w:val="single" w:sz="6" w:space="0" w:color="BFC7D5"/>
+            </w:tcBorders>
             <w:vAlign w:val="center"/>
           </w:tcPr>
           <w:p>
@@ -7356,11 +8560,7 @@
               <w:rPr>
                 <w:rStyle w:val="Strong"/>
               </w:rPr>
-              <w:t>Open.</w:t>
-            </w:r>
-            <w:r>
-              <w:rPr/>
-              <w:t xml:space="preserve"> Form to be created</w:t>
+              <w:t>Closed</w:t>
             </w:r>
           </w:p>
         </w:tc>
@@ -7369,8 +8569,12 @@
         <w:trPr/>
         <w:tc>
           <w:tcPr>
-            <w:tcW w:w="303" w:type="dxa"/>
-            <w:tcBorders/>
+            <w:tcW w:w="336" w:type="dxa"/>
+            <w:tcBorders>
+              <w:left w:val="single" w:sz="6" w:space="0" w:color="BFC7D5"/>
+              <w:bottom w:val="single" w:sz="2" w:space="0" w:color="BFC7D5"/>
+              <w:right w:val="single" w:sz="6" w:space="0" w:color="BFC7D5"/>
+            </w:tcBorders>
             <w:vAlign w:val="center"/>
           </w:tcPr>
           <w:p>
@@ -7389,8 +8593,12 @@
         </w:tc>
         <w:tc>
           <w:tcPr>
-            <w:tcW w:w="1659" w:type="dxa"/>
-            <w:tcBorders/>
+            <w:tcW w:w="1690" w:type="dxa"/>
+            <w:tcBorders>
+              <w:left w:val="single" w:sz="2" w:space="0" w:color="BFC7D5"/>
+              <w:bottom w:val="single" w:sz="2" w:space="0" w:color="BFC7D5"/>
+              <w:right w:val="single" w:sz="6" w:space="0" w:color="BFC7D5"/>
+            </w:tcBorders>
             <w:vAlign w:val="center"/>
           </w:tcPr>
           <w:p>
@@ -7410,7 +8618,11 @@
         <w:tc>
           <w:tcPr>
             <w:tcW w:w="1998" w:type="dxa"/>
-            <w:tcBorders/>
+            <w:tcBorders>
+              <w:left w:val="single" w:sz="2" w:space="0" w:color="BFC7D5"/>
+              <w:bottom w:val="single" w:sz="2" w:space="0" w:color="BFC7D5"/>
+              <w:right w:val="single" w:sz="6" w:space="0" w:color="BFC7D5"/>
+            </w:tcBorders>
             <w:vAlign w:val="center"/>
           </w:tcPr>
           <w:p>
@@ -7451,8 +8663,12 @@
         </w:tc>
         <w:tc>
           <w:tcPr>
-            <w:tcW w:w="1383" w:type="dxa"/>
-            <w:tcBorders/>
+            <w:tcW w:w="1393" w:type="dxa"/>
+            <w:tcBorders>
+              <w:left w:val="single" w:sz="2" w:space="0" w:color="BFC7D5"/>
+              <w:bottom w:val="single" w:sz="2" w:space="0" w:color="BFC7D5"/>
+              <w:right w:val="single" w:sz="6" w:space="0" w:color="BFC7D5"/>
+            </w:tcBorders>
             <w:vAlign w:val="center"/>
           </w:tcPr>
           <w:p>
@@ -7476,8 +8692,12 @@
         <w:trPr/>
         <w:tc>
           <w:tcPr>
-            <w:tcW w:w="303" w:type="dxa"/>
-            <w:tcBorders/>
+            <w:tcW w:w="336" w:type="dxa"/>
+            <w:tcBorders>
+              <w:left w:val="single" w:sz="6" w:space="0" w:color="BFC7D5"/>
+              <w:bottom w:val="single" w:sz="2" w:space="0" w:color="BFC7D5"/>
+              <w:right w:val="single" w:sz="6" w:space="0" w:color="BFC7D5"/>
+            </w:tcBorders>
             <w:vAlign w:val="center"/>
           </w:tcPr>
           <w:p>
@@ -7496,8 +8716,12 @@
         </w:tc>
         <w:tc>
           <w:tcPr>
-            <w:tcW w:w="1659" w:type="dxa"/>
-            <w:tcBorders/>
+            <w:tcW w:w="1690" w:type="dxa"/>
+            <w:tcBorders>
+              <w:left w:val="single" w:sz="2" w:space="0" w:color="BFC7D5"/>
+              <w:bottom w:val="single" w:sz="2" w:space="0" w:color="BFC7D5"/>
+              <w:right w:val="single" w:sz="6" w:space="0" w:color="BFC7D5"/>
+            </w:tcBorders>
             <w:vAlign w:val="center"/>
           </w:tcPr>
           <w:p>
@@ -7517,7 +8741,11 @@
         <w:tc>
           <w:tcPr>
             <w:tcW w:w="1998" w:type="dxa"/>
-            <w:tcBorders/>
+            <w:tcBorders>
+              <w:left w:val="single" w:sz="2" w:space="0" w:color="BFC7D5"/>
+              <w:bottom w:val="single" w:sz="2" w:space="0" w:color="BFC7D5"/>
+              <w:right w:val="single" w:sz="6" w:space="0" w:color="BFC7D5"/>
+            </w:tcBorders>
             <w:vAlign w:val="center"/>
           </w:tcPr>
           <w:p>
@@ -7546,8 +8774,12 @@
         </w:tc>
         <w:tc>
           <w:tcPr>
-            <w:tcW w:w="1383" w:type="dxa"/>
-            <w:tcBorders/>
+            <w:tcW w:w="1393" w:type="dxa"/>
+            <w:tcBorders>
+              <w:left w:val="single" w:sz="2" w:space="0" w:color="BFC7D5"/>
+              <w:bottom w:val="single" w:sz="2" w:space="0" w:color="BFC7D5"/>
+              <w:right w:val="single" w:sz="6" w:space="0" w:color="BFC7D5"/>
+            </w:tcBorders>
             <w:vAlign w:val="center"/>
           </w:tcPr>
           <w:p>
@@ -7575,8 +8807,12 @@
         <w:trPr/>
         <w:tc>
           <w:tcPr>
-            <w:tcW w:w="303" w:type="dxa"/>
-            <w:tcBorders/>
+            <w:tcW w:w="336" w:type="dxa"/>
+            <w:tcBorders>
+              <w:left w:val="single" w:sz="6" w:space="0" w:color="BFC7D5"/>
+              <w:bottom w:val="single" w:sz="2" w:space="0" w:color="BFC7D5"/>
+              <w:right w:val="single" w:sz="6" w:space="0" w:color="BFC7D5"/>
+            </w:tcBorders>
             <w:vAlign w:val="center"/>
           </w:tcPr>
           <w:p>
@@ -7595,8 +8831,12 @@
         </w:tc>
         <w:tc>
           <w:tcPr>
-            <w:tcW w:w="1659" w:type="dxa"/>
-            <w:tcBorders/>
+            <w:tcW w:w="1690" w:type="dxa"/>
+            <w:tcBorders>
+              <w:left w:val="single" w:sz="2" w:space="0" w:color="BFC7D5"/>
+              <w:bottom w:val="single" w:sz="2" w:space="0" w:color="BFC7D5"/>
+              <w:right w:val="single" w:sz="6" w:space="0" w:color="BFC7D5"/>
+            </w:tcBorders>
             <w:vAlign w:val="center"/>
           </w:tcPr>
           <w:p>
@@ -7616,27 +8856,35 @@
         <w:tc>
           <w:tcPr>
             <w:tcW w:w="1998" w:type="dxa"/>
-            <w:tcBorders/>
-            <w:vAlign w:val="center"/>
-          </w:tcPr>
-          <w:p>
-            <w:pPr>
-              <w:pStyle w:val="TableContents"/>
-              <w:bidi w:val="0"/>
-              <w:spacing w:before="0" w:after="283"/>
-              <w:jc w:val="left"/>
-              <w:rPr/>
-            </w:pPr>
-            <w:r>
-              <w:rPr/>
-              <w:t>Depends entirely on a previous bundle having been retained, because images are untagged and overwritten in place</w:t>
-            </w:r>
-          </w:p>
-        </w:tc>
-        <w:tc>
-          <w:tcPr>
-            <w:tcW w:w="1383" w:type="dxa"/>
-            <w:tcBorders/>
+            <w:tcBorders>
+              <w:left w:val="single" w:sz="2" w:space="0" w:color="BFC7D5"/>
+              <w:bottom w:val="single" w:sz="2" w:space="0" w:color="BFC7D5"/>
+              <w:right w:val="single" w:sz="6" w:space="0" w:color="BFC7D5"/>
+            </w:tcBorders>
+            <w:vAlign w:val="center"/>
+          </w:tcPr>
+          <w:p>
+            <w:pPr>
+              <w:pStyle w:val="TableContents"/>
+              <w:bidi w:val="0"/>
+              <w:spacing w:before="0" w:after="283"/>
+              <w:jc w:val="left"/>
+              <w:rPr/>
+            </w:pPr>
+            <w:r>
+              <w:rPr/>
+              <w:t>Released images are version-tagged and the previous release keeps a rollback tag (v1.4.1 record §8); rollback not yet rehearsed</w:t>
+            </w:r>
+          </w:p>
+        </w:tc>
+        <w:tc>
+          <w:tcPr>
+            <w:tcW w:w="1393" w:type="dxa"/>
+            <w:tcBorders>
+              <w:left w:val="single" w:sz="2" w:space="0" w:color="BFC7D5"/>
+              <w:bottom w:val="single" w:sz="2" w:space="0" w:color="BFC7D5"/>
+              <w:right w:val="single" w:sz="6" w:space="0" w:color="BFC7D5"/>
+            </w:tcBorders>
             <w:vAlign w:val="center"/>
           </w:tcPr>
           <w:p>
@@ -7651,11 +8899,11 @@
               <w:rPr>
                 <w:rStyle w:val="Strong"/>
               </w:rPr>
-              <w:t>Open and partly mitigated</w:t>
-            </w:r>
-            <w:r>
-              <w:rPr/>
-              <w:t xml:space="preserve"> by the mandatory retention rule in §12</w:t>
+              <w:t>Partly closed.</w:t>
+            </w:r>
+            <w:r>
+              <w:rPr/>
+              <w:t xml:space="preserve"> Rollback test outstanding</w:t>
             </w:r>
           </w:p>
         </w:tc>
@@ -7664,8 +8912,12 @@
         <w:trPr/>
         <w:tc>
           <w:tcPr>
-            <w:tcW w:w="303" w:type="dxa"/>
-            <w:tcBorders/>
+            <w:tcW w:w="336" w:type="dxa"/>
+            <w:tcBorders>
+              <w:left w:val="single" w:sz="6" w:space="0" w:color="BFC7D5"/>
+              <w:bottom w:val="single" w:sz="2" w:space="0" w:color="BFC7D5"/>
+              <w:right w:val="single" w:sz="6" w:space="0" w:color="BFC7D5"/>
+            </w:tcBorders>
             <w:vAlign w:val="center"/>
           </w:tcPr>
           <w:p>
@@ -7684,8 +8936,12 @@
         </w:tc>
         <w:tc>
           <w:tcPr>
-            <w:tcW w:w="1659" w:type="dxa"/>
-            <w:tcBorders/>
+            <w:tcW w:w="1690" w:type="dxa"/>
+            <w:tcBorders>
+              <w:left w:val="single" w:sz="2" w:space="0" w:color="BFC7D5"/>
+              <w:bottom w:val="single" w:sz="2" w:space="0" w:color="BFC7D5"/>
+              <w:right w:val="single" w:sz="6" w:space="0" w:color="BFC7D5"/>
+            </w:tcBorders>
             <w:vAlign w:val="center"/>
           </w:tcPr>
           <w:p>
@@ -7705,7 +8961,11 @@
         <w:tc>
           <w:tcPr>
             <w:tcW w:w="1998" w:type="dxa"/>
-            <w:tcBorders/>
+            <w:tcBorders>
+              <w:left w:val="single" w:sz="2" w:space="0" w:color="BFC7D5"/>
+              <w:bottom w:val="single" w:sz="2" w:space="0" w:color="BFC7D5"/>
+              <w:right w:val="single" w:sz="6" w:space="0" w:color="BFC7D5"/>
+            </w:tcBorders>
             <w:vAlign w:val="center"/>
           </w:tcPr>
           <w:p>
@@ -7750,8 +9010,12 @@
         </w:tc>
         <w:tc>
           <w:tcPr>
-            <w:tcW w:w="1383" w:type="dxa"/>
-            <w:tcBorders/>
+            <w:tcW w:w="1393" w:type="dxa"/>
+            <w:tcBorders>
+              <w:left w:val="single" w:sz="2" w:space="0" w:color="BFC7D5"/>
+              <w:bottom w:val="single" w:sz="2" w:space="0" w:color="BFC7D5"/>
+              <w:right w:val="single" w:sz="6" w:space="0" w:color="BFC7D5"/>
+            </w:tcBorders>
             <w:vAlign w:val="center"/>
           </w:tcPr>
           <w:p>
@@ -7775,8 +9039,12 @@
         <w:trPr/>
         <w:tc>
           <w:tcPr>
-            <w:tcW w:w="303" w:type="dxa"/>
-            <w:tcBorders/>
+            <w:tcW w:w="336" w:type="dxa"/>
+            <w:tcBorders>
+              <w:left w:val="single" w:sz="6" w:space="0" w:color="BFC7D5"/>
+              <w:bottom w:val="single" w:sz="2" w:space="0" w:color="BFC7D5"/>
+              <w:right w:val="single" w:sz="6" w:space="0" w:color="BFC7D5"/>
+            </w:tcBorders>
             <w:vAlign w:val="center"/>
           </w:tcPr>
           <w:p>
@@ -7795,8 +9063,12 @@
         </w:tc>
         <w:tc>
           <w:tcPr>
-            <w:tcW w:w="1659" w:type="dxa"/>
-            <w:tcBorders/>
+            <w:tcW w:w="1690" w:type="dxa"/>
+            <w:tcBorders>
+              <w:left w:val="single" w:sz="2" w:space="0" w:color="BFC7D5"/>
+              <w:bottom w:val="single" w:sz="2" w:space="0" w:color="BFC7D5"/>
+              <w:right w:val="single" w:sz="6" w:space="0" w:color="BFC7D5"/>
+            </w:tcBorders>
             <w:vAlign w:val="center"/>
           </w:tcPr>
           <w:p>
@@ -7816,27 +9088,35 @@
         <w:tc>
           <w:tcPr>
             <w:tcW w:w="1998" w:type="dxa"/>
-            <w:tcBorders/>
-            <w:vAlign w:val="center"/>
-          </w:tcPr>
-          <w:p>
-            <w:pPr>
-              <w:pStyle w:val="TableContents"/>
-              <w:bidi w:val="0"/>
-              <w:spacing w:before="0" w:after="283"/>
-              <w:jc w:val="left"/>
-              <w:rPr/>
-            </w:pPr>
-            <w:r>
-              <w:rPr/>
-              <w:t>No release has been recorded under this procedure; no prior release records exist</w:t>
-            </w:r>
-          </w:p>
-        </w:tc>
-        <w:tc>
-          <w:tcPr>
-            <w:tcW w:w="1383" w:type="dxa"/>
-            <w:tcBorders/>
+            <w:tcBorders>
+              <w:left w:val="single" w:sz="2" w:space="0" w:color="BFC7D5"/>
+              <w:bottom w:val="single" w:sz="2" w:space="0" w:color="BFC7D5"/>
+              <w:right w:val="single" w:sz="6" w:space="0" w:color="BFC7D5"/>
+            </w:tcBorders>
+            <w:vAlign w:val="center"/>
+          </w:tcPr>
+          <w:p>
+            <w:pPr>
+              <w:pStyle w:val="TableContents"/>
+              <w:bidi w:val="0"/>
+              <w:spacing w:before="0" w:after="283"/>
+              <w:jc w:val="left"/>
+              <w:rPr/>
+            </w:pPr>
+            <w:r>
+              <w:rPr/>
+              <w:t>v1.4.0 and v1.4.1 authorised by the Managing Director on 2026-10-07, after deployment (deviation recorded in each release record)</w:t>
+            </w:r>
+          </w:p>
+        </w:tc>
+        <w:tc>
+          <w:tcPr>
+            <w:tcW w:w="1393" w:type="dxa"/>
+            <w:tcBorders>
+              <w:left w:val="single" w:sz="2" w:space="0" w:color="BFC7D5"/>
+              <w:bottom w:val="single" w:sz="2" w:space="0" w:color="BFC7D5"/>
+              <w:right w:val="single" w:sz="6" w:space="0" w:color="BFC7D5"/>
+            </w:tcBorders>
             <w:vAlign w:val="center"/>
           </w:tcPr>
           <w:p>
@@ -7851,11 +9131,11 @@
               <w:rPr>
                 <w:rStyle w:val="Strong"/>
               </w:rPr>
-              <w:t>Open.</w:t>
-            </w:r>
-            <w:r>
-              <w:rPr/>
-              <w:t xml:space="preserve"> Applies from approval</w:t>
+              <w:t>Closed</w:t>
+            </w:r>
+            <w:r>
+              <w:rPr/>
+              <w:t xml:space="preserve"> — authorise before deployment from the next release</w:t>
             </w:r>
           </w:p>
         </w:tc>
@@ -7864,8 +9144,12 @@
         <w:trPr/>
         <w:tc>
           <w:tcPr>
-            <w:tcW w:w="303" w:type="dxa"/>
-            <w:tcBorders/>
+            <w:tcW w:w="336" w:type="dxa"/>
+            <w:tcBorders>
+              <w:left w:val="single" w:sz="6" w:space="0" w:color="BFC7D5"/>
+              <w:bottom w:val="single" w:sz="6" w:space="0" w:color="BFC7D5"/>
+              <w:right w:val="single" w:sz="6" w:space="0" w:color="BFC7D5"/>
+            </w:tcBorders>
             <w:vAlign w:val="center"/>
           </w:tcPr>
           <w:p>
@@ -7884,8 +9168,12 @@
         </w:tc>
         <w:tc>
           <w:tcPr>
-            <w:tcW w:w="1659" w:type="dxa"/>
-            <w:tcBorders/>
+            <w:tcW w:w="1690" w:type="dxa"/>
+            <w:tcBorders>
+              <w:left w:val="single" w:sz="2" w:space="0" w:color="BFC7D5"/>
+              <w:bottom w:val="single" w:sz="6" w:space="0" w:color="BFC7D5"/>
+              <w:right w:val="single" w:sz="6" w:space="0" w:color="BFC7D5"/>
+            </w:tcBorders>
             <w:vAlign w:val="center"/>
           </w:tcPr>
           <w:p>
@@ -7905,7 +9193,11 @@
         <w:tc>
           <w:tcPr>
             <w:tcW w:w="1998" w:type="dxa"/>
-            <w:tcBorders/>
+            <w:tcBorders>
+              <w:left w:val="single" w:sz="2" w:space="0" w:color="BFC7D5"/>
+              <w:bottom w:val="single" w:sz="6" w:space="0" w:color="BFC7D5"/>
+              <w:right w:val="single" w:sz="6" w:space="0" w:color="BFC7D5"/>
+            </w:tcBorders>
             <w:vAlign w:val="center"/>
           </w:tcPr>
           <w:p>
@@ -7924,8 +9216,12 @@
         </w:tc>
         <w:tc>
           <w:tcPr>
-            <w:tcW w:w="1383" w:type="dxa"/>
-            <w:tcBorders/>
+            <w:tcW w:w="1393" w:type="dxa"/>
+            <w:tcBorders>
+              <w:left w:val="single" w:sz="2" w:space="0" w:color="BFC7D5"/>
+              <w:bottom w:val="single" w:sz="6" w:space="0" w:color="BFC7D5"/>
+              <w:right w:val="single" w:sz="6" w:space="0" w:color="BFC7D5"/>
+            </w:tcBorders>
             <w:vAlign w:val="center"/>
           </w:tcPr>
           <w:p>

--- a/docs/qms/evidence-2026/QMS_Word/procedures__SOP-08_Release_and_Deployment.docx
+++ b/docs/qms/evidence-2026/QMS_Word/procedures__SOP-08_Release_and_Deployment.docx
@@ -3522,7 +3522,27 @@
       </w:r>
       <w:r>
         <w:rPr/>
-        <w:t xml:space="preserve">, which also regenerates </w:t>
+        <w:t xml:space="preserve">; the earlier two-month increments are identified as retrospective baselines </w:t>
+      </w:r>
+      <w:r>
+        <w:rPr>
+          <w:rStyle w:val="SourceText"/>
+        </w:rPr>
+        <w:t>v1.0.0</w:t>
+      </w:r>
+      <w:r>
+        <w:rPr/>
+        <w:t>–</w:t>
+      </w:r>
+      <w:r>
+        <w:rPr>
+          <w:rStyle w:val="SourceText"/>
+        </w:rPr>
+        <w:t>v1.3.0</w:t>
+      </w:r>
+      <w:r>
+        <w:rPr/>
+        <w:t xml:space="preserve"> (REG-08 §2a, tagged 2026-10-12). The script also regenerates </w:t>
       </w:r>
       <w:r>
         <w:rPr>
